--- a/pages/docs/BCs_MapHub_Public_Content_Publication.docx
+++ b/pages/docs/BCs_MapHub_Public_Content_Publication.docx
@@ -806,7 +806,27 @@
                   <w:sz w:val="18"/>
                   <w:szCs w:val="18"/>
                 </w:rPr>
-                <w:t>Data Management Policy</w:t>
+                <w:t>Data Man</w:t>
+              </w:r>
+              <w:r>
+                <w:rPr>
+                  <w:rStyle w:val="Hyperlink"/>
+                  <w:rFonts w:ascii="BC Sans" w:hAnsi="BC Sans" w:cstheme="minorHAnsi"/>
+                  <w:bCs/>
+                  <w:sz w:val="18"/>
+                  <w:szCs w:val="18"/>
+                </w:rPr>
+                <w:t>a</w:t>
+              </w:r>
+              <w:r>
+                <w:rPr>
+                  <w:rStyle w:val="Hyperlink"/>
+                  <w:rFonts w:ascii="BC Sans" w:hAnsi="BC Sans" w:cstheme="minorHAnsi"/>
+                  <w:bCs/>
+                  <w:sz w:val="18"/>
+                  <w:szCs w:val="18"/>
+                </w:rPr>
+                <w:t>gement Policy</w:t>
               </w:r>
             </w:hyperlink>
             <w:r>
@@ -1314,6 +1334,7 @@
                   <w14:uncheckedState w14:val="2610" w14:font="MS Gothic"/>
                 </w14:checkbox>
               </w:sdtPr>
+              <w:sdtEndPr/>
               <w:sdtContent>
                 <w:r>
                   <w:rPr>
@@ -1422,6 +1443,7 @@
                   <w14:uncheckedState w14:val="2610" w14:font="MS Gothic"/>
                 </w14:checkbox>
               </w:sdtPr>
+              <w:sdtEndPr/>
               <w:sdtContent>
                 <w:r>
                   <w:rPr>
@@ -1508,6 +1530,7 @@
                   <w14:uncheckedState w14:val="2610" w14:font="MS Gothic"/>
                 </w14:checkbox>
               </w:sdtPr>
+              <w:sdtEndPr/>
               <w:sdtContent>
                 <w:r>
                   <w:rPr>
@@ -1800,6 +1823,7 @@
                   <w14:uncheckedState w14:val="2610" w14:font="MS Gothic"/>
                 </w14:checkbox>
               </w:sdtPr>
+              <w:sdtEndPr/>
               <w:sdtContent>
                 <w:r>
                   <w:rPr>
@@ -1927,6 +1951,7 @@
                   <w14:uncheckedState w14:val="2610" w14:font="MS Gothic"/>
                 </w14:checkbox>
               </w:sdtPr>
+              <w:sdtEndPr/>
               <w:sdtContent>
                 <w:r>
                   <w:rPr>
@@ -2110,6 +2135,7 @@
                   <w14:uncheckedState w14:val="2610" w14:font="MS Gothic"/>
                 </w14:checkbox>
               </w:sdtPr>
+              <w:sdtEndPr/>
               <w:sdtContent>
                 <w:r>
                   <w:rPr>
@@ -2258,6 +2284,7 @@
                   <w14:uncheckedState w14:val="2610" w14:font="MS Gothic"/>
                 </w14:checkbox>
               </w:sdtPr>
+              <w:sdtEndPr/>
               <w:sdtContent>
                 <w:r>
                   <w:rPr>
@@ -2284,31 +2311,20 @@
         </w:rPr>
       </w:pPr>
     </w:p>
-    <w:p>
-      <w:pPr>
-        <w:rPr>
-          <w:rFonts w:ascii="BC Sans" w:hAnsi="BC Sans" w:cstheme="minorHAnsi"/>
-          <w:b/>
-          <w:color w:val="000000" w:themeColor="text1"/>
-          <w:sz w:val="18"/>
-          <w:szCs w:val="18"/>
-        </w:rPr>
-      </w:pPr>
-    </w:p>
     <w:tbl>
       <w:tblPr>
         <w:tblStyle w:val="TableGrid"/>
-        <w:tblW w:w="4991" w:type="pct"/>
+        <w:tblW w:w="5000" w:type="pct"/>
         <w:tblLook w:val="04A0" w:firstRow="1" w:lastRow="0" w:firstColumn="1" w:lastColumn="0" w:noHBand="0" w:noVBand="1"/>
       </w:tblPr>
       <w:tblGrid>
-        <w:gridCol w:w="2031"/>
-        <w:gridCol w:w="6575"/>
-        <w:gridCol w:w="2165"/>
+        <w:gridCol w:w="2035"/>
+        <w:gridCol w:w="6586"/>
+        <w:gridCol w:w="2169"/>
       </w:tblGrid>
       <w:tr>
         <w:trPr>
-          <w:trHeight w:val="377"/>
+          <w:trHeight w:val="396"/>
         </w:trPr>
         <w:tc>
           <w:tcPr>
@@ -2342,7 +2358,7 @@
       <w:tr>
         <w:trPr>
           <w:cantSplit/>
-          <w:trHeight w:val="663"/>
+          <w:trHeight w:val="696"/>
         </w:trPr>
         <w:tc>
           <w:tcPr>
@@ -2495,7 +2511,7 @@
       </w:tr>
       <w:tr>
         <w:trPr>
-          <w:trHeight w:val="378"/>
+          <w:trHeight w:val="397"/>
         </w:trPr>
         <w:tc>
           <w:tcPr>
@@ -2569,7 +2585,7 @@
       </w:tr>
       <w:tr>
         <w:trPr>
-          <w:trHeight w:val="378"/>
+          <w:trHeight w:val="397"/>
         </w:trPr>
         <w:tc>
           <w:tcPr>
@@ -2642,7 +2658,7 @@
       </w:tr>
       <w:tr>
         <w:trPr>
-          <w:trHeight w:val="378"/>
+          <w:trHeight w:val="397"/>
         </w:trPr>
         <w:tc>
           <w:tcPr>
@@ -2707,7 +2723,7 @@
       </w:tr>
       <w:tr>
         <w:trPr>
-          <w:trHeight w:val="378"/>
+          <w:trHeight w:val="397"/>
         </w:trPr>
         <w:tc>
           <w:tcPr>
@@ -2762,7 +2778,7 @@
       </w:tr>
       <w:tr>
         <w:trPr>
-          <w:trHeight w:val="378"/>
+          <w:trHeight w:val="397"/>
         </w:trPr>
         <w:tc>
           <w:tcPr>
@@ -2837,7 +2853,7 @@
       </w:tr>
       <w:tr>
         <w:trPr>
-          <w:trHeight w:val="378"/>
+          <w:trHeight w:val="397"/>
         </w:trPr>
         <w:tc>
           <w:tcPr>
@@ -2892,7 +2908,7 @@
       </w:tr>
       <w:tr>
         <w:trPr>
-          <w:trHeight w:val="378"/>
+          <w:trHeight w:val="397"/>
         </w:trPr>
         <w:tc>
           <w:tcPr>
@@ -2969,7 +2985,7 @@
       </w:tr>
       <w:tr>
         <w:trPr>
-          <w:trHeight w:val="378"/>
+          <w:trHeight w:val="397"/>
         </w:trPr>
         <w:tc>
           <w:tcPr>
@@ -3024,7 +3040,7 @@
       </w:tr>
       <w:tr>
         <w:trPr>
-          <w:trHeight w:val="378"/>
+          <w:trHeight w:val="397"/>
         </w:trPr>
         <w:tc>
           <w:tcPr>
@@ -3089,7 +3105,7 @@
       </w:tr>
       <w:tr>
         <w:trPr>
-          <w:trHeight w:val="378"/>
+          <w:trHeight w:val="397"/>
         </w:trPr>
         <w:tc>
           <w:tcPr>
@@ -3144,7 +3160,7 @@
       </w:tr>
       <w:tr>
         <w:trPr>
-          <w:trHeight w:val="378"/>
+          <w:trHeight w:val="397"/>
         </w:trPr>
         <w:tc>
           <w:tcPr>
@@ -3221,7 +3237,7 @@
       </w:tr>
       <w:tr>
         <w:trPr>
-          <w:trHeight w:val="378"/>
+          <w:trHeight w:val="397"/>
         </w:trPr>
         <w:tc>
           <w:tcPr>
@@ -3276,7 +3292,7 @@
       </w:tr>
       <w:tr>
         <w:trPr>
-          <w:trHeight w:val="378"/>
+          <w:trHeight w:val="397"/>
         </w:trPr>
         <w:tc>
           <w:tcPr>
@@ -3361,7 +3377,7 @@
       </w:tr>
       <w:tr>
         <w:trPr>
-          <w:trHeight w:val="378"/>
+          <w:trHeight w:val="397"/>
         </w:trPr>
         <w:tc>
           <w:tcPr>
@@ -3416,7 +3432,7 @@
       </w:tr>
       <w:tr>
         <w:trPr>
-          <w:trHeight w:val="378"/>
+          <w:trHeight w:val="397"/>
         </w:trPr>
         <w:tc>
           <w:tcPr>
@@ -3443,6 +3459,61 @@
               </w:rPr>
               <w:t>Survey123 Form</w:t>
             </w:r>
+          </w:p>
+        </w:tc>
+        <w:tc>
+          <w:tcPr>
+            <w:tcW w:w="3052" w:type="pct"/>
+            <w:vAlign w:val="center"/>
+          </w:tcPr>
+          <w:p>
+            <w:pPr>
+              <w:rPr>
+                <w:rFonts w:ascii="BC Sans" w:hAnsi="BC Sans" w:cstheme="minorHAnsi"/>
+                <w:color w:val="000000" w:themeColor="text1"/>
+                <w:sz w:val="18"/>
+                <w:szCs w:val="18"/>
+              </w:rPr>
+            </w:pPr>
+          </w:p>
+        </w:tc>
+        <w:tc>
+          <w:tcPr>
+            <w:tcW w:w="1005" w:type="pct"/>
+            <w:vAlign w:val="center"/>
+          </w:tcPr>
+          <w:p>
+            <w:pPr>
+              <w:jc w:val="center"/>
+              <w:rPr>
+                <w:rFonts w:ascii="BC Sans" w:hAnsi="BC Sans" w:cstheme="minorHAnsi"/>
+                <w:color w:val="000000" w:themeColor="text1"/>
+                <w:sz w:val="18"/>
+                <w:szCs w:val="18"/>
+              </w:rPr>
+            </w:pPr>
+          </w:p>
+        </w:tc>
+      </w:tr>
+      <w:tr>
+        <w:trPr>
+          <w:trHeight w:val="397"/>
+        </w:trPr>
+        <w:tc>
+          <w:tcPr>
+            <w:tcW w:w="943" w:type="pct"/>
+            <w:vAlign w:val="center"/>
+          </w:tcPr>
+          <w:p>
+            <w:pPr>
+              <w:rPr>
+                <w:rFonts w:ascii="BC Sans" w:hAnsi="BC Sans" w:cstheme="minorHAnsi"/>
+                <w:b/>
+                <w:color w:val="000000" w:themeColor="text1"/>
+                <w:sz w:val="18"/>
+                <w:szCs w:val="18"/>
+              </w:rPr>
+            </w:pPr>
           </w:p>
         </w:tc>
         <w:tc>
@@ -3588,7 +3659,34 @@
                 <w:color w:val="000000" w:themeColor="text1"/>
                 <w:sz w:val="22"/>
               </w:rPr>
-              <w:t>Public Content Publication Approval</w:t>
+              <w:t xml:space="preserve">Public </w:t>
+            </w:r>
+            <w:r>
+              <w:rPr>
+                <w:rFonts w:ascii="BC Sans" w:hAnsi="BC Sans" w:cstheme="minorHAnsi"/>
+                <w:b/>
+                <w:color w:val="000000" w:themeColor="text1"/>
+                <w:sz w:val="22"/>
+              </w:rPr>
+              <w:t>Content Publication</w:t>
+            </w:r>
+            <w:r>
+              <w:rPr>
+                <w:rFonts w:ascii="BC Sans" w:hAnsi="BC Sans" w:cstheme="minorHAnsi"/>
+                <w:b/>
+                <w:color w:val="000000" w:themeColor="text1"/>
+                <w:sz w:val="22"/>
+              </w:rPr>
+              <w:t xml:space="preserve"> </w:t>
+            </w:r>
+            <w:r>
+              <w:rPr>
+                <w:rFonts w:ascii="BC Sans" w:hAnsi="BC Sans" w:cstheme="minorHAnsi"/>
+                <w:b/>
+                <w:color w:val="000000" w:themeColor="text1"/>
+                <w:sz w:val="22"/>
+              </w:rPr>
+              <w:t>Approval</w:t>
             </w:r>
           </w:p>
         </w:tc>
@@ -3608,7 +3706,7 @@
       <w:tblPr>
         <w:tblStyle w:val="TableGrid"/>
         <w:tblW w:w="10776" w:type="dxa"/>
-        <w:jc w:val="center"/>
+        <w:tblInd w:w="108" w:type="dxa"/>
         <w:tblBorders>
           <w:top w:val="none" w:sz="0" w:space="0" w:color="auto"/>
           <w:left w:val="none" w:sz="0" w:space="0" w:color="auto"/>
@@ -3627,9 +3725,6 @@
         <w:gridCol w:w="2340"/>
       </w:tblGrid>
       <w:tr>
-        <w:trPr>
-          <w:jc w:val="center"/>
-        </w:trPr>
         <w:tc>
           <w:tcPr>
             <w:tcW w:w="3780" w:type="dxa"/>
@@ -3726,9 +3821,6 @@
         </w:tc>
       </w:tr>
       <w:tr>
-        <w:trPr>
-          <w:jc w:val="center"/>
-        </w:trPr>
         <w:tc>
           <w:tcPr>
             <w:tcW w:w="3780" w:type="dxa"/>
@@ -3863,6 +3955,3268 @@
     </w:p>
     <w:p>
       <w:pPr>
+        <w:spacing w:line="360" w:lineRule="auto"/>
+        <w:rPr>
+          <w:b/>
+          <w:bCs/>
+          <w:color w:val="1F497D" w:themeColor="text2"/>
+          <w:sz w:val="32"/>
+          <w:szCs w:val="32"/>
+        </w:rPr>
+      </w:pPr>
+      <w:r>
+        <w:rPr>
+          <w:b/>
+          <w:bCs/>
+          <w:color w:val="1F497D" w:themeColor="text2"/>
+          <w:sz w:val="32"/>
+          <w:szCs w:val="32"/>
+        </w:rPr>
+        <w:lastRenderedPageBreak/>
+        <w:t xml:space="preserve">BC’s </w:t>
+      </w:r>
+      <w:proofErr w:type="spellStart"/>
+      <w:r>
+        <w:rPr>
+          <w:b/>
+          <w:bCs/>
+          <w:color w:val="1F497D" w:themeColor="text2"/>
+          <w:sz w:val="32"/>
+          <w:szCs w:val="32"/>
+        </w:rPr>
+        <w:t>MapHub</w:t>
+      </w:r>
+      <w:proofErr w:type="spellEnd"/>
+      <w:r>
+        <w:rPr>
+          <w:b/>
+          <w:bCs/>
+          <w:color w:val="1F497D" w:themeColor="text2"/>
+          <w:sz w:val="32"/>
+          <w:szCs w:val="32"/>
+        </w:rPr>
+        <w:t xml:space="preserve"> Public Content Publication Checklist: </w:t>
+      </w:r>
+      <w:r>
+        <w:rPr>
+          <w:b/>
+          <w:bCs/>
+          <w:color w:val="1F497D" w:themeColor="text2"/>
+          <w:sz w:val="32"/>
+          <w:szCs w:val="32"/>
+        </w:rPr>
+        <w:t>Data</w:t>
+      </w:r>
+    </w:p>
+    <w:p>
+      <w:pPr>
+        <w:rPr>
+          <w:sz w:val="18"/>
+          <w:szCs w:val="18"/>
+        </w:rPr>
+      </w:pPr>
+      <w:r>
+        <w:rPr>
+          <w:sz w:val="18"/>
+          <w:szCs w:val="18"/>
+        </w:rPr>
+        <w:t>This checklist</w:t>
+      </w:r>
+      <w:r>
+        <w:rPr>
+          <w:sz w:val="18"/>
+          <w:szCs w:val="18"/>
+        </w:rPr>
+        <w:t xml:space="preserve"> is recommended to be used by BC’s </w:t>
+      </w:r>
+      <w:proofErr w:type="spellStart"/>
+      <w:r>
+        <w:rPr>
+          <w:sz w:val="18"/>
+          <w:szCs w:val="18"/>
+        </w:rPr>
+        <w:t>MapHub</w:t>
+      </w:r>
+      <w:proofErr w:type="spellEnd"/>
+      <w:r>
+        <w:rPr>
+          <w:sz w:val="18"/>
+          <w:szCs w:val="18"/>
+        </w:rPr>
+        <w:t xml:space="preserve"> content owners to support preparing their </w:t>
+      </w:r>
+      <w:r>
+        <w:rPr>
+          <w:sz w:val="18"/>
+          <w:szCs w:val="18"/>
+        </w:rPr>
+        <w:t xml:space="preserve">data </w:t>
+      </w:r>
+      <w:r>
+        <w:rPr>
+          <w:sz w:val="18"/>
+          <w:szCs w:val="18"/>
+        </w:rPr>
+        <w:t xml:space="preserve">to be published publicly. </w:t>
+      </w:r>
+    </w:p>
+    <w:p>
+      <w:pPr>
+        <w:rPr>
+          <w:sz w:val="18"/>
+          <w:szCs w:val="18"/>
+        </w:rPr>
+      </w:pPr>
+    </w:p>
+    <w:tbl>
+      <w:tblPr>
+        <w:tblStyle w:val="TableGrid"/>
+        <w:tblW w:w="0" w:type="auto"/>
+        <w:tblLook w:val="04A0" w:firstRow="1" w:lastRow="0" w:firstColumn="1" w:lastColumn="0" w:noHBand="0" w:noVBand="1"/>
+      </w:tblPr>
+      <w:tblGrid>
+        <w:gridCol w:w="8500"/>
+        <w:gridCol w:w="850"/>
+      </w:tblGrid>
+      <w:tr>
+        <w:trPr>
+          <w:trHeight w:val="397"/>
+        </w:trPr>
+        <w:tc>
+          <w:tcPr>
+            <w:tcW w:w="8500" w:type="dxa"/>
+            <w:shd w:val="clear" w:color="auto" w:fill="95B3D7" w:themeFill="accent1" w:themeFillTint="99"/>
+            <w:vAlign w:val="center"/>
+          </w:tcPr>
+          <w:p>
+            <w:pPr>
+              <w:rPr>
+                <w:b/>
+                <w:bCs/>
+              </w:rPr>
+            </w:pPr>
+            <w:r>
+              <w:rPr>
+                <w:b/>
+                <w:bCs/>
+              </w:rPr>
+              <w:t>Item Details: Overview</w:t>
+            </w:r>
+          </w:p>
+        </w:tc>
+        <w:tc>
+          <w:tcPr>
+            <w:tcW w:w="850" w:type="dxa"/>
+            <w:shd w:val="clear" w:color="auto" w:fill="95B3D7" w:themeFill="accent1" w:themeFillTint="99"/>
+            <w:vAlign w:val="center"/>
+          </w:tcPr>
+          <w:p>
+            <w:pPr>
+              <w:jc w:val="center"/>
+              <w:rPr>
+                <w:b/>
+                <w:bCs/>
+              </w:rPr>
+            </w:pPr>
+          </w:p>
+        </w:tc>
+      </w:tr>
+      <w:tr>
+        <w:trPr>
+          <w:trHeight w:val="397"/>
+        </w:trPr>
+        <w:tc>
+          <w:tcPr>
+            <w:tcW w:w="8500" w:type="dxa"/>
+            <w:vAlign w:val="center"/>
+          </w:tcPr>
+          <w:p>
+            <w:pPr>
+              <w:rPr>
+                <w:sz w:val="20"/>
+                <w:szCs w:val="20"/>
+              </w:rPr>
+            </w:pPr>
+            <w:r>
+              <w:rPr>
+                <w:sz w:val="20"/>
+                <w:szCs w:val="20"/>
+              </w:rPr>
+              <w:t>Title is simple and clearly defines the map</w:t>
+            </w:r>
+          </w:p>
+        </w:tc>
+        <w:tc>
+          <w:tcPr>
+            <w:tcW w:w="850" w:type="dxa"/>
+            <w:vAlign w:val="center"/>
+          </w:tcPr>
+          <w:p>
+            <w:pPr>
+              <w:jc w:val="center"/>
+              <w:rPr>
+                <w:sz w:val="20"/>
+                <w:szCs w:val="20"/>
+              </w:rPr>
+            </w:pPr>
+            <w:sdt>
+              <w:sdtPr>
+                <w:rPr>
+                  <w:sz w:val="20"/>
+                  <w:szCs w:val="20"/>
+                </w:rPr>
+                <w:id w:val="1437323840"/>
+                <w14:checkbox>
+                  <w14:checked w14:val="0"/>
+                  <w14:checkedState w14:val="00FC" w14:font="Wingdings"/>
+                  <w14:uncheckedState w14:val="2610" w14:font="MS Gothic"/>
+                </w14:checkbox>
+              </w:sdtPr>
+              <w:sdtEndPr/>
+              <w:sdtContent>
+                <w:r>
+                  <w:rPr>
+                    <w:rFonts w:ascii="MS Gothic" w:eastAsia="MS Gothic" w:hAnsi="MS Gothic" w:hint="eastAsia"/>
+                    <w:sz w:val="20"/>
+                    <w:szCs w:val="20"/>
+                  </w:rPr>
+                  <w:t>☐</w:t>
+                </w:r>
+              </w:sdtContent>
+            </w:sdt>
+          </w:p>
+        </w:tc>
+      </w:tr>
+      <w:tr>
+        <w:trPr>
+          <w:trHeight w:val="397"/>
+        </w:trPr>
+        <w:tc>
+          <w:tcPr>
+            <w:tcW w:w="8500" w:type="dxa"/>
+            <w:vAlign w:val="center"/>
+          </w:tcPr>
+          <w:p>
+            <w:pPr>
+              <w:rPr>
+                <w:sz w:val="20"/>
+                <w:szCs w:val="20"/>
+              </w:rPr>
+            </w:pPr>
+            <w:r>
+              <w:rPr>
+                <w:sz w:val="20"/>
+                <w:szCs w:val="20"/>
+              </w:rPr>
+              <w:t>Title does not use acronyms or underscores</w:t>
+            </w:r>
+          </w:p>
+        </w:tc>
+        <w:tc>
+          <w:tcPr>
+            <w:tcW w:w="850" w:type="dxa"/>
+            <w:vAlign w:val="center"/>
+          </w:tcPr>
+          <w:p>
+            <w:pPr>
+              <w:jc w:val="center"/>
+              <w:rPr>
+                <w:sz w:val="20"/>
+                <w:szCs w:val="20"/>
+              </w:rPr>
+            </w:pPr>
+            <w:sdt>
+              <w:sdtPr>
+                <w:rPr>
+                  <w:sz w:val="20"/>
+                  <w:szCs w:val="20"/>
+                </w:rPr>
+                <w:id w:val="1131217557"/>
+                <w14:checkbox>
+                  <w14:checked w14:val="0"/>
+                  <w14:checkedState w14:val="00FC" w14:font="Wingdings"/>
+                  <w14:uncheckedState w14:val="2610" w14:font="MS Gothic"/>
+                </w14:checkbox>
+              </w:sdtPr>
+              <w:sdtEndPr/>
+              <w:sdtContent>
+                <w:r>
+                  <w:rPr>
+                    <w:rFonts w:ascii="MS Gothic" w:eastAsia="MS Gothic" w:hAnsi="MS Gothic" w:hint="eastAsia"/>
+                    <w:sz w:val="20"/>
+                    <w:szCs w:val="20"/>
+                  </w:rPr>
+                  <w:t>☐</w:t>
+                </w:r>
+              </w:sdtContent>
+            </w:sdt>
+          </w:p>
+        </w:tc>
+      </w:tr>
+      <w:tr>
+        <w:trPr>
+          <w:trHeight w:val="397"/>
+        </w:trPr>
+        <w:tc>
+          <w:tcPr>
+            <w:tcW w:w="8500" w:type="dxa"/>
+            <w:vAlign w:val="center"/>
+          </w:tcPr>
+          <w:p>
+            <w:pPr>
+              <w:rPr>
+                <w:sz w:val="20"/>
+                <w:szCs w:val="20"/>
+              </w:rPr>
+            </w:pPr>
+            <w:r>
+              <w:rPr>
+                <w:sz w:val="20"/>
+                <w:szCs w:val="20"/>
+              </w:rPr>
+              <w:t>Title uses title case</w:t>
+            </w:r>
+          </w:p>
+        </w:tc>
+        <w:tc>
+          <w:tcPr>
+            <w:tcW w:w="850" w:type="dxa"/>
+            <w:vAlign w:val="center"/>
+          </w:tcPr>
+          <w:p>
+            <w:pPr>
+              <w:jc w:val="center"/>
+              <w:rPr>
+                <w:sz w:val="20"/>
+                <w:szCs w:val="20"/>
+              </w:rPr>
+            </w:pPr>
+            <w:sdt>
+              <w:sdtPr>
+                <w:rPr>
+                  <w:sz w:val="20"/>
+                  <w:szCs w:val="20"/>
+                </w:rPr>
+                <w:id w:val="1393167394"/>
+                <w14:checkbox>
+                  <w14:checked w14:val="0"/>
+                  <w14:checkedState w14:val="00FC" w14:font="Wingdings"/>
+                  <w14:uncheckedState w14:val="2610" w14:font="MS Gothic"/>
+                </w14:checkbox>
+              </w:sdtPr>
+              <w:sdtEndPr/>
+              <w:sdtContent>
+                <w:r>
+                  <w:rPr>
+                    <w:rFonts w:ascii="MS Gothic" w:eastAsia="MS Gothic" w:hAnsi="MS Gothic" w:hint="eastAsia"/>
+                    <w:sz w:val="20"/>
+                    <w:szCs w:val="20"/>
+                  </w:rPr>
+                  <w:t>☐</w:t>
+                </w:r>
+              </w:sdtContent>
+            </w:sdt>
+          </w:p>
+        </w:tc>
+      </w:tr>
+      <w:tr>
+        <w:trPr>
+          <w:trHeight w:val="397"/>
+        </w:trPr>
+        <w:tc>
+          <w:tcPr>
+            <w:tcW w:w="8500" w:type="dxa"/>
+            <w:vAlign w:val="center"/>
+          </w:tcPr>
+          <w:p>
+            <w:pPr>
+              <w:rPr>
+                <w:sz w:val="20"/>
+                <w:szCs w:val="20"/>
+              </w:rPr>
+            </w:pPr>
+            <w:r>
+              <w:rPr>
+                <w:sz w:val="20"/>
+                <w:szCs w:val="20"/>
+              </w:rPr>
+              <w:t>Thumbnail clearly depicts the data as seen in the ‘Visualization’ tab</w:t>
+            </w:r>
+          </w:p>
+        </w:tc>
+        <w:tc>
+          <w:tcPr>
+            <w:tcW w:w="850" w:type="dxa"/>
+            <w:vAlign w:val="center"/>
+          </w:tcPr>
+          <w:p>
+            <w:pPr>
+              <w:jc w:val="center"/>
+              <w:rPr>
+                <w:sz w:val="20"/>
+                <w:szCs w:val="20"/>
+              </w:rPr>
+            </w:pPr>
+            <w:sdt>
+              <w:sdtPr>
+                <w:rPr>
+                  <w:sz w:val="20"/>
+                  <w:szCs w:val="20"/>
+                </w:rPr>
+                <w:id w:val="-1213261220"/>
+                <w14:checkbox>
+                  <w14:checked w14:val="0"/>
+                  <w14:checkedState w14:val="00FC" w14:font="Wingdings"/>
+                  <w14:uncheckedState w14:val="2610" w14:font="MS Gothic"/>
+                </w14:checkbox>
+              </w:sdtPr>
+              <w:sdtEndPr/>
+              <w:sdtContent>
+                <w:r>
+                  <w:rPr>
+                    <w:rFonts w:ascii="MS Gothic" w:eastAsia="MS Gothic" w:hAnsi="MS Gothic" w:hint="eastAsia"/>
+                    <w:sz w:val="20"/>
+                    <w:szCs w:val="20"/>
+                  </w:rPr>
+                  <w:t>☐</w:t>
+                </w:r>
+              </w:sdtContent>
+            </w:sdt>
+          </w:p>
+        </w:tc>
+      </w:tr>
+      <w:tr>
+        <w:trPr>
+          <w:trHeight w:val="397"/>
+        </w:trPr>
+        <w:tc>
+          <w:tcPr>
+            <w:tcW w:w="8500" w:type="dxa"/>
+            <w:vAlign w:val="center"/>
+          </w:tcPr>
+          <w:p>
+            <w:pPr>
+              <w:rPr>
+                <w:sz w:val="20"/>
+                <w:szCs w:val="20"/>
+              </w:rPr>
+            </w:pPr>
+            <w:r>
+              <w:rPr>
+                <w:sz w:val="20"/>
+                <w:szCs w:val="20"/>
+              </w:rPr>
+              <w:t>Summary is a brief, clearly written sub-set of the description</w:t>
+            </w:r>
+          </w:p>
+        </w:tc>
+        <w:tc>
+          <w:tcPr>
+            <w:tcW w:w="850" w:type="dxa"/>
+            <w:vAlign w:val="center"/>
+          </w:tcPr>
+          <w:p>
+            <w:pPr>
+              <w:jc w:val="center"/>
+              <w:rPr>
+                <w:sz w:val="20"/>
+                <w:szCs w:val="20"/>
+              </w:rPr>
+            </w:pPr>
+            <w:sdt>
+              <w:sdtPr>
+                <w:rPr>
+                  <w:sz w:val="20"/>
+                  <w:szCs w:val="20"/>
+                </w:rPr>
+                <w:id w:val="-1901744408"/>
+                <w14:checkbox>
+                  <w14:checked w14:val="0"/>
+                  <w14:checkedState w14:val="00FC" w14:font="Wingdings"/>
+                  <w14:uncheckedState w14:val="2610" w14:font="MS Gothic"/>
+                </w14:checkbox>
+              </w:sdtPr>
+              <w:sdtEndPr/>
+              <w:sdtContent>
+                <w:r>
+                  <w:rPr>
+                    <w:rFonts w:ascii="MS Gothic" w:eastAsia="MS Gothic" w:hAnsi="MS Gothic" w:hint="eastAsia"/>
+                    <w:sz w:val="20"/>
+                    <w:szCs w:val="20"/>
+                  </w:rPr>
+                  <w:t>☐</w:t>
+                </w:r>
+              </w:sdtContent>
+            </w:sdt>
+          </w:p>
+        </w:tc>
+      </w:tr>
+      <w:tr>
+        <w:trPr>
+          <w:trHeight w:val="397"/>
+        </w:trPr>
+        <w:tc>
+          <w:tcPr>
+            <w:tcW w:w="8500" w:type="dxa"/>
+            <w:vAlign w:val="center"/>
+          </w:tcPr>
+          <w:p>
+            <w:pPr>
+              <w:rPr>
+                <w:sz w:val="20"/>
+                <w:szCs w:val="20"/>
+              </w:rPr>
+            </w:pPr>
+            <w:r>
+              <w:rPr>
+                <w:sz w:val="20"/>
+                <w:szCs w:val="20"/>
+              </w:rPr>
+              <w:t>Description clearly describes the data (not a related map or application)</w:t>
+            </w:r>
+          </w:p>
+        </w:tc>
+        <w:tc>
+          <w:tcPr>
+            <w:tcW w:w="850" w:type="dxa"/>
+            <w:vAlign w:val="center"/>
+          </w:tcPr>
+          <w:p>
+            <w:pPr>
+              <w:jc w:val="center"/>
+              <w:rPr>
+                <w:sz w:val="20"/>
+                <w:szCs w:val="20"/>
+              </w:rPr>
+            </w:pPr>
+            <w:sdt>
+              <w:sdtPr>
+                <w:rPr>
+                  <w:sz w:val="20"/>
+                  <w:szCs w:val="20"/>
+                </w:rPr>
+                <w:id w:val="1675454725"/>
+                <w14:checkbox>
+                  <w14:checked w14:val="0"/>
+                  <w14:checkedState w14:val="00FC" w14:font="Wingdings"/>
+                  <w14:uncheckedState w14:val="2610" w14:font="MS Gothic"/>
+                </w14:checkbox>
+              </w:sdtPr>
+              <w:sdtEndPr/>
+              <w:sdtContent>
+                <w:r>
+                  <w:rPr>
+                    <w:rFonts w:ascii="MS Gothic" w:eastAsia="MS Gothic" w:hAnsi="MS Gothic" w:hint="eastAsia"/>
+                    <w:sz w:val="20"/>
+                    <w:szCs w:val="20"/>
+                  </w:rPr>
+                  <w:t>☐</w:t>
+                </w:r>
+              </w:sdtContent>
+            </w:sdt>
+          </w:p>
+        </w:tc>
+      </w:tr>
+      <w:tr>
+        <w:trPr>
+          <w:trHeight w:val="397"/>
+        </w:trPr>
+        <w:tc>
+          <w:tcPr>
+            <w:tcW w:w="8500" w:type="dxa"/>
+            <w:vAlign w:val="center"/>
+          </w:tcPr>
+          <w:p>
+            <w:pPr>
+              <w:rPr>
+                <w:sz w:val="20"/>
+                <w:szCs w:val="20"/>
+              </w:rPr>
+            </w:pPr>
+            <w:r>
+              <w:rPr>
+                <w:sz w:val="20"/>
+                <w:szCs w:val="20"/>
+              </w:rPr>
+              <w:t>Description includes the permalink to the related BC Data Catalogue metadata record</w:t>
+            </w:r>
+            <w:r>
+              <w:rPr>
+                <w:sz w:val="20"/>
+                <w:szCs w:val="20"/>
+              </w:rPr>
+              <w:t xml:space="preserve"> </w:t>
+            </w:r>
+          </w:p>
+          <w:p>
+            <w:pPr>
+              <w:rPr>
+                <w:sz w:val="20"/>
+                <w:szCs w:val="20"/>
+              </w:rPr>
+            </w:pPr>
+            <w:r>
+              <w:rPr>
+                <w:sz w:val="20"/>
+                <w:szCs w:val="20"/>
+              </w:rPr>
+              <w:t xml:space="preserve">(accessed using </w:t>
+            </w:r>
+            <w:r>
+              <w:rPr>
+                <w:sz w:val="20"/>
+                <w:szCs w:val="20"/>
+              </w:rPr>
+              <w:t>‘</w:t>
+            </w:r>
+            <w:r>
+              <w:rPr>
+                <w:sz w:val="20"/>
+                <w:szCs w:val="20"/>
+              </w:rPr>
+              <w:t>Share</w:t>
+            </w:r>
+            <w:r>
+              <w:rPr>
+                <w:sz w:val="20"/>
+                <w:szCs w:val="20"/>
+              </w:rPr>
+              <w:t xml:space="preserve">’ on the </w:t>
+            </w:r>
+            <w:r>
+              <w:rPr>
+                <w:sz w:val="20"/>
+                <w:szCs w:val="20"/>
+              </w:rPr>
+              <w:t xml:space="preserve">metadata </w:t>
+            </w:r>
+            <w:r>
+              <w:rPr>
+                <w:sz w:val="20"/>
+                <w:szCs w:val="20"/>
+              </w:rPr>
+              <w:t xml:space="preserve">record) </w:t>
+            </w:r>
+          </w:p>
+        </w:tc>
+        <w:tc>
+          <w:tcPr>
+            <w:tcW w:w="850" w:type="dxa"/>
+            <w:vAlign w:val="center"/>
+          </w:tcPr>
+          <w:p>
+            <w:pPr>
+              <w:jc w:val="center"/>
+              <w:rPr>
+                <w:sz w:val="20"/>
+                <w:szCs w:val="20"/>
+              </w:rPr>
+            </w:pPr>
+            <w:sdt>
+              <w:sdtPr>
+                <w:rPr>
+                  <w:sz w:val="20"/>
+                  <w:szCs w:val="20"/>
+                </w:rPr>
+                <w:id w:val="-2035020328"/>
+                <w14:checkbox>
+                  <w14:checked w14:val="0"/>
+                  <w14:checkedState w14:val="00FC" w14:font="Wingdings"/>
+                  <w14:uncheckedState w14:val="2610" w14:font="MS Gothic"/>
+                </w14:checkbox>
+              </w:sdtPr>
+              <w:sdtEndPr/>
+              <w:sdtContent>
+                <w:r>
+                  <w:rPr>
+                    <w:rFonts w:ascii="MS Gothic" w:eastAsia="MS Gothic" w:hAnsi="MS Gothic" w:hint="eastAsia"/>
+                    <w:sz w:val="20"/>
+                    <w:szCs w:val="20"/>
+                  </w:rPr>
+                  <w:t>☐</w:t>
+                </w:r>
+              </w:sdtContent>
+            </w:sdt>
+          </w:p>
+        </w:tc>
+      </w:tr>
+      <w:tr>
+        <w:trPr>
+          <w:trHeight w:val="397"/>
+        </w:trPr>
+        <w:tc>
+          <w:tcPr>
+            <w:tcW w:w="8500" w:type="dxa"/>
+            <w:vAlign w:val="center"/>
+          </w:tcPr>
+          <w:p>
+            <w:pPr>
+              <w:rPr>
+                <w:sz w:val="20"/>
+                <w:szCs w:val="20"/>
+              </w:rPr>
+            </w:pPr>
+            <w:r>
+              <w:rPr>
+                <w:sz w:val="20"/>
+                <w:szCs w:val="20"/>
+              </w:rPr>
+              <w:t>Terms of Use references the same data license as noted on the related BC Data Catalogue metadata record</w:t>
+            </w:r>
+            <w:r>
+              <w:rPr>
+                <w:sz w:val="20"/>
+                <w:szCs w:val="20"/>
+              </w:rPr>
+              <w:t xml:space="preserve"> </w:t>
+            </w:r>
+            <w:r>
+              <w:rPr>
+                <w:sz w:val="20"/>
+                <w:szCs w:val="20"/>
+              </w:rPr>
+              <w:t>and/or external data license(s)</w:t>
+            </w:r>
+          </w:p>
+        </w:tc>
+        <w:tc>
+          <w:tcPr>
+            <w:tcW w:w="850" w:type="dxa"/>
+            <w:vAlign w:val="center"/>
+          </w:tcPr>
+          <w:p>
+            <w:pPr>
+              <w:jc w:val="center"/>
+              <w:rPr>
+                <w:sz w:val="20"/>
+                <w:szCs w:val="20"/>
+              </w:rPr>
+            </w:pPr>
+            <w:sdt>
+              <w:sdtPr>
+                <w:rPr>
+                  <w:sz w:val="20"/>
+                  <w:szCs w:val="20"/>
+                </w:rPr>
+                <w:id w:val="934474269"/>
+                <w14:checkbox>
+                  <w14:checked w14:val="0"/>
+                  <w14:checkedState w14:val="00FC" w14:font="Wingdings"/>
+                  <w14:uncheckedState w14:val="2610" w14:font="MS Gothic"/>
+                </w14:checkbox>
+              </w:sdtPr>
+              <w:sdtEndPr/>
+              <w:sdtContent>
+                <w:r>
+                  <w:rPr>
+                    <w:rFonts w:ascii="MS Gothic" w:eastAsia="MS Gothic" w:hAnsi="MS Gothic" w:hint="eastAsia"/>
+                    <w:sz w:val="20"/>
+                    <w:szCs w:val="20"/>
+                  </w:rPr>
+                  <w:t>☐</w:t>
+                </w:r>
+              </w:sdtContent>
+            </w:sdt>
+          </w:p>
+        </w:tc>
+      </w:tr>
+      <w:tr>
+        <w:trPr>
+          <w:trHeight w:val="397"/>
+        </w:trPr>
+        <w:tc>
+          <w:tcPr>
+            <w:tcW w:w="8500" w:type="dxa"/>
+            <w:vAlign w:val="center"/>
+          </w:tcPr>
+          <w:p>
+            <w:pPr>
+              <w:rPr>
+                <w:sz w:val="20"/>
+                <w:szCs w:val="20"/>
+              </w:rPr>
+            </w:pPr>
+            <w:r>
+              <w:rPr>
+                <w:sz w:val="20"/>
+                <w:szCs w:val="20"/>
+              </w:rPr>
+              <w:t>Tags include ‘British Columbia’ and ‘Canada’</w:t>
+            </w:r>
+          </w:p>
+        </w:tc>
+        <w:tc>
+          <w:tcPr>
+            <w:tcW w:w="850" w:type="dxa"/>
+            <w:vAlign w:val="center"/>
+          </w:tcPr>
+          <w:p>
+            <w:pPr>
+              <w:jc w:val="center"/>
+              <w:rPr>
+                <w:sz w:val="20"/>
+                <w:szCs w:val="20"/>
+              </w:rPr>
+            </w:pPr>
+            <w:sdt>
+              <w:sdtPr>
+                <w:rPr>
+                  <w:sz w:val="20"/>
+                  <w:szCs w:val="20"/>
+                </w:rPr>
+                <w:id w:val="-1529176913"/>
+                <w14:checkbox>
+                  <w14:checked w14:val="0"/>
+                  <w14:checkedState w14:val="00FC" w14:font="Wingdings"/>
+                  <w14:uncheckedState w14:val="2610" w14:font="MS Gothic"/>
+                </w14:checkbox>
+              </w:sdtPr>
+              <w:sdtEndPr/>
+              <w:sdtContent>
+                <w:r>
+                  <w:rPr>
+                    <w:rFonts w:ascii="MS Gothic" w:eastAsia="MS Gothic" w:hAnsi="MS Gothic" w:hint="eastAsia"/>
+                    <w:sz w:val="20"/>
+                    <w:szCs w:val="20"/>
+                  </w:rPr>
+                  <w:t>☐</w:t>
+                </w:r>
+              </w:sdtContent>
+            </w:sdt>
+          </w:p>
+        </w:tc>
+      </w:tr>
+      <w:tr>
+        <w:trPr>
+          <w:trHeight w:val="397"/>
+        </w:trPr>
+        <w:tc>
+          <w:tcPr>
+            <w:tcW w:w="8500" w:type="dxa"/>
+            <w:vAlign w:val="center"/>
+          </w:tcPr>
+          <w:p>
+            <w:pPr>
+              <w:rPr>
+                <w:sz w:val="20"/>
+                <w:szCs w:val="20"/>
+              </w:rPr>
+            </w:pPr>
+            <w:r>
+              <w:rPr>
+                <w:sz w:val="20"/>
+                <w:szCs w:val="20"/>
+              </w:rPr>
+              <w:t>Tags include the same as on the related BC Data Catalogue metadata record</w:t>
+            </w:r>
+          </w:p>
+        </w:tc>
+        <w:tc>
+          <w:tcPr>
+            <w:tcW w:w="850" w:type="dxa"/>
+            <w:vAlign w:val="center"/>
+          </w:tcPr>
+          <w:p>
+            <w:pPr>
+              <w:jc w:val="center"/>
+              <w:rPr>
+                <w:sz w:val="20"/>
+                <w:szCs w:val="20"/>
+              </w:rPr>
+            </w:pPr>
+            <w:sdt>
+              <w:sdtPr>
+                <w:rPr>
+                  <w:sz w:val="20"/>
+                  <w:szCs w:val="20"/>
+                </w:rPr>
+                <w:id w:val="890777918"/>
+                <w14:checkbox>
+                  <w14:checked w14:val="0"/>
+                  <w14:checkedState w14:val="00FC" w14:font="Wingdings"/>
+                  <w14:uncheckedState w14:val="2610" w14:font="MS Gothic"/>
+                </w14:checkbox>
+              </w:sdtPr>
+              <w:sdtEndPr/>
+              <w:sdtContent>
+                <w:r>
+                  <w:rPr>
+                    <w:rFonts w:ascii="MS Gothic" w:eastAsia="MS Gothic" w:hAnsi="MS Gothic" w:hint="eastAsia"/>
+                    <w:sz w:val="20"/>
+                    <w:szCs w:val="20"/>
+                  </w:rPr>
+                  <w:t>☐</w:t>
+                </w:r>
+              </w:sdtContent>
+            </w:sdt>
+          </w:p>
+        </w:tc>
+      </w:tr>
+      <w:tr>
+        <w:trPr>
+          <w:trHeight w:val="397"/>
+        </w:trPr>
+        <w:tc>
+          <w:tcPr>
+            <w:tcW w:w="8500" w:type="dxa"/>
+            <w:vAlign w:val="center"/>
+          </w:tcPr>
+          <w:p>
+            <w:pPr>
+              <w:rPr>
+                <w:sz w:val="20"/>
+                <w:szCs w:val="20"/>
+              </w:rPr>
+            </w:pPr>
+            <w:r>
+              <w:rPr>
+                <w:sz w:val="20"/>
+                <w:szCs w:val="20"/>
+              </w:rPr>
+              <w:t>Acknowledgements include the Ministry and the same ‘Published By’ as in the related BC Data Catalogue metadata record</w:t>
+            </w:r>
+          </w:p>
+        </w:tc>
+        <w:tc>
+          <w:tcPr>
+            <w:tcW w:w="850" w:type="dxa"/>
+            <w:vAlign w:val="center"/>
+          </w:tcPr>
+          <w:p>
+            <w:pPr>
+              <w:jc w:val="center"/>
+              <w:rPr>
+                <w:sz w:val="20"/>
+                <w:szCs w:val="20"/>
+              </w:rPr>
+            </w:pPr>
+            <w:sdt>
+              <w:sdtPr>
+                <w:rPr>
+                  <w:sz w:val="20"/>
+                  <w:szCs w:val="20"/>
+                </w:rPr>
+                <w:id w:val="1894763243"/>
+                <w14:checkbox>
+                  <w14:checked w14:val="0"/>
+                  <w14:checkedState w14:val="00FC" w14:font="Wingdings"/>
+                  <w14:uncheckedState w14:val="2610" w14:font="MS Gothic"/>
+                </w14:checkbox>
+              </w:sdtPr>
+              <w:sdtEndPr/>
+              <w:sdtContent>
+                <w:r>
+                  <w:rPr>
+                    <w:rFonts w:ascii="MS Gothic" w:eastAsia="MS Gothic" w:hAnsi="MS Gothic" w:hint="eastAsia"/>
+                    <w:sz w:val="20"/>
+                    <w:szCs w:val="20"/>
+                  </w:rPr>
+                  <w:t>☐</w:t>
+                </w:r>
+              </w:sdtContent>
+            </w:sdt>
+          </w:p>
+        </w:tc>
+      </w:tr>
+      <w:tr>
+        <w:trPr>
+          <w:trHeight w:val="20"/>
+        </w:trPr>
+        <w:tc>
+          <w:tcPr>
+            <w:tcW w:w="8500" w:type="dxa"/>
+            <w:shd w:val="clear" w:color="auto" w:fill="DBE5F1" w:themeFill="accent1" w:themeFillTint="33"/>
+            <w:vAlign w:val="center"/>
+          </w:tcPr>
+          <w:p>
+            <w:pPr>
+              <w:rPr>
+                <w:b/>
+                <w:bCs/>
+                <w:sz w:val="20"/>
+                <w:szCs w:val="20"/>
+              </w:rPr>
+            </w:pPr>
+            <w:r>
+              <w:rPr>
+                <w:b/>
+                <w:bCs/>
+                <w:sz w:val="20"/>
+                <w:szCs w:val="20"/>
+              </w:rPr>
+              <w:t>Where applicable:</w:t>
+            </w:r>
+          </w:p>
+        </w:tc>
+        <w:tc>
+          <w:tcPr>
+            <w:tcW w:w="850" w:type="dxa"/>
+            <w:shd w:val="clear" w:color="auto" w:fill="DBE5F1" w:themeFill="accent1" w:themeFillTint="33"/>
+            <w:vAlign w:val="center"/>
+          </w:tcPr>
+          <w:p>
+            <w:pPr>
+              <w:jc w:val="center"/>
+              <w:rPr>
+                <w:sz w:val="20"/>
+                <w:szCs w:val="20"/>
+              </w:rPr>
+            </w:pPr>
+          </w:p>
+        </w:tc>
+      </w:tr>
+      <w:tr>
+        <w:trPr>
+          <w:trHeight w:val="397"/>
+        </w:trPr>
+        <w:tc>
+          <w:tcPr>
+            <w:tcW w:w="8500" w:type="dxa"/>
+            <w:vAlign w:val="center"/>
+          </w:tcPr>
+          <w:p>
+            <w:pPr>
+              <w:rPr>
+                <w:sz w:val="20"/>
+                <w:szCs w:val="20"/>
+              </w:rPr>
+            </w:pPr>
+            <w:r>
+              <w:rPr>
+                <w:sz w:val="20"/>
+                <w:szCs w:val="20"/>
+              </w:rPr>
+              <w:t>Description provides a link(s) to maps and/or apps that consume the data as part of a project</w:t>
+            </w:r>
+          </w:p>
+        </w:tc>
+        <w:tc>
+          <w:tcPr>
+            <w:tcW w:w="850" w:type="dxa"/>
+            <w:vAlign w:val="center"/>
+          </w:tcPr>
+          <w:p>
+            <w:pPr>
+              <w:jc w:val="center"/>
+              <w:rPr>
+                <w:sz w:val="20"/>
+                <w:szCs w:val="20"/>
+              </w:rPr>
+            </w:pPr>
+            <w:sdt>
+              <w:sdtPr>
+                <w:rPr>
+                  <w:sz w:val="20"/>
+                  <w:szCs w:val="20"/>
+                </w:rPr>
+                <w:id w:val="-296380736"/>
+                <w14:checkbox>
+                  <w14:checked w14:val="0"/>
+                  <w14:checkedState w14:val="00FC" w14:font="Wingdings"/>
+                  <w14:uncheckedState w14:val="2610" w14:font="MS Gothic"/>
+                </w14:checkbox>
+              </w:sdtPr>
+              <w:sdtEndPr/>
+              <w:sdtContent>
+                <w:r>
+                  <w:rPr>
+                    <w:rFonts w:ascii="MS Gothic" w:eastAsia="MS Gothic" w:hAnsi="MS Gothic" w:hint="eastAsia"/>
+                    <w:sz w:val="20"/>
+                    <w:szCs w:val="20"/>
+                  </w:rPr>
+                  <w:t>☐</w:t>
+                </w:r>
+              </w:sdtContent>
+            </w:sdt>
+          </w:p>
+        </w:tc>
+      </w:tr>
+      <w:tr>
+        <w:trPr>
+          <w:trHeight w:val="397"/>
+        </w:trPr>
+        <w:tc>
+          <w:tcPr>
+            <w:tcW w:w="8500" w:type="dxa"/>
+            <w:vAlign w:val="center"/>
+          </w:tcPr>
+          <w:p>
+            <w:pPr>
+              <w:rPr>
+                <w:sz w:val="20"/>
+                <w:szCs w:val="20"/>
+              </w:rPr>
+            </w:pPr>
+            <w:r>
+              <w:rPr>
+                <w:sz w:val="20"/>
+                <w:szCs w:val="20"/>
+              </w:rPr>
+              <w:t>Description includes reference to non-BC government source data</w:t>
+            </w:r>
+          </w:p>
+        </w:tc>
+        <w:tc>
+          <w:tcPr>
+            <w:tcW w:w="850" w:type="dxa"/>
+            <w:vAlign w:val="center"/>
+          </w:tcPr>
+          <w:p>
+            <w:pPr>
+              <w:jc w:val="center"/>
+              <w:rPr>
+                <w:sz w:val="20"/>
+                <w:szCs w:val="20"/>
+              </w:rPr>
+            </w:pPr>
+            <w:sdt>
+              <w:sdtPr>
+                <w:rPr>
+                  <w:sz w:val="20"/>
+                  <w:szCs w:val="20"/>
+                </w:rPr>
+                <w:id w:val="-355044637"/>
+                <w14:checkbox>
+                  <w14:checked w14:val="0"/>
+                  <w14:checkedState w14:val="00FC" w14:font="Wingdings"/>
+                  <w14:uncheckedState w14:val="2610" w14:font="MS Gothic"/>
+                </w14:checkbox>
+              </w:sdtPr>
+              <w:sdtEndPr/>
+              <w:sdtContent>
+                <w:r>
+                  <w:rPr>
+                    <w:rFonts w:ascii="MS Gothic" w:eastAsia="MS Gothic" w:hAnsi="MS Gothic" w:hint="eastAsia"/>
+                    <w:sz w:val="20"/>
+                    <w:szCs w:val="20"/>
+                  </w:rPr>
+                  <w:t>☐</w:t>
+                </w:r>
+              </w:sdtContent>
+            </w:sdt>
+          </w:p>
+        </w:tc>
+      </w:tr>
+      <w:tr>
+        <w:trPr>
+          <w:trHeight w:val="397"/>
+        </w:trPr>
+        <w:tc>
+          <w:tcPr>
+            <w:tcW w:w="8500" w:type="dxa"/>
+            <w:vAlign w:val="center"/>
+          </w:tcPr>
+          <w:p>
+            <w:pPr>
+              <w:rPr>
+                <w:sz w:val="20"/>
+                <w:szCs w:val="20"/>
+              </w:rPr>
+            </w:pPr>
+            <w:r>
+              <w:rPr>
+                <w:sz w:val="20"/>
+                <w:szCs w:val="20"/>
+              </w:rPr>
+              <w:t>Terms of Use include reference to non-BC government sourced data license</w:t>
+            </w:r>
+          </w:p>
+        </w:tc>
+        <w:tc>
+          <w:tcPr>
+            <w:tcW w:w="850" w:type="dxa"/>
+            <w:vAlign w:val="center"/>
+          </w:tcPr>
+          <w:p>
+            <w:pPr>
+              <w:jc w:val="center"/>
+              <w:rPr>
+                <w:sz w:val="20"/>
+                <w:szCs w:val="20"/>
+              </w:rPr>
+            </w:pPr>
+            <w:sdt>
+              <w:sdtPr>
+                <w:rPr>
+                  <w:sz w:val="20"/>
+                  <w:szCs w:val="20"/>
+                </w:rPr>
+                <w:id w:val="-1406597809"/>
+                <w14:checkbox>
+                  <w14:checked w14:val="0"/>
+                  <w14:checkedState w14:val="00FC" w14:font="Wingdings"/>
+                  <w14:uncheckedState w14:val="2610" w14:font="MS Gothic"/>
+                </w14:checkbox>
+              </w:sdtPr>
+              <w:sdtEndPr/>
+              <w:sdtContent>
+                <w:r>
+                  <w:rPr>
+                    <w:rFonts w:ascii="MS Gothic" w:eastAsia="MS Gothic" w:hAnsi="MS Gothic" w:hint="eastAsia"/>
+                    <w:sz w:val="20"/>
+                    <w:szCs w:val="20"/>
+                  </w:rPr>
+                  <w:t>☐</w:t>
+                </w:r>
+              </w:sdtContent>
+            </w:sdt>
+          </w:p>
+        </w:tc>
+      </w:tr>
+      <w:tr>
+        <w:trPr>
+          <w:trHeight w:val="397"/>
+        </w:trPr>
+        <w:tc>
+          <w:tcPr>
+            <w:tcW w:w="8500" w:type="dxa"/>
+            <w:vAlign w:val="center"/>
+          </w:tcPr>
+          <w:p>
+            <w:pPr>
+              <w:rPr>
+                <w:sz w:val="20"/>
+                <w:szCs w:val="20"/>
+              </w:rPr>
+            </w:pPr>
+            <w:r>
+              <w:rPr>
+                <w:sz w:val="20"/>
+                <w:szCs w:val="20"/>
+              </w:rPr>
+              <w:t>Acknowledgements include reference to non-BC government source data providers</w:t>
+            </w:r>
+          </w:p>
+        </w:tc>
+        <w:tc>
+          <w:tcPr>
+            <w:tcW w:w="850" w:type="dxa"/>
+            <w:vAlign w:val="center"/>
+          </w:tcPr>
+          <w:p>
+            <w:pPr>
+              <w:jc w:val="center"/>
+              <w:rPr>
+                <w:sz w:val="20"/>
+                <w:szCs w:val="20"/>
+              </w:rPr>
+            </w:pPr>
+            <w:sdt>
+              <w:sdtPr>
+                <w:rPr>
+                  <w:sz w:val="20"/>
+                  <w:szCs w:val="20"/>
+                </w:rPr>
+                <w:id w:val="-1686124536"/>
+                <w14:checkbox>
+                  <w14:checked w14:val="0"/>
+                  <w14:checkedState w14:val="00FC" w14:font="Wingdings"/>
+                  <w14:uncheckedState w14:val="2610" w14:font="MS Gothic"/>
+                </w14:checkbox>
+              </w:sdtPr>
+              <w:sdtEndPr/>
+              <w:sdtContent>
+                <w:r>
+                  <w:rPr>
+                    <w:rFonts w:ascii="MS Gothic" w:eastAsia="MS Gothic" w:hAnsi="MS Gothic" w:hint="eastAsia"/>
+                    <w:sz w:val="20"/>
+                    <w:szCs w:val="20"/>
+                  </w:rPr>
+                  <w:t>☐</w:t>
+                </w:r>
+              </w:sdtContent>
+            </w:sdt>
+          </w:p>
+        </w:tc>
+      </w:tr>
+    </w:tbl>
+    <w:p>
+      <w:pPr>
+        <w:keepNext w:val="0"/>
+        <w:rPr>
+          <w:rFonts w:ascii="BC Sans" w:hAnsi="BC Sans" w:cstheme="minorHAnsi"/>
+          <w:color w:val="000000" w:themeColor="text1"/>
+          <w:sz w:val="20"/>
+          <w:szCs w:val="20"/>
+        </w:rPr>
+      </w:pPr>
+    </w:p>
+    <w:tbl>
+      <w:tblPr>
+        <w:tblStyle w:val="TableGrid"/>
+        <w:tblW w:w="0" w:type="auto"/>
+        <w:tblLook w:val="04A0" w:firstRow="1" w:lastRow="0" w:firstColumn="1" w:lastColumn="0" w:noHBand="0" w:noVBand="1"/>
+      </w:tblPr>
+      <w:tblGrid>
+        <w:gridCol w:w="8500"/>
+        <w:gridCol w:w="850"/>
+      </w:tblGrid>
+      <w:tr>
+        <w:trPr>
+          <w:trHeight w:val="397"/>
+        </w:trPr>
+        <w:tc>
+          <w:tcPr>
+            <w:tcW w:w="8500" w:type="dxa"/>
+            <w:shd w:val="clear" w:color="auto" w:fill="95B3D7" w:themeFill="accent1" w:themeFillTint="99"/>
+            <w:vAlign w:val="center"/>
+          </w:tcPr>
+          <w:p>
+            <w:pPr>
+              <w:rPr>
+                <w:b/>
+                <w:bCs/>
+              </w:rPr>
+            </w:pPr>
+            <w:r>
+              <w:rPr>
+                <w:b/>
+                <w:bCs/>
+              </w:rPr>
+              <w:t xml:space="preserve">Item Details: </w:t>
+            </w:r>
+            <w:r>
+              <w:rPr>
+                <w:b/>
+                <w:bCs/>
+              </w:rPr>
+              <w:t>Data</w:t>
+            </w:r>
+          </w:p>
+        </w:tc>
+        <w:tc>
+          <w:tcPr>
+            <w:tcW w:w="850" w:type="dxa"/>
+            <w:shd w:val="clear" w:color="auto" w:fill="95B3D7" w:themeFill="accent1" w:themeFillTint="99"/>
+            <w:vAlign w:val="center"/>
+          </w:tcPr>
+          <w:p>
+            <w:pPr>
+              <w:jc w:val="center"/>
+              <w:rPr>
+                <w:b/>
+                <w:bCs/>
+              </w:rPr>
+            </w:pPr>
+          </w:p>
+        </w:tc>
+      </w:tr>
+      <w:tr>
+        <w:trPr>
+          <w:trHeight w:val="397"/>
+        </w:trPr>
+        <w:tc>
+          <w:tcPr>
+            <w:tcW w:w="8500" w:type="dxa"/>
+            <w:vAlign w:val="center"/>
+          </w:tcPr>
+          <w:p>
+            <w:pPr>
+              <w:rPr>
+                <w:sz w:val="20"/>
+                <w:szCs w:val="20"/>
+              </w:rPr>
+            </w:pPr>
+            <w:r>
+              <w:rPr>
+                <w:sz w:val="20"/>
+                <w:szCs w:val="20"/>
+              </w:rPr>
+              <w:t>Column (Field) names and aliases are descriptive of the values</w:t>
+            </w:r>
+          </w:p>
+        </w:tc>
+        <w:tc>
+          <w:tcPr>
+            <w:tcW w:w="850" w:type="dxa"/>
+            <w:vAlign w:val="center"/>
+          </w:tcPr>
+          <w:p>
+            <w:pPr>
+              <w:jc w:val="center"/>
+              <w:rPr>
+                <w:sz w:val="20"/>
+                <w:szCs w:val="20"/>
+              </w:rPr>
+            </w:pPr>
+            <w:sdt>
+              <w:sdtPr>
+                <w:rPr>
+                  <w:sz w:val="20"/>
+                  <w:szCs w:val="20"/>
+                </w:rPr>
+                <w:id w:val="-1133401389"/>
+                <w14:checkbox>
+                  <w14:checked w14:val="0"/>
+                  <w14:checkedState w14:val="00FC" w14:font="Wingdings"/>
+                  <w14:uncheckedState w14:val="2610" w14:font="MS Gothic"/>
+                </w14:checkbox>
+              </w:sdtPr>
+              <w:sdtEndPr/>
+              <w:sdtContent>
+                <w:r>
+                  <w:rPr>
+                    <w:rFonts w:ascii="MS Gothic" w:eastAsia="MS Gothic" w:hAnsi="MS Gothic" w:hint="eastAsia"/>
+                    <w:sz w:val="20"/>
+                    <w:szCs w:val="20"/>
+                  </w:rPr>
+                  <w:t>☐</w:t>
+                </w:r>
+              </w:sdtContent>
+            </w:sdt>
+          </w:p>
+        </w:tc>
+      </w:tr>
+      <w:tr>
+        <w:trPr>
+          <w:trHeight w:val="397"/>
+        </w:trPr>
+        <w:tc>
+          <w:tcPr>
+            <w:tcW w:w="8500" w:type="dxa"/>
+            <w:vAlign w:val="center"/>
+          </w:tcPr>
+          <w:p>
+            <w:pPr>
+              <w:rPr>
+                <w:sz w:val="20"/>
+                <w:szCs w:val="20"/>
+              </w:rPr>
+            </w:pPr>
+            <w:r>
+              <w:rPr>
+                <w:sz w:val="20"/>
+                <w:szCs w:val="20"/>
+              </w:rPr>
+              <w:t>Column (Field) aliases are in title case and plain language</w:t>
+            </w:r>
+          </w:p>
+        </w:tc>
+        <w:tc>
+          <w:tcPr>
+            <w:tcW w:w="850" w:type="dxa"/>
+            <w:vAlign w:val="center"/>
+          </w:tcPr>
+          <w:p>
+            <w:pPr>
+              <w:jc w:val="center"/>
+              <w:rPr>
+                <w:sz w:val="20"/>
+                <w:szCs w:val="20"/>
+              </w:rPr>
+            </w:pPr>
+            <w:sdt>
+              <w:sdtPr>
+                <w:rPr>
+                  <w:sz w:val="20"/>
+                  <w:szCs w:val="20"/>
+                </w:rPr>
+                <w:id w:val="-790428494"/>
+                <w14:checkbox>
+                  <w14:checked w14:val="0"/>
+                  <w14:checkedState w14:val="00FC" w14:font="Wingdings"/>
+                  <w14:uncheckedState w14:val="2610" w14:font="MS Gothic"/>
+                </w14:checkbox>
+              </w:sdtPr>
+              <w:sdtEndPr/>
+              <w:sdtContent>
+                <w:r>
+                  <w:rPr>
+                    <w:rFonts w:ascii="MS Gothic" w:eastAsia="MS Gothic" w:hAnsi="MS Gothic" w:hint="eastAsia"/>
+                    <w:sz w:val="20"/>
+                    <w:szCs w:val="20"/>
+                  </w:rPr>
+                  <w:t>☐</w:t>
+                </w:r>
+              </w:sdtContent>
+            </w:sdt>
+          </w:p>
+        </w:tc>
+      </w:tr>
+      <w:tr>
+        <w:trPr>
+          <w:trHeight w:val="397"/>
+        </w:trPr>
+        <w:tc>
+          <w:tcPr>
+            <w:tcW w:w="8500" w:type="dxa"/>
+            <w:vAlign w:val="center"/>
+          </w:tcPr>
+          <w:p>
+            <w:pPr>
+              <w:rPr>
+                <w:sz w:val="20"/>
+                <w:szCs w:val="20"/>
+              </w:rPr>
+            </w:pPr>
+            <w:r>
+              <w:rPr>
+                <w:sz w:val="20"/>
+                <w:szCs w:val="20"/>
+              </w:rPr>
+              <w:t>Column (Fields) contain a brief description of the values and contain properly formatted examples where applicable, e.g., example1, example2, example3.</w:t>
+            </w:r>
+          </w:p>
+        </w:tc>
+        <w:tc>
+          <w:tcPr>
+            <w:tcW w:w="850" w:type="dxa"/>
+            <w:vAlign w:val="center"/>
+          </w:tcPr>
+          <w:p>
+            <w:pPr>
+              <w:jc w:val="center"/>
+              <w:rPr>
+                <w:sz w:val="20"/>
+                <w:szCs w:val="20"/>
+              </w:rPr>
+            </w:pPr>
+            <w:sdt>
+              <w:sdtPr>
+                <w:rPr>
+                  <w:sz w:val="20"/>
+                  <w:szCs w:val="20"/>
+                </w:rPr>
+                <w:id w:val="1518886260"/>
+                <w14:checkbox>
+                  <w14:checked w14:val="0"/>
+                  <w14:checkedState w14:val="00FC" w14:font="Wingdings"/>
+                  <w14:uncheckedState w14:val="2610" w14:font="MS Gothic"/>
+                </w14:checkbox>
+              </w:sdtPr>
+              <w:sdtEndPr/>
+              <w:sdtContent>
+                <w:r>
+                  <w:rPr>
+                    <w:rFonts w:ascii="MS Gothic" w:eastAsia="MS Gothic" w:hAnsi="MS Gothic" w:hint="eastAsia"/>
+                    <w:sz w:val="20"/>
+                    <w:szCs w:val="20"/>
+                  </w:rPr>
+                  <w:t>☐</w:t>
+                </w:r>
+              </w:sdtContent>
+            </w:sdt>
+          </w:p>
+        </w:tc>
+      </w:tr>
+    </w:tbl>
+    <w:p>
+      <w:pPr>
+        <w:keepNext w:val="0"/>
+        <w:rPr>
+          <w:rFonts w:ascii="BC Sans" w:hAnsi="BC Sans" w:cstheme="minorHAnsi"/>
+          <w:color w:val="000000" w:themeColor="text1"/>
+          <w:sz w:val="20"/>
+          <w:szCs w:val="20"/>
+        </w:rPr>
+      </w:pPr>
+    </w:p>
+    <w:tbl>
+      <w:tblPr>
+        <w:tblStyle w:val="TableGrid"/>
+        <w:tblW w:w="0" w:type="auto"/>
+        <w:tblLook w:val="04A0" w:firstRow="1" w:lastRow="0" w:firstColumn="1" w:lastColumn="0" w:noHBand="0" w:noVBand="1"/>
+      </w:tblPr>
+      <w:tblGrid>
+        <w:gridCol w:w="8500"/>
+        <w:gridCol w:w="850"/>
+      </w:tblGrid>
+      <w:tr>
+        <w:trPr>
+          <w:trHeight w:val="397"/>
+        </w:trPr>
+        <w:tc>
+          <w:tcPr>
+            <w:tcW w:w="8500" w:type="dxa"/>
+            <w:shd w:val="clear" w:color="auto" w:fill="95B3D7" w:themeFill="accent1" w:themeFillTint="99"/>
+            <w:vAlign w:val="center"/>
+          </w:tcPr>
+          <w:p>
+            <w:pPr>
+              <w:rPr>
+                <w:b/>
+                <w:bCs/>
+              </w:rPr>
+            </w:pPr>
+            <w:r>
+              <w:rPr>
+                <w:b/>
+                <w:bCs/>
+              </w:rPr>
+              <w:t xml:space="preserve">Item Details: </w:t>
+            </w:r>
+            <w:r>
+              <w:rPr>
+                <w:b/>
+                <w:bCs/>
+              </w:rPr>
+              <w:t>Visualization</w:t>
+            </w:r>
+          </w:p>
+        </w:tc>
+        <w:tc>
+          <w:tcPr>
+            <w:tcW w:w="850" w:type="dxa"/>
+            <w:shd w:val="clear" w:color="auto" w:fill="95B3D7" w:themeFill="accent1" w:themeFillTint="99"/>
+            <w:vAlign w:val="center"/>
+          </w:tcPr>
+          <w:p>
+            <w:pPr>
+              <w:jc w:val="center"/>
+              <w:rPr>
+                <w:b/>
+                <w:bCs/>
+              </w:rPr>
+            </w:pPr>
+          </w:p>
+        </w:tc>
+      </w:tr>
+      <w:tr>
+        <w:trPr>
+          <w:trHeight w:val="397"/>
+        </w:trPr>
+        <w:tc>
+          <w:tcPr>
+            <w:tcW w:w="8500" w:type="dxa"/>
+            <w:vAlign w:val="center"/>
+          </w:tcPr>
+          <w:p>
+            <w:pPr>
+              <w:rPr>
+                <w:sz w:val="20"/>
+                <w:szCs w:val="20"/>
+              </w:rPr>
+            </w:pPr>
+            <w:r>
+              <w:rPr>
+                <w:sz w:val="20"/>
+                <w:szCs w:val="20"/>
+              </w:rPr>
+              <w:t>Symbology uses cartographic design principles</w:t>
+            </w:r>
+          </w:p>
+        </w:tc>
+        <w:tc>
+          <w:tcPr>
+            <w:tcW w:w="850" w:type="dxa"/>
+            <w:vAlign w:val="center"/>
+          </w:tcPr>
+          <w:p>
+            <w:pPr>
+              <w:jc w:val="center"/>
+              <w:rPr>
+                <w:sz w:val="20"/>
+                <w:szCs w:val="20"/>
+              </w:rPr>
+            </w:pPr>
+            <w:sdt>
+              <w:sdtPr>
+                <w:rPr>
+                  <w:sz w:val="20"/>
+                  <w:szCs w:val="20"/>
+                </w:rPr>
+                <w:id w:val="-308632124"/>
+                <w14:checkbox>
+                  <w14:checked w14:val="0"/>
+                  <w14:checkedState w14:val="00FC" w14:font="Wingdings"/>
+                  <w14:uncheckedState w14:val="2610" w14:font="MS Gothic"/>
+                </w14:checkbox>
+              </w:sdtPr>
+              <w:sdtEndPr/>
+              <w:sdtContent>
+                <w:r>
+                  <w:rPr>
+                    <w:rFonts w:ascii="MS Gothic" w:eastAsia="MS Gothic" w:hAnsi="MS Gothic" w:hint="eastAsia"/>
+                    <w:sz w:val="20"/>
+                    <w:szCs w:val="20"/>
+                  </w:rPr>
+                  <w:t>☐</w:t>
+                </w:r>
+              </w:sdtContent>
+            </w:sdt>
+          </w:p>
+        </w:tc>
+      </w:tr>
+      <w:tr>
+        <w:trPr>
+          <w:trHeight w:val="397"/>
+        </w:trPr>
+        <w:tc>
+          <w:tcPr>
+            <w:tcW w:w="8500" w:type="dxa"/>
+            <w:vAlign w:val="center"/>
+          </w:tcPr>
+          <w:p>
+            <w:pPr>
+              <w:rPr>
+                <w:sz w:val="20"/>
+                <w:szCs w:val="20"/>
+              </w:rPr>
+            </w:pPr>
+            <w:r>
+              <w:rPr>
+                <w:sz w:val="20"/>
+                <w:szCs w:val="20"/>
+              </w:rPr>
+              <w:t xml:space="preserve">Data displays </w:t>
+            </w:r>
+            <w:r>
+              <w:rPr>
+                <w:sz w:val="20"/>
+                <w:szCs w:val="20"/>
+              </w:rPr>
+              <w:t>with</w:t>
+            </w:r>
+            <w:r>
+              <w:rPr>
+                <w:sz w:val="20"/>
+                <w:szCs w:val="20"/>
+              </w:rPr>
+              <w:t xml:space="preserve"> optimal performance (drawing within 2-3 seconds)</w:t>
+            </w:r>
+          </w:p>
+        </w:tc>
+        <w:tc>
+          <w:tcPr>
+            <w:tcW w:w="850" w:type="dxa"/>
+            <w:vAlign w:val="center"/>
+          </w:tcPr>
+          <w:p>
+            <w:pPr>
+              <w:jc w:val="center"/>
+              <w:rPr>
+                <w:sz w:val="20"/>
+                <w:szCs w:val="20"/>
+              </w:rPr>
+            </w:pPr>
+            <w:sdt>
+              <w:sdtPr>
+                <w:rPr>
+                  <w:sz w:val="20"/>
+                  <w:szCs w:val="20"/>
+                </w:rPr>
+                <w:id w:val="-1078894982"/>
+                <w14:checkbox>
+                  <w14:checked w14:val="0"/>
+                  <w14:checkedState w14:val="00FC" w14:font="Wingdings"/>
+                  <w14:uncheckedState w14:val="2610" w14:font="MS Gothic"/>
+                </w14:checkbox>
+              </w:sdtPr>
+              <w:sdtEndPr/>
+              <w:sdtContent>
+                <w:r>
+                  <w:rPr>
+                    <w:rFonts w:ascii="MS Gothic" w:eastAsia="MS Gothic" w:hAnsi="MS Gothic" w:hint="eastAsia"/>
+                    <w:sz w:val="20"/>
+                    <w:szCs w:val="20"/>
+                  </w:rPr>
+                  <w:t>☐</w:t>
+                </w:r>
+              </w:sdtContent>
+            </w:sdt>
+          </w:p>
+        </w:tc>
+      </w:tr>
+      <w:tr>
+        <w:trPr>
+          <w:trHeight w:val="397"/>
+        </w:trPr>
+        <w:tc>
+          <w:tcPr>
+            <w:tcW w:w="8500" w:type="dxa"/>
+            <w:vAlign w:val="center"/>
+          </w:tcPr>
+          <w:p>
+            <w:pPr>
+              <w:rPr>
+                <w:sz w:val="20"/>
+                <w:szCs w:val="20"/>
+              </w:rPr>
+            </w:pPr>
+            <w:r>
+              <w:rPr>
+                <w:sz w:val="20"/>
+                <w:szCs w:val="20"/>
+              </w:rPr>
+              <w:t>Pop-ups have been configured to apply a meaningful title field, remove unnecessary fields, and sort the fields as needed</w:t>
+            </w:r>
+            <w:r>
+              <w:rPr>
+                <w:sz w:val="20"/>
+                <w:szCs w:val="20"/>
+              </w:rPr>
+              <w:t>.</w:t>
+            </w:r>
+          </w:p>
+        </w:tc>
+        <w:tc>
+          <w:tcPr>
+            <w:tcW w:w="850" w:type="dxa"/>
+            <w:vAlign w:val="center"/>
+          </w:tcPr>
+          <w:p>
+            <w:pPr>
+              <w:jc w:val="center"/>
+              <w:rPr>
+                <w:sz w:val="20"/>
+                <w:szCs w:val="20"/>
+              </w:rPr>
+            </w:pPr>
+            <w:sdt>
+              <w:sdtPr>
+                <w:rPr>
+                  <w:sz w:val="20"/>
+                  <w:szCs w:val="20"/>
+                </w:rPr>
+                <w:id w:val="-1027559927"/>
+                <w14:checkbox>
+                  <w14:checked w14:val="0"/>
+                  <w14:checkedState w14:val="00FC" w14:font="Wingdings"/>
+                  <w14:uncheckedState w14:val="2610" w14:font="MS Gothic"/>
+                </w14:checkbox>
+              </w:sdtPr>
+              <w:sdtEndPr/>
+              <w:sdtContent>
+                <w:r>
+                  <w:rPr>
+                    <w:rFonts w:ascii="MS Gothic" w:eastAsia="MS Gothic" w:hAnsi="MS Gothic" w:hint="eastAsia"/>
+                    <w:sz w:val="20"/>
+                    <w:szCs w:val="20"/>
+                  </w:rPr>
+                  <w:t>☐</w:t>
+                </w:r>
+              </w:sdtContent>
+            </w:sdt>
+          </w:p>
+        </w:tc>
+      </w:tr>
+    </w:tbl>
+    <w:p>
+      <w:pPr>
+        <w:keepNext w:val="0"/>
+        <w:rPr>
+          <w:rFonts w:ascii="BC Sans" w:hAnsi="BC Sans" w:cstheme="minorHAnsi"/>
+          <w:color w:val="000000" w:themeColor="text1"/>
+          <w:sz w:val="20"/>
+          <w:szCs w:val="20"/>
+        </w:rPr>
+      </w:pPr>
+    </w:p>
+    <w:tbl>
+      <w:tblPr>
+        <w:tblStyle w:val="TableGrid"/>
+        <w:tblW w:w="0" w:type="auto"/>
+        <w:tblLook w:val="04A0" w:firstRow="1" w:lastRow="0" w:firstColumn="1" w:lastColumn="0" w:noHBand="0" w:noVBand="1"/>
+      </w:tblPr>
+      <w:tblGrid>
+        <w:gridCol w:w="8500"/>
+        <w:gridCol w:w="850"/>
+      </w:tblGrid>
+      <w:tr>
+        <w:trPr>
+          <w:trHeight w:val="397"/>
+        </w:trPr>
+        <w:tc>
+          <w:tcPr>
+            <w:tcW w:w="8500" w:type="dxa"/>
+            <w:shd w:val="clear" w:color="auto" w:fill="95B3D7" w:themeFill="accent1" w:themeFillTint="99"/>
+            <w:vAlign w:val="center"/>
+          </w:tcPr>
+          <w:p>
+            <w:pPr>
+              <w:rPr>
+                <w:b/>
+                <w:bCs/>
+              </w:rPr>
+            </w:pPr>
+            <w:r>
+              <w:rPr>
+                <w:b/>
+                <w:bCs/>
+              </w:rPr>
+              <w:lastRenderedPageBreak/>
+              <w:t xml:space="preserve">Item Details: </w:t>
+            </w:r>
+            <w:r>
+              <w:rPr>
+                <w:b/>
+                <w:bCs/>
+              </w:rPr>
+              <w:t>Settings</w:t>
+            </w:r>
+          </w:p>
+        </w:tc>
+        <w:tc>
+          <w:tcPr>
+            <w:tcW w:w="850" w:type="dxa"/>
+            <w:shd w:val="clear" w:color="auto" w:fill="95B3D7" w:themeFill="accent1" w:themeFillTint="99"/>
+            <w:vAlign w:val="center"/>
+          </w:tcPr>
+          <w:p>
+            <w:pPr>
+              <w:jc w:val="center"/>
+              <w:rPr>
+                <w:b/>
+                <w:bCs/>
+              </w:rPr>
+            </w:pPr>
+          </w:p>
+        </w:tc>
+      </w:tr>
+      <w:tr>
+        <w:trPr>
+          <w:trHeight w:val="397"/>
+        </w:trPr>
+        <w:tc>
+          <w:tcPr>
+            <w:tcW w:w="8500" w:type="dxa"/>
+            <w:vAlign w:val="center"/>
+          </w:tcPr>
+          <w:p>
+            <w:pPr>
+              <w:rPr>
+                <w:sz w:val="20"/>
+                <w:szCs w:val="20"/>
+              </w:rPr>
+            </w:pPr>
+            <w:r>
+              <w:rPr>
+                <w:sz w:val="20"/>
+                <w:szCs w:val="20"/>
+              </w:rPr>
+              <w:t>Item is not marked as authoritative</w:t>
+            </w:r>
+          </w:p>
+        </w:tc>
+        <w:tc>
+          <w:tcPr>
+            <w:tcW w:w="850" w:type="dxa"/>
+            <w:vAlign w:val="center"/>
+          </w:tcPr>
+          <w:p>
+            <w:pPr>
+              <w:jc w:val="center"/>
+              <w:rPr>
+                <w:sz w:val="20"/>
+                <w:szCs w:val="20"/>
+              </w:rPr>
+            </w:pPr>
+            <w:sdt>
+              <w:sdtPr>
+                <w:rPr>
+                  <w:sz w:val="20"/>
+                  <w:szCs w:val="20"/>
+                </w:rPr>
+                <w:id w:val="-1750341033"/>
+                <w14:checkbox>
+                  <w14:checked w14:val="0"/>
+                  <w14:checkedState w14:val="00FC" w14:font="Wingdings"/>
+                  <w14:uncheckedState w14:val="2610" w14:font="MS Gothic"/>
+                </w14:checkbox>
+              </w:sdtPr>
+              <w:sdtEndPr/>
+              <w:sdtContent>
+                <w:r>
+                  <w:rPr>
+                    <w:rFonts w:ascii="MS Gothic" w:eastAsia="MS Gothic" w:hAnsi="MS Gothic" w:hint="eastAsia"/>
+                    <w:sz w:val="20"/>
+                    <w:szCs w:val="20"/>
+                  </w:rPr>
+                  <w:t>☐</w:t>
+                </w:r>
+              </w:sdtContent>
+            </w:sdt>
+          </w:p>
+        </w:tc>
+      </w:tr>
+      <w:tr>
+        <w:trPr>
+          <w:trHeight w:val="397"/>
+        </w:trPr>
+        <w:tc>
+          <w:tcPr>
+            <w:tcW w:w="8500" w:type="dxa"/>
+            <w:vAlign w:val="center"/>
+          </w:tcPr>
+          <w:p>
+            <w:pPr>
+              <w:rPr>
+                <w:sz w:val="20"/>
+                <w:szCs w:val="20"/>
+              </w:rPr>
+            </w:pPr>
+            <w:r>
+              <w:rPr>
+                <w:sz w:val="20"/>
+                <w:szCs w:val="20"/>
+              </w:rPr>
+              <w:t>Public data collection is disabled</w:t>
+            </w:r>
+          </w:p>
+        </w:tc>
+        <w:tc>
+          <w:tcPr>
+            <w:tcW w:w="850" w:type="dxa"/>
+            <w:vAlign w:val="center"/>
+          </w:tcPr>
+          <w:p>
+            <w:pPr>
+              <w:jc w:val="center"/>
+              <w:rPr>
+                <w:sz w:val="20"/>
+                <w:szCs w:val="20"/>
+              </w:rPr>
+            </w:pPr>
+            <w:sdt>
+              <w:sdtPr>
+                <w:rPr>
+                  <w:sz w:val="20"/>
+                  <w:szCs w:val="20"/>
+                </w:rPr>
+                <w:id w:val="2142384935"/>
+                <w14:checkbox>
+                  <w14:checked w14:val="0"/>
+                  <w14:checkedState w14:val="00FC" w14:font="Wingdings"/>
+                  <w14:uncheckedState w14:val="2610" w14:font="MS Gothic"/>
+                </w14:checkbox>
+              </w:sdtPr>
+              <w:sdtEndPr/>
+              <w:sdtContent>
+                <w:r>
+                  <w:rPr>
+                    <w:rFonts w:ascii="MS Gothic" w:eastAsia="MS Gothic" w:hAnsi="MS Gothic" w:hint="eastAsia"/>
+                    <w:sz w:val="20"/>
+                    <w:szCs w:val="20"/>
+                  </w:rPr>
+                  <w:t>☐</w:t>
+                </w:r>
+              </w:sdtContent>
+            </w:sdt>
+          </w:p>
+        </w:tc>
+      </w:tr>
+      <w:tr>
+        <w:trPr>
+          <w:trHeight w:val="397"/>
+        </w:trPr>
+        <w:tc>
+          <w:tcPr>
+            <w:tcW w:w="8500" w:type="dxa"/>
+            <w:vAlign w:val="center"/>
+          </w:tcPr>
+          <w:p>
+            <w:pPr>
+              <w:rPr>
+                <w:sz w:val="20"/>
+                <w:szCs w:val="20"/>
+              </w:rPr>
+            </w:pPr>
+            <w:r>
+              <w:rPr>
+                <w:sz w:val="20"/>
+                <w:szCs w:val="20"/>
+              </w:rPr>
+              <w:t>Columns (fields) that are used in filtering or querying within maps and apps have an index applied</w:t>
+            </w:r>
+          </w:p>
+        </w:tc>
+        <w:tc>
+          <w:tcPr>
+            <w:tcW w:w="850" w:type="dxa"/>
+            <w:vAlign w:val="center"/>
+          </w:tcPr>
+          <w:p>
+            <w:pPr>
+              <w:jc w:val="center"/>
+              <w:rPr>
+                <w:sz w:val="20"/>
+                <w:szCs w:val="20"/>
+              </w:rPr>
+            </w:pPr>
+            <w:sdt>
+              <w:sdtPr>
+                <w:rPr>
+                  <w:sz w:val="20"/>
+                  <w:szCs w:val="20"/>
+                </w:rPr>
+                <w:id w:val="-1234233160"/>
+                <w14:checkbox>
+                  <w14:checked w14:val="0"/>
+                  <w14:checkedState w14:val="00FC" w14:font="Wingdings"/>
+                  <w14:uncheckedState w14:val="2610" w14:font="MS Gothic"/>
+                </w14:checkbox>
+              </w:sdtPr>
+              <w:sdtEndPr/>
+              <w:sdtContent>
+                <w:r>
+                  <w:rPr>
+                    <w:rFonts w:ascii="MS Gothic" w:eastAsia="MS Gothic" w:hAnsi="MS Gothic" w:hint="eastAsia"/>
+                    <w:sz w:val="20"/>
+                    <w:szCs w:val="20"/>
+                  </w:rPr>
+                  <w:t>☐</w:t>
+                </w:r>
+              </w:sdtContent>
+            </w:sdt>
+          </w:p>
+        </w:tc>
+      </w:tr>
+    </w:tbl>
+    <w:p>
+      <w:pPr>
+        <w:keepNext w:val="0"/>
+        <w:rPr>
+          <w:rFonts w:ascii="BC Sans" w:hAnsi="BC Sans" w:cstheme="minorHAnsi"/>
+          <w:color w:val="000000" w:themeColor="text1"/>
+          <w:sz w:val="20"/>
+          <w:szCs w:val="20"/>
+        </w:rPr>
+      </w:pPr>
+      <w:r>
+        <w:rPr>
+          <w:rFonts w:ascii="BC Sans" w:hAnsi="BC Sans" w:cstheme="minorHAnsi"/>
+          <w:color w:val="000000" w:themeColor="text1"/>
+          <w:sz w:val="20"/>
+          <w:szCs w:val="20"/>
+        </w:rPr>
+        <w:br w:type="page"/>
+      </w:r>
+    </w:p>
+    <w:p>
+      <w:pPr>
+        <w:spacing w:line="360" w:lineRule="auto"/>
+        <w:rPr>
+          <w:b/>
+          <w:bCs/>
+          <w:color w:val="1F497D" w:themeColor="text2"/>
+          <w:sz w:val="32"/>
+          <w:szCs w:val="32"/>
+        </w:rPr>
+      </w:pPr>
+      <w:r>
+        <w:rPr>
+          <w:b/>
+          <w:bCs/>
+          <w:color w:val="1F497D" w:themeColor="text2"/>
+          <w:sz w:val="32"/>
+          <w:szCs w:val="32"/>
+        </w:rPr>
+        <w:lastRenderedPageBreak/>
+        <w:t xml:space="preserve">BC’s </w:t>
+      </w:r>
+      <w:proofErr w:type="spellStart"/>
+      <w:r>
+        <w:rPr>
+          <w:b/>
+          <w:bCs/>
+          <w:color w:val="1F497D" w:themeColor="text2"/>
+          <w:sz w:val="32"/>
+          <w:szCs w:val="32"/>
+        </w:rPr>
+        <w:t>MapHub</w:t>
+      </w:r>
+      <w:proofErr w:type="spellEnd"/>
+      <w:r>
+        <w:rPr>
+          <w:b/>
+          <w:bCs/>
+          <w:color w:val="1F497D" w:themeColor="text2"/>
+          <w:sz w:val="32"/>
+          <w:szCs w:val="32"/>
+        </w:rPr>
+        <w:t xml:space="preserve"> Public Content Publication Checklist: Map</w:t>
+      </w:r>
+    </w:p>
+    <w:p>
+      <w:pPr>
+        <w:rPr>
+          <w:sz w:val="18"/>
+          <w:szCs w:val="18"/>
+        </w:rPr>
+      </w:pPr>
+      <w:r>
+        <w:rPr>
+          <w:sz w:val="18"/>
+          <w:szCs w:val="18"/>
+        </w:rPr>
+        <w:t>This checklist</w:t>
+      </w:r>
+      <w:r>
+        <w:rPr>
+          <w:sz w:val="18"/>
+          <w:szCs w:val="18"/>
+        </w:rPr>
+        <w:t xml:space="preserve"> is recommended to be used by BC’s </w:t>
+      </w:r>
+      <w:proofErr w:type="spellStart"/>
+      <w:r>
+        <w:rPr>
+          <w:sz w:val="18"/>
+          <w:szCs w:val="18"/>
+        </w:rPr>
+        <w:t>MapHub</w:t>
+      </w:r>
+      <w:proofErr w:type="spellEnd"/>
+      <w:r>
+        <w:rPr>
+          <w:sz w:val="18"/>
+          <w:szCs w:val="18"/>
+        </w:rPr>
+        <w:t xml:space="preserve"> content owners to support preparing their </w:t>
+      </w:r>
+      <w:r>
+        <w:rPr>
+          <w:sz w:val="18"/>
+          <w:szCs w:val="18"/>
+        </w:rPr>
+        <w:t xml:space="preserve">map </w:t>
+      </w:r>
+      <w:r>
+        <w:rPr>
+          <w:sz w:val="18"/>
+          <w:szCs w:val="18"/>
+        </w:rPr>
+        <w:t xml:space="preserve">to be published publicly. </w:t>
+      </w:r>
+    </w:p>
+    <w:p>
+      <w:pPr>
+        <w:rPr>
+          <w:sz w:val="18"/>
+          <w:szCs w:val="18"/>
+        </w:rPr>
+      </w:pPr>
+    </w:p>
+    <w:tbl>
+      <w:tblPr>
+        <w:tblStyle w:val="TableGrid"/>
+        <w:tblW w:w="0" w:type="auto"/>
+        <w:tblLook w:val="04A0" w:firstRow="1" w:lastRow="0" w:firstColumn="1" w:lastColumn="0" w:noHBand="0" w:noVBand="1"/>
+      </w:tblPr>
+      <w:tblGrid>
+        <w:gridCol w:w="8500"/>
+        <w:gridCol w:w="850"/>
+      </w:tblGrid>
+      <w:tr>
+        <w:trPr>
+          <w:trHeight w:val="397"/>
+        </w:trPr>
+        <w:tc>
+          <w:tcPr>
+            <w:tcW w:w="8500" w:type="dxa"/>
+            <w:shd w:val="clear" w:color="auto" w:fill="95B3D7" w:themeFill="accent1" w:themeFillTint="99"/>
+            <w:vAlign w:val="center"/>
+          </w:tcPr>
+          <w:p>
+            <w:pPr>
+              <w:rPr>
+                <w:b/>
+                <w:bCs/>
+              </w:rPr>
+            </w:pPr>
+            <w:r>
+              <w:rPr>
+                <w:b/>
+                <w:bCs/>
+              </w:rPr>
+              <w:t>Item Details: Overview</w:t>
+            </w:r>
+          </w:p>
+        </w:tc>
+        <w:tc>
+          <w:tcPr>
+            <w:tcW w:w="850" w:type="dxa"/>
+            <w:shd w:val="clear" w:color="auto" w:fill="95B3D7" w:themeFill="accent1" w:themeFillTint="99"/>
+            <w:vAlign w:val="center"/>
+          </w:tcPr>
+          <w:p>
+            <w:pPr>
+              <w:jc w:val="center"/>
+              <w:rPr>
+                <w:b/>
+                <w:bCs/>
+              </w:rPr>
+            </w:pPr>
+          </w:p>
+        </w:tc>
+      </w:tr>
+      <w:tr>
+        <w:trPr>
+          <w:trHeight w:val="397"/>
+        </w:trPr>
+        <w:tc>
+          <w:tcPr>
+            <w:tcW w:w="8500" w:type="dxa"/>
+          </w:tcPr>
+          <w:p>
+            <w:pPr>
+              <w:rPr>
+                <w:sz w:val="20"/>
+                <w:szCs w:val="20"/>
+              </w:rPr>
+            </w:pPr>
+            <w:r>
+              <w:rPr>
+                <w:sz w:val="20"/>
+                <w:szCs w:val="20"/>
+              </w:rPr>
+              <w:t>Title is simple and clearly defines the map</w:t>
+            </w:r>
+          </w:p>
+        </w:tc>
+        <w:tc>
+          <w:tcPr>
+            <w:tcW w:w="850" w:type="dxa"/>
+            <w:vAlign w:val="center"/>
+          </w:tcPr>
+          <w:p>
+            <w:pPr>
+              <w:jc w:val="center"/>
+              <w:rPr>
+                <w:sz w:val="20"/>
+                <w:szCs w:val="20"/>
+              </w:rPr>
+            </w:pPr>
+            <w:sdt>
+              <w:sdtPr>
+                <w:rPr>
+                  <w:sz w:val="20"/>
+                  <w:szCs w:val="20"/>
+                </w:rPr>
+                <w:id w:val="-1057783390"/>
+                <w14:checkbox>
+                  <w14:checked w14:val="0"/>
+                  <w14:checkedState w14:val="00FC" w14:font="Wingdings"/>
+                  <w14:uncheckedState w14:val="2610" w14:font="MS Gothic"/>
+                </w14:checkbox>
+              </w:sdtPr>
+              <w:sdtEndPr/>
+              <w:sdtContent>
+                <w:r>
+                  <w:rPr>
+                    <w:rFonts w:ascii="MS Gothic" w:eastAsia="MS Gothic" w:hAnsi="MS Gothic" w:hint="eastAsia"/>
+                    <w:sz w:val="20"/>
+                    <w:szCs w:val="20"/>
+                  </w:rPr>
+                  <w:t>☐</w:t>
+                </w:r>
+              </w:sdtContent>
+            </w:sdt>
+          </w:p>
+        </w:tc>
+      </w:tr>
+      <w:tr>
+        <w:trPr>
+          <w:trHeight w:val="397"/>
+        </w:trPr>
+        <w:tc>
+          <w:tcPr>
+            <w:tcW w:w="8500" w:type="dxa"/>
+          </w:tcPr>
+          <w:p>
+            <w:pPr>
+              <w:rPr>
+                <w:sz w:val="20"/>
+                <w:szCs w:val="20"/>
+              </w:rPr>
+            </w:pPr>
+            <w:r>
+              <w:rPr>
+                <w:sz w:val="20"/>
+                <w:szCs w:val="20"/>
+              </w:rPr>
+              <w:t>Title does not use acronyms or underscores</w:t>
+            </w:r>
+          </w:p>
+        </w:tc>
+        <w:tc>
+          <w:tcPr>
+            <w:tcW w:w="850" w:type="dxa"/>
+            <w:vAlign w:val="center"/>
+          </w:tcPr>
+          <w:p>
+            <w:pPr>
+              <w:jc w:val="center"/>
+              <w:rPr>
+                <w:sz w:val="20"/>
+                <w:szCs w:val="20"/>
+              </w:rPr>
+            </w:pPr>
+            <w:sdt>
+              <w:sdtPr>
+                <w:rPr>
+                  <w:sz w:val="20"/>
+                  <w:szCs w:val="20"/>
+                </w:rPr>
+                <w:id w:val="1938476883"/>
+                <w14:checkbox>
+                  <w14:checked w14:val="0"/>
+                  <w14:checkedState w14:val="00FC" w14:font="Wingdings"/>
+                  <w14:uncheckedState w14:val="2610" w14:font="MS Gothic"/>
+                </w14:checkbox>
+              </w:sdtPr>
+              <w:sdtEndPr/>
+              <w:sdtContent>
+                <w:r>
+                  <w:rPr>
+                    <w:rFonts w:ascii="MS Gothic" w:eastAsia="MS Gothic" w:hAnsi="MS Gothic" w:hint="eastAsia"/>
+                    <w:sz w:val="20"/>
+                    <w:szCs w:val="20"/>
+                  </w:rPr>
+                  <w:t>☐</w:t>
+                </w:r>
+              </w:sdtContent>
+            </w:sdt>
+          </w:p>
+        </w:tc>
+      </w:tr>
+      <w:tr>
+        <w:trPr>
+          <w:trHeight w:val="397"/>
+        </w:trPr>
+        <w:tc>
+          <w:tcPr>
+            <w:tcW w:w="8500" w:type="dxa"/>
+          </w:tcPr>
+          <w:p>
+            <w:pPr>
+              <w:rPr>
+                <w:sz w:val="20"/>
+                <w:szCs w:val="20"/>
+              </w:rPr>
+            </w:pPr>
+            <w:r>
+              <w:rPr>
+                <w:sz w:val="20"/>
+                <w:szCs w:val="20"/>
+              </w:rPr>
+              <w:t>Title uses title case</w:t>
+            </w:r>
+          </w:p>
+        </w:tc>
+        <w:tc>
+          <w:tcPr>
+            <w:tcW w:w="850" w:type="dxa"/>
+            <w:vAlign w:val="center"/>
+          </w:tcPr>
+          <w:p>
+            <w:pPr>
+              <w:jc w:val="center"/>
+              <w:rPr>
+                <w:sz w:val="20"/>
+                <w:szCs w:val="20"/>
+              </w:rPr>
+            </w:pPr>
+            <w:sdt>
+              <w:sdtPr>
+                <w:rPr>
+                  <w:sz w:val="20"/>
+                  <w:szCs w:val="20"/>
+                </w:rPr>
+                <w:id w:val="1318541442"/>
+                <w14:checkbox>
+                  <w14:checked w14:val="0"/>
+                  <w14:checkedState w14:val="00FC" w14:font="Wingdings"/>
+                  <w14:uncheckedState w14:val="2610" w14:font="MS Gothic"/>
+                </w14:checkbox>
+              </w:sdtPr>
+              <w:sdtEndPr/>
+              <w:sdtContent>
+                <w:r>
+                  <w:rPr>
+                    <w:rFonts w:ascii="MS Gothic" w:eastAsia="MS Gothic" w:hAnsi="MS Gothic" w:hint="eastAsia"/>
+                    <w:sz w:val="20"/>
+                    <w:szCs w:val="20"/>
+                  </w:rPr>
+                  <w:t>☐</w:t>
+                </w:r>
+              </w:sdtContent>
+            </w:sdt>
+          </w:p>
+        </w:tc>
+      </w:tr>
+      <w:tr>
+        <w:trPr>
+          <w:trHeight w:val="397"/>
+        </w:trPr>
+        <w:tc>
+          <w:tcPr>
+            <w:tcW w:w="8500" w:type="dxa"/>
+          </w:tcPr>
+          <w:p>
+            <w:pPr>
+              <w:rPr>
+                <w:sz w:val="20"/>
+                <w:szCs w:val="20"/>
+              </w:rPr>
+            </w:pPr>
+            <w:r>
+              <w:rPr>
+                <w:sz w:val="20"/>
+                <w:szCs w:val="20"/>
+              </w:rPr>
+              <w:t xml:space="preserve">Thumbnail clearly depicts the map </w:t>
+            </w:r>
+            <w:proofErr w:type="gramStart"/>
+            <w:r>
+              <w:rPr>
+                <w:sz w:val="20"/>
+                <w:szCs w:val="20"/>
+              </w:rPr>
+              <w:t>at</w:t>
+            </w:r>
+            <w:proofErr w:type="gramEnd"/>
+            <w:r>
+              <w:rPr>
+                <w:sz w:val="20"/>
+                <w:szCs w:val="20"/>
+              </w:rPr>
+              <w:t xml:space="preserve"> an appropriate extent</w:t>
+            </w:r>
+          </w:p>
+        </w:tc>
+        <w:tc>
+          <w:tcPr>
+            <w:tcW w:w="850" w:type="dxa"/>
+            <w:vAlign w:val="center"/>
+          </w:tcPr>
+          <w:p>
+            <w:pPr>
+              <w:jc w:val="center"/>
+              <w:rPr>
+                <w:sz w:val="20"/>
+                <w:szCs w:val="20"/>
+              </w:rPr>
+            </w:pPr>
+            <w:sdt>
+              <w:sdtPr>
+                <w:rPr>
+                  <w:sz w:val="20"/>
+                  <w:szCs w:val="20"/>
+                </w:rPr>
+                <w:id w:val="99531455"/>
+                <w14:checkbox>
+                  <w14:checked w14:val="0"/>
+                  <w14:checkedState w14:val="00FC" w14:font="Wingdings"/>
+                  <w14:uncheckedState w14:val="2610" w14:font="MS Gothic"/>
+                </w14:checkbox>
+              </w:sdtPr>
+              <w:sdtEndPr/>
+              <w:sdtContent>
+                <w:r>
+                  <w:rPr>
+                    <w:rFonts w:ascii="MS Gothic" w:eastAsia="MS Gothic" w:hAnsi="MS Gothic" w:hint="eastAsia"/>
+                    <w:sz w:val="20"/>
+                    <w:szCs w:val="20"/>
+                  </w:rPr>
+                  <w:t>☐</w:t>
+                </w:r>
+              </w:sdtContent>
+            </w:sdt>
+          </w:p>
+        </w:tc>
+      </w:tr>
+      <w:tr>
+        <w:trPr>
+          <w:trHeight w:val="397"/>
+        </w:trPr>
+        <w:tc>
+          <w:tcPr>
+            <w:tcW w:w="8500" w:type="dxa"/>
+          </w:tcPr>
+          <w:p>
+            <w:pPr>
+              <w:rPr>
+                <w:sz w:val="20"/>
+                <w:szCs w:val="20"/>
+              </w:rPr>
+            </w:pPr>
+            <w:r>
+              <w:rPr>
+                <w:sz w:val="20"/>
+                <w:szCs w:val="20"/>
+              </w:rPr>
+              <w:t>Summary is a brief, clearly written sub-set of the description</w:t>
+            </w:r>
+          </w:p>
+        </w:tc>
+        <w:tc>
+          <w:tcPr>
+            <w:tcW w:w="850" w:type="dxa"/>
+            <w:vAlign w:val="center"/>
+          </w:tcPr>
+          <w:p>
+            <w:pPr>
+              <w:jc w:val="center"/>
+              <w:rPr>
+                <w:sz w:val="20"/>
+                <w:szCs w:val="20"/>
+              </w:rPr>
+            </w:pPr>
+            <w:sdt>
+              <w:sdtPr>
+                <w:rPr>
+                  <w:sz w:val="20"/>
+                  <w:szCs w:val="20"/>
+                </w:rPr>
+                <w:id w:val="-1120066592"/>
+                <w14:checkbox>
+                  <w14:checked w14:val="0"/>
+                  <w14:checkedState w14:val="00FC" w14:font="Wingdings"/>
+                  <w14:uncheckedState w14:val="2610" w14:font="MS Gothic"/>
+                </w14:checkbox>
+              </w:sdtPr>
+              <w:sdtEndPr/>
+              <w:sdtContent>
+                <w:r>
+                  <w:rPr>
+                    <w:rFonts w:ascii="MS Gothic" w:eastAsia="MS Gothic" w:hAnsi="MS Gothic" w:hint="eastAsia"/>
+                    <w:sz w:val="20"/>
+                    <w:szCs w:val="20"/>
+                  </w:rPr>
+                  <w:t>☐</w:t>
+                </w:r>
+              </w:sdtContent>
+            </w:sdt>
+          </w:p>
+        </w:tc>
+      </w:tr>
+      <w:tr>
+        <w:trPr>
+          <w:trHeight w:val="397"/>
+        </w:trPr>
+        <w:tc>
+          <w:tcPr>
+            <w:tcW w:w="8500" w:type="dxa"/>
+          </w:tcPr>
+          <w:p>
+            <w:pPr>
+              <w:rPr>
+                <w:sz w:val="20"/>
+                <w:szCs w:val="20"/>
+              </w:rPr>
+            </w:pPr>
+            <w:r>
+              <w:rPr>
+                <w:sz w:val="20"/>
+                <w:szCs w:val="20"/>
+              </w:rPr>
+              <w:t>Description clearly describes the map (not a related application or data)</w:t>
+            </w:r>
+          </w:p>
+        </w:tc>
+        <w:tc>
+          <w:tcPr>
+            <w:tcW w:w="850" w:type="dxa"/>
+            <w:vAlign w:val="center"/>
+          </w:tcPr>
+          <w:p>
+            <w:pPr>
+              <w:jc w:val="center"/>
+              <w:rPr>
+                <w:sz w:val="20"/>
+                <w:szCs w:val="20"/>
+              </w:rPr>
+            </w:pPr>
+            <w:sdt>
+              <w:sdtPr>
+                <w:rPr>
+                  <w:sz w:val="20"/>
+                  <w:szCs w:val="20"/>
+                </w:rPr>
+                <w:id w:val="1965310459"/>
+                <w14:checkbox>
+                  <w14:checked w14:val="0"/>
+                  <w14:checkedState w14:val="00FC" w14:font="Wingdings"/>
+                  <w14:uncheckedState w14:val="2610" w14:font="MS Gothic"/>
+                </w14:checkbox>
+              </w:sdtPr>
+              <w:sdtEndPr/>
+              <w:sdtContent>
+                <w:r>
+                  <w:rPr>
+                    <w:rFonts w:ascii="MS Gothic" w:eastAsia="MS Gothic" w:hAnsi="MS Gothic" w:hint="eastAsia"/>
+                    <w:sz w:val="20"/>
+                    <w:szCs w:val="20"/>
+                  </w:rPr>
+                  <w:t>☐</w:t>
+                </w:r>
+              </w:sdtContent>
+            </w:sdt>
+          </w:p>
+        </w:tc>
+      </w:tr>
+      <w:tr>
+        <w:trPr>
+          <w:trHeight w:val="397"/>
+        </w:trPr>
+        <w:tc>
+          <w:tcPr>
+            <w:tcW w:w="8500" w:type="dxa"/>
+          </w:tcPr>
+          <w:p>
+            <w:pPr>
+              <w:rPr>
+                <w:sz w:val="20"/>
+                <w:szCs w:val="20"/>
+              </w:rPr>
+            </w:pPr>
+            <w:r>
+              <w:rPr>
+                <w:sz w:val="20"/>
+                <w:szCs w:val="20"/>
+              </w:rPr>
+              <w:t xml:space="preserve">Terms of Use references the </w:t>
+            </w:r>
+            <w:r>
+              <w:rPr>
+                <w:sz w:val="20"/>
+                <w:szCs w:val="20"/>
+              </w:rPr>
+              <w:t>most restrictive</w:t>
+            </w:r>
+            <w:r>
+              <w:rPr>
+                <w:sz w:val="20"/>
+                <w:szCs w:val="20"/>
+              </w:rPr>
+              <w:t xml:space="preserve"> data license as the source data referenced in the map</w:t>
+            </w:r>
+          </w:p>
+        </w:tc>
+        <w:tc>
+          <w:tcPr>
+            <w:tcW w:w="850" w:type="dxa"/>
+            <w:vAlign w:val="center"/>
+          </w:tcPr>
+          <w:p>
+            <w:pPr>
+              <w:jc w:val="center"/>
+              <w:rPr>
+                <w:sz w:val="20"/>
+                <w:szCs w:val="20"/>
+              </w:rPr>
+            </w:pPr>
+            <w:sdt>
+              <w:sdtPr>
+                <w:rPr>
+                  <w:sz w:val="20"/>
+                  <w:szCs w:val="20"/>
+                </w:rPr>
+                <w:id w:val="-910771445"/>
+                <w14:checkbox>
+                  <w14:checked w14:val="0"/>
+                  <w14:checkedState w14:val="00FC" w14:font="Wingdings"/>
+                  <w14:uncheckedState w14:val="2610" w14:font="MS Gothic"/>
+                </w14:checkbox>
+              </w:sdtPr>
+              <w:sdtEndPr/>
+              <w:sdtContent>
+                <w:r>
+                  <w:rPr>
+                    <w:rFonts w:ascii="MS Gothic" w:eastAsia="MS Gothic" w:hAnsi="MS Gothic" w:hint="eastAsia"/>
+                    <w:sz w:val="20"/>
+                    <w:szCs w:val="20"/>
+                  </w:rPr>
+                  <w:t>☐</w:t>
+                </w:r>
+              </w:sdtContent>
+            </w:sdt>
+          </w:p>
+        </w:tc>
+      </w:tr>
+      <w:tr>
+        <w:trPr>
+          <w:trHeight w:val="397"/>
+        </w:trPr>
+        <w:tc>
+          <w:tcPr>
+            <w:tcW w:w="8500" w:type="dxa"/>
+          </w:tcPr>
+          <w:p>
+            <w:pPr>
+              <w:rPr>
+                <w:sz w:val="20"/>
+                <w:szCs w:val="20"/>
+              </w:rPr>
+            </w:pPr>
+            <w:r>
+              <w:rPr>
+                <w:sz w:val="20"/>
+                <w:szCs w:val="20"/>
+              </w:rPr>
+              <w:t>Tags include ‘British Columbia’ and ‘Canada’</w:t>
+            </w:r>
+          </w:p>
+        </w:tc>
+        <w:tc>
+          <w:tcPr>
+            <w:tcW w:w="850" w:type="dxa"/>
+            <w:vAlign w:val="center"/>
+          </w:tcPr>
+          <w:p>
+            <w:pPr>
+              <w:jc w:val="center"/>
+              <w:rPr>
+                <w:sz w:val="20"/>
+                <w:szCs w:val="20"/>
+              </w:rPr>
+            </w:pPr>
+            <w:sdt>
+              <w:sdtPr>
+                <w:rPr>
+                  <w:sz w:val="20"/>
+                  <w:szCs w:val="20"/>
+                </w:rPr>
+                <w:id w:val="-1826586722"/>
+                <w14:checkbox>
+                  <w14:checked w14:val="0"/>
+                  <w14:checkedState w14:val="00FC" w14:font="Wingdings"/>
+                  <w14:uncheckedState w14:val="2610" w14:font="MS Gothic"/>
+                </w14:checkbox>
+              </w:sdtPr>
+              <w:sdtEndPr/>
+              <w:sdtContent>
+                <w:r>
+                  <w:rPr>
+                    <w:rFonts w:ascii="MS Gothic" w:eastAsia="MS Gothic" w:hAnsi="MS Gothic" w:hint="eastAsia"/>
+                    <w:sz w:val="20"/>
+                    <w:szCs w:val="20"/>
+                  </w:rPr>
+                  <w:t>☐</w:t>
+                </w:r>
+              </w:sdtContent>
+            </w:sdt>
+          </w:p>
+        </w:tc>
+      </w:tr>
+      <w:tr>
+        <w:trPr>
+          <w:trHeight w:val="397"/>
+        </w:trPr>
+        <w:tc>
+          <w:tcPr>
+            <w:tcW w:w="8500" w:type="dxa"/>
+          </w:tcPr>
+          <w:p>
+            <w:pPr>
+              <w:rPr>
+                <w:sz w:val="20"/>
+                <w:szCs w:val="20"/>
+              </w:rPr>
+            </w:pPr>
+            <w:r>
+              <w:rPr>
+                <w:sz w:val="20"/>
+                <w:szCs w:val="20"/>
+              </w:rPr>
+              <w:t>Tags include the same as on the related BC Data Catalogue metadata record for the data used in the map</w:t>
+            </w:r>
+          </w:p>
+        </w:tc>
+        <w:tc>
+          <w:tcPr>
+            <w:tcW w:w="850" w:type="dxa"/>
+            <w:vAlign w:val="center"/>
+          </w:tcPr>
+          <w:p>
+            <w:pPr>
+              <w:jc w:val="center"/>
+              <w:rPr>
+                <w:sz w:val="20"/>
+                <w:szCs w:val="20"/>
+              </w:rPr>
+            </w:pPr>
+            <w:sdt>
+              <w:sdtPr>
+                <w:rPr>
+                  <w:sz w:val="20"/>
+                  <w:szCs w:val="20"/>
+                </w:rPr>
+                <w:id w:val="-415860347"/>
+                <w14:checkbox>
+                  <w14:checked w14:val="0"/>
+                  <w14:checkedState w14:val="00FC" w14:font="Wingdings"/>
+                  <w14:uncheckedState w14:val="2610" w14:font="MS Gothic"/>
+                </w14:checkbox>
+              </w:sdtPr>
+              <w:sdtEndPr/>
+              <w:sdtContent>
+                <w:r>
+                  <w:rPr>
+                    <w:rFonts w:ascii="MS Gothic" w:eastAsia="MS Gothic" w:hAnsi="MS Gothic" w:hint="eastAsia"/>
+                    <w:sz w:val="20"/>
+                    <w:szCs w:val="20"/>
+                  </w:rPr>
+                  <w:t>☐</w:t>
+                </w:r>
+              </w:sdtContent>
+            </w:sdt>
+          </w:p>
+        </w:tc>
+      </w:tr>
+      <w:tr>
+        <w:trPr>
+          <w:trHeight w:val="397"/>
+        </w:trPr>
+        <w:tc>
+          <w:tcPr>
+            <w:tcW w:w="8500" w:type="dxa"/>
+          </w:tcPr>
+          <w:p>
+            <w:pPr>
+              <w:rPr>
+                <w:sz w:val="20"/>
+                <w:szCs w:val="20"/>
+              </w:rPr>
+            </w:pPr>
+            <w:r>
+              <w:rPr>
+                <w:sz w:val="20"/>
+                <w:szCs w:val="20"/>
+              </w:rPr>
+              <w:t>Acknowledgements include the Ministry and the same ‘Published By’ as in the related data</w:t>
+            </w:r>
+          </w:p>
+        </w:tc>
+        <w:tc>
+          <w:tcPr>
+            <w:tcW w:w="850" w:type="dxa"/>
+            <w:vAlign w:val="center"/>
+          </w:tcPr>
+          <w:p>
+            <w:pPr>
+              <w:jc w:val="center"/>
+              <w:rPr>
+                <w:sz w:val="20"/>
+                <w:szCs w:val="20"/>
+              </w:rPr>
+            </w:pPr>
+            <w:sdt>
+              <w:sdtPr>
+                <w:rPr>
+                  <w:sz w:val="20"/>
+                  <w:szCs w:val="20"/>
+                </w:rPr>
+                <w:id w:val="-1470970268"/>
+                <w14:checkbox>
+                  <w14:checked w14:val="0"/>
+                  <w14:checkedState w14:val="00FC" w14:font="Wingdings"/>
+                  <w14:uncheckedState w14:val="2610" w14:font="MS Gothic"/>
+                </w14:checkbox>
+              </w:sdtPr>
+              <w:sdtEndPr/>
+              <w:sdtContent>
+                <w:r>
+                  <w:rPr>
+                    <w:rFonts w:ascii="MS Gothic" w:eastAsia="MS Gothic" w:hAnsi="MS Gothic" w:hint="eastAsia"/>
+                    <w:sz w:val="20"/>
+                    <w:szCs w:val="20"/>
+                  </w:rPr>
+                  <w:t>☐</w:t>
+                </w:r>
+              </w:sdtContent>
+            </w:sdt>
+          </w:p>
+        </w:tc>
+      </w:tr>
+      <w:tr>
+        <w:trPr>
+          <w:trHeight w:val="397"/>
+        </w:trPr>
+        <w:tc>
+          <w:tcPr>
+            <w:tcW w:w="8500" w:type="dxa"/>
+          </w:tcPr>
+          <w:p>
+            <w:pPr>
+              <w:rPr>
+                <w:sz w:val="20"/>
+                <w:szCs w:val="20"/>
+              </w:rPr>
+            </w:pPr>
+            <w:r>
+              <w:rPr>
+                <w:sz w:val="20"/>
+                <w:szCs w:val="20"/>
+              </w:rPr>
+              <w:t>Description provides a link(s) to apps that consume the data as part of a project</w:t>
+            </w:r>
+          </w:p>
+        </w:tc>
+        <w:tc>
+          <w:tcPr>
+            <w:tcW w:w="850" w:type="dxa"/>
+            <w:vAlign w:val="center"/>
+          </w:tcPr>
+          <w:p>
+            <w:pPr>
+              <w:jc w:val="center"/>
+              <w:rPr>
+                <w:sz w:val="20"/>
+                <w:szCs w:val="20"/>
+              </w:rPr>
+            </w:pPr>
+            <w:sdt>
+              <w:sdtPr>
+                <w:rPr>
+                  <w:sz w:val="20"/>
+                  <w:szCs w:val="20"/>
+                </w:rPr>
+                <w:id w:val="1619179149"/>
+                <w14:checkbox>
+                  <w14:checked w14:val="0"/>
+                  <w14:checkedState w14:val="00FC" w14:font="Wingdings"/>
+                  <w14:uncheckedState w14:val="2610" w14:font="MS Gothic"/>
+                </w14:checkbox>
+              </w:sdtPr>
+              <w:sdtEndPr/>
+              <w:sdtContent>
+                <w:r>
+                  <w:rPr>
+                    <w:rFonts w:ascii="MS Gothic" w:eastAsia="MS Gothic" w:hAnsi="MS Gothic" w:hint="eastAsia"/>
+                    <w:sz w:val="20"/>
+                    <w:szCs w:val="20"/>
+                  </w:rPr>
+                  <w:t>☐</w:t>
+                </w:r>
+              </w:sdtContent>
+            </w:sdt>
+          </w:p>
+        </w:tc>
+      </w:tr>
+    </w:tbl>
+    <w:p>
+      <w:pPr>
+        <w:rPr>
+          <w:sz w:val="20"/>
+          <w:szCs w:val="20"/>
+        </w:rPr>
+      </w:pPr>
+    </w:p>
+    <w:tbl>
+      <w:tblPr>
+        <w:tblStyle w:val="TableGrid"/>
+        <w:tblW w:w="0" w:type="auto"/>
+        <w:tblLook w:val="04A0" w:firstRow="1" w:lastRow="0" w:firstColumn="1" w:lastColumn="0" w:noHBand="0" w:noVBand="1"/>
+      </w:tblPr>
+      <w:tblGrid>
+        <w:gridCol w:w="8500"/>
+        <w:gridCol w:w="850"/>
+      </w:tblGrid>
+      <w:tr>
+        <w:trPr>
+          <w:trHeight w:val="397"/>
+        </w:trPr>
+        <w:tc>
+          <w:tcPr>
+            <w:tcW w:w="8500" w:type="dxa"/>
+            <w:shd w:val="clear" w:color="auto" w:fill="95B3D7" w:themeFill="accent1" w:themeFillTint="99"/>
+            <w:vAlign w:val="center"/>
+          </w:tcPr>
+          <w:p>
+            <w:pPr>
+              <w:rPr>
+                <w:b/>
+                <w:bCs/>
+              </w:rPr>
+            </w:pPr>
+            <w:r>
+              <w:rPr>
+                <w:b/>
+                <w:bCs/>
+              </w:rPr>
+              <w:t xml:space="preserve">Item </w:t>
+            </w:r>
+            <w:r>
+              <w:rPr>
+                <w:b/>
+                <w:bCs/>
+                <w:szCs w:val="24"/>
+              </w:rPr>
+              <w:t>Details</w:t>
+            </w:r>
+            <w:r>
+              <w:rPr>
+                <w:b/>
+                <w:bCs/>
+              </w:rPr>
+              <w:t xml:space="preserve">: </w:t>
+            </w:r>
+            <w:r>
+              <w:rPr>
+                <w:b/>
+                <w:bCs/>
+              </w:rPr>
+              <w:t>Settings</w:t>
+            </w:r>
+          </w:p>
+        </w:tc>
+        <w:tc>
+          <w:tcPr>
+            <w:tcW w:w="850" w:type="dxa"/>
+            <w:shd w:val="clear" w:color="auto" w:fill="95B3D7" w:themeFill="accent1" w:themeFillTint="99"/>
+            <w:vAlign w:val="center"/>
+          </w:tcPr>
+          <w:p>
+            <w:pPr>
+              <w:jc w:val="center"/>
+              <w:rPr>
+                <w:b/>
+                <w:bCs/>
+              </w:rPr>
+            </w:pPr>
+          </w:p>
+        </w:tc>
+      </w:tr>
+      <w:tr>
+        <w:trPr>
+          <w:trHeight w:val="397"/>
+        </w:trPr>
+        <w:tc>
+          <w:tcPr>
+            <w:tcW w:w="8500" w:type="dxa"/>
+          </w:tcPr>
+          <w:p>
+            <w:pPr>
+              <w:rPr>
+                <w:sz w:val="20"/>
+                <w:szCs w:val="20"/>
+              </w:rPr>
+            </w:pPr>
+            <w:r>
+              <w:rPr>
+                <w:sz w:val="20"/>
+                <w:szCs w:val="20"/>
+              </w:rPr>
+              <w:t>Item is not marked as authoritative</w:t>
+            </w:r>
+          </w:p>
+        </w:tc>
+        <w:tc>
+          <w:tcPr>
+            <w:tcW w:w="850" w:type="dxa"/>
+            <w:vAlign w:val="center"/>
+          </w:tcPr>
+          <w:p>
+            <w:pPr>
+              <w:jc w:val="center"/>
+            </w:pPr>
+            <w:sdt>
+              <w:sdtPr>
+                <w:id w:val="-298450392"/>
+                <w14:checkbox>
+                  <w14:checked w14:val="0"/>
+                  <w14:checkedState w14:val="00FC" w14:font="Wingdings"/>
+                  <w14:uncheckedState w14:val="2610" w14:font="MS Gothic"/>
+                </w14:checkbox>
+              </w:sdtPr>
+              <w:sdtEndPr/>
+              <w:sdtContent>
+                <w:r>
+                  <w:rPr>
+                    <w:rFonts w:ascii="MS Gothic" w:eastAsia="MS Gothic" w:hAnsi="MS Gothic" w:hint="eastAsia"/>
+                  </w:rPr>
+                  <w:t>☐</w:t>
+                </w:r>
+              </w:sdtContent>
+            </w:sdt>
+          </w:p>
+        </w:tc>
+      </w:tr>
+      <w:tr>
+        <w:trPr>
+          <w:trHeight w:val="397"/>
+        </w:trPr>
+        <w:tc>
+          <w:tcPr>
+            <w:tcW w:w="8500" w:type="dxa"/>
+          </w:tcPr>
+          <w:p>
+            <w:pPr>
+              <w:rPr>
+                <w:sz w:val="20"/>
+                <w:szCs w:val="20"/>
+              </w:rPr>
+            </w:pPr>
+            <w:r>
+              <w:rPr>
+                <w:sz w:val="20"/>
+                <w:szCs w:val="20"/>
+              </w:rPr>
+              <w:t>‘</w:t>
+            </w:r>
+            <w:r>
+              <w:rPr>
+                <w:sz w:val="20"/>
+                <w:szCs w:val="20"/>
+              </w:rPr>
+              <w:t xml:space="preserve">Web map’ </w:t>
+            </w:r>
+            <w:r>
+              <w:rPr>
+                <w:sz w:val="20"/>
+                <w:szCs w:val="20"/>
+              </w:rPr>
+              <w:t>settings</w:t>
+            </w:r>
+            <w:r>
+              <w:rPr>
+                <w:sz w:val="20"/>
+                <w:szCs w:val="20"/>
+              </w:rPr>
+              <w:t xml:space="preserve"> </w:t>
+            </w:r>
+            <w:r>
+              <w:rPr>
+                <w:sz w:val="20"/>
+                <w:szCs w:val="20"/>
+              </w:rPr>
+              <w:t xml:space="preserve">are appropriate based on map </w:t>
+            </w:r>
+            <w:r>
+              <w:rPr>
+                <w:sz w:val="20"/>
+                <w:szCs w:val="20"/>
+              </w:rPr>
+              <w:t>purpose</w:t>
+            </w:r>
+          </w:p>
+        </w:tc>
+        <w:tc>
+          <w:tcPr>
+            <w:tcW w:w="850" w:type="dxa"/>
+            <w:vAlign w:val="center"/>
+          </w:tcPr>
+          <w:p>
+            <w:pPr>
+              <w:jc w:val="center"/>
+            </w:pPr>
+            <w:sdt>
+              <w:sdtPr>
+                <w:id w:val="304201310"/>
+                <w14:checkbox>
+                  <w14:checked w14:val="0"/>
+                  <w14:checkedState w14:val="00FC" w14:font="Wingdings"/>
+                  <w14:uncheckedState w14:val="2610" w14:font="MS Gothic"/>
+                </w14:checkbox>
+              </w:sdtPr>
+              <w:sdtEndPr/>
+              <w:sdtContent>
+                <w:r>
+                  <w:rPr>
+                    <w:rFonts w:ascii="MS Gothic" w:eastAsia="MS Gothic" w:hAnsi="MS Gothic" w:hint="eastAsia"/>
+                  </w:rPr>
+                  <w:t>☐</w:t>
+                </w:r>
+              </w:sdtContent>
+            </w:sdt>
+          </w:p>
+        </w:tc>
+      </w:tr>
+    </w:tbl>
+    <w:p>
+      <w:pPr>
         <w:spacing w:line="271" w:lineRule="auto"/>
         <w:rPr>
           <w:rFonts w:ascii="BC Sans" w:hAnsi="BC Sans" w:cstheme="minorHAnsi"/>
@@ -3872,9 +7226,1344 @@
         </w:rPr>
       </w:pPr>
     </w:p>
+    <w:p>
+      <w:pPr>
+        <w:keepNext w:val="0"/>
+        <w:rPr>
+          <w:rFonts w:ascii="BC Sans" w:hAnsi="BC Sans" w:cstheme="minorHAnsi"/>
+          <w:color w:val="000000" w:themeColor="text1"/>
+          <w:sz w:val="20"/>
+          <w:szCs w:val="20"/>
+        </w:rPr>
+      </w:pPr>
+      <w:r>
+        <w:rPr>
+          <w:rFonts w:ascii="BC Sans" w:hAnsi="BC Sans" w:cstheme="minorHAnsi"/>
+          <w:color w:val="000000" w:themeColor="text1"/>
+          <w:sz w:val="20"/>
+          <w:szCs w:val="20"/>
+        </w:rPr>
+        <w:br w:type="page"/>
+      </w:r>
+    </w:p>
+    <w:p>
+      <w:pPr>
+        <w:spacing w:line="360" w:lineRule="auto"/>
+        <w:rPr>
+          <w:b/>
+          <w:bCs/>
+          <w:color w:val="1F497D" w:themeColor="text2"/>
+          <w:sz w:val="32"/>
+          <w:szCs w:val="32"/>
+        </w:rPr>
+      </w:pPr>
+      <w:r>
+        <w:rPr>
+          <w:b/>
+          <w:bCs/>
+          <w:color w:val="1F497D" w:themeColor="text2"/>
+          <w:sz w:val="32"/>
+          <w:szCs w:val="32"/>
+        </w:rPr>
+        <w:lastRenderedPageBreak/>
+        <w:t xml:space="preserve">BC’s </w:t>
+      </w:r>
+      <w:proofErr w:type="spellStart"/>
+      <w:r>
+        <w:rPr>
+          <w:b/>
+          <w:bCs/>
+          <w:color w:val="1F497D" w:themeColor="text2"/>
+          <w:sz w:val="32"/>
+          <w:szCs w:val="32"/>
+        </w:rPr>
+        <w:t>MapHub</w:t>
+      </w:r>
+      <w:proofErr w:type="spellEnd"/>
+      <w:r>
+        <w:rPr>
+          <w:b/>
+          <w:bCs/>
+          <w:color w:val="1F497D" w:themeColor="text2"/>
+          <w:sz w:val="32"/>
+          <w:szCs w:val="32"/>
+        </w:rPr>
+        <w:t xml:space="preserve"> Public Content Publication Checklist: </w:t>
+      </w:r>
+      <w:r>
+        <w:rPr>
+          <w:b/>
+          <w:bCs/>
+          <w:color w:val="1F497D" w:themeColor="text2"/>
+          <w:sz w:val="32"/>
+          <w:szCs w:val="32"/>
+        </w:rPr>
+        <w:t>Application</w:t>
+      </w:r>
+    </w:p>
+    <w:p>
+      <w:pPr>
+        <w:rPr>
+          <w:sz w:val="18"/>
+          <w:szCs w:val="18"/>
+        </w:rPr>
+      </w:pPr>
+      <w:r>
+        <w:rPr>
+          <w:sz w:val="18"/>
+          <w:szCs w:val="18"/>
+        </w:rPr>
+        <w:t>This checklist</w:t>
+      </w:r>
+      <w:r>
+        <w:rPr>
+          <w:sz w:val="18"/>
+          <w:szCs w:val="18"/>
+        </w:rPr>
+        <w:t xml:space="preserve"> is recommended to be used by BC’s </w:t>
+      </w:r>
+      <w:proofErr w:type="spellStart"/>
+      <w:r>
+        <w:rPr>
+          <w:sz w:val="18"/>
+          <w:szCs w:val="18"/>
+        </w:rPr>
+        <w:t>MapHub</w:t>
+      </w:r>
+      <w:proofErr w:type="spellEnd"/>
+      <w:r>
+        <w:rPr>
+          <w:sz w:val="18"/>
+          <w:szCs w:val="18"/>
+        </w:rPr>
+        <w:t xml:space="preserve"> content owners to support preparing their </w:t>
+      </w:r>
+      <w:r>
+        <w:rPr>
+          <w:sz w:val="18"/>
+          <w:szCs w:val="18"/>
+        </w:rPr>
+        <w:t>application</w:t>
+      </w:r>
+      <w:r>
+        <w:rPr>
+          <w:sz w:val="18"/>
+          <w:szCs w:val="18"/>
+        </w:rPr>
+        <w:t xml:space="preserve"> to be published publicly. </w:t>
+      </w:r>
+    </w:p>
+    <w:p>
+      <w:pPr>
+        <w:rPr>
+          <w:sz w:val="18"/>
+          <w:szCs w:val="18"/>
+        </w:rPr>
+      </w:pPr>
+    </w:p>
+    <w:tbl>
+      <w:tblPr>
+        <w:tblStyle w:val="TableGrid"/>
+        <w:tblW w:w="0" w:type="auto"/>
+        <w:tblLook w:val="04A0" w:firstRow="1" w:lastRow="0" w:firstColumn="1" w:lastColumn="0" w:noHBand="0" w:noVBand="1"/>
+      </w:tblPr>
+      <w:tblGrid>
+        <w:gridCol w:w="8500"/>
+        <w:gridCol w:w="850"/>
+      </w:tblGrid>
+      <w:tr>
+        <w:trPr>
+          <w:trHeight w:val="397"/>
+        </w:trPr>
+        <w:tc>
+          <w:tcPr>
+            <w:tcW w:w="8500" w:type="dxa"/>
+            <w:shd w:val="clear" w:color="auto" w:fill="95B3D7" w:themeFill="accent1" w:themeFillTint="99"/>
+            <w:vAlign w:val="center"/>
+          </w:tcPr>
+          <w:p>
+            <w:pPr>
+              <w:rPr>
+                <w:b/>
+                <w:bCs/>
+              </w:rPr>
+            </w:pPr>
+            <w:r>
+              <w:rPr>
+                <w:b/>
+                <w:bCs/>
+              </w:rPr>
+              <w:t>Item Details: Overview</w:t>
+            </w:r>
+          </w:p>
+        </w:tc>
+        <w:tc>
+          <w:tcPr>
+            <w:tcW w:w="850" w:type="dxa"/>
+            <w:shd w:val="clear" w:color="auto" w:fill="95B3D7" w:themeFill="accent1" w:themeFillTint="99"/>
+            <w:vAlign w:val="center"/>
+          </w:tcPr>
+          <w:p>
+            <w:pPr>
+              <w:jc w:val="center"/>
+              <w:rPr>
+                <w:b/>
+                <w:bCs/>
+              </w:rPr>
+            </w:pPr>
+          </w:p>
+        </w:tc>
+      </w:tr>
+      <w:tr>
+        <w:trPr>
+          <w:trHeight w:val="397"/>
+        </w:trPr>
+        <w:tc>
+          <w:tcPr>
+            <w:tcW w:w="8500" w:type="dxa"/>
+          </w:tcPr>
+          <w:p>
+            <w:pPr>
+              <w:rPr>
+                <w:sz w:val="20"/>
+                <w:szCs w:val="20"/>
+              </w:rPr>
+            </w:pPr>
+            <w:r>
+              <w:rPr>
+                <w:sz w:val="20"/>
+                <w:szCs w:val="20"/>
+              </w:rPr>
+              <w:t xml:space="preserve">Title is simple and clearly defines the </w:t>
+            </w:r>
+            <w:r>
+              <w:rPr>
+                <w:sz w:val="20"/>
+                <w:szCs w:val="20"/>
+              </w:rPr>
+              <w:t>application</w:t>
+            </w:r>
+          </w:p>
+        </w:tc>
+        <w:tc>
+          <w:tcPr>
+            <w:tcW w:w="850" w:type="dxa"/>
+            <w:vAlign w:val="center"/>
+          </w:tcPr>
+          <w:p>
+            <w:pPr>
+              <w:jc w:val="center"/>
+              <w:rPr>
+                <w:sz w:val="20"/>
+                <w:szCs w:val="20"/>
+              </w:rPr>
+            </w:pPr>
+            <w:sdt>
+              <w:sdtPr>
+                <w:rPr>
+                  <w:sz w:val="20"/>
+                  <w:szCs w:val="20"/>
+                </w:rPr>
+                <w:id w:val="24609030"/>
+                <w14:checkbox>
+                  <w14:checked w14:val="0"/>
+                  <w14:checkedState w14:val="00FC" w14:font="Wingdings"/>
+                  <w14:uncheckedState w14:val="2610" w14:font="MS Gothic"/>
+                </w14:checkbox>
+              </w:sdtPr>
+              <w:sdtEndPr/>
+              <w:sdtContent>
+                <w:r>
+                  <w:rPr>
+                    <w:rFonts w:ascii="MS Gothic" w:eastAsia="MS Gothic" w:hAnsi="MS Gothic" w:hint="eastAsia"/>
+                    <w:sz w:val="20"/>
+                    <w:szCs w:val="20"/>
+                  </w:rPr>
+                  <w:t>☐</w:t>
+                </w:r>
+              </w:sdtContent>
+            </w:sdt>
+          </w:p>
+        </w:tc>
+      </w:tr>
+      <w:tr>
+        <w:trPr>
+          <w:trHeight w:val="397"/>
+        </w:trPr>
+        <w:tc>
+          <w:tcPr>
+            <w:tcW w:w="8500" w:type="dxa"/>
+          </w:tcPr>
+          <w:p>
+            <w:pPr>
+              <w:rPr>
+                <w:sz w:val="20"/>
+                <w:szCs w:val="20"/>
+              </w:rPr>
+            </w:pPr>
+            <w:r>
+              <w:rPr>
+                <w:sz w:val="20"/>
+                <w:szCs w:val="20"/>
+              </w:rPr>
+              <w:t>Title does not use acronyms or underscores</w:t>
+            </w:r>
+          </w:p>
+        </w:tc>
+        <w:tc>
+          <w:tcPr>
+            <w:tcW w:w="850" w:type="dxa"/>
+            <w:vAlign w:val="center"/>
+          </w:tcPr>
+          <w:p>
+            <w:pPr>
+              <w:jc w:val="center"/>
+              <w:rPr>
+                <w:sz w:val="20"/>
+                <w:szCs w:val="20"/>
+              </w:rPr>
+            </w:pPr>
+            <w:sdt>
+              <w:sdtPr>
+                <w:rPr>
+                  <w:sz w:val="20"/>
+                  <w:szCs w:val="20"/>
+                </w:rPr>
+                <w:id w:val="514661673"/>
+                <w14:checkbox>
+                  <w14:checked w14:val="0"/>
+                  <w14:checkedState w14:val="00FC" w14:font="Wingdings"/>
+                  <w14:uncheckedState w14:val="2610" w14:font="MS Gothic"/>
+                </w14:checkbox>
+              </w:sdtPr>
+              <w:sdtEndPr/>
+              <w:sdtContent>
+                <w:r>
+                  <w:rPr>
+                    <w:rFonts w:ascii="MS Gothic" w:eastAsia="MS Gothic" w:hAnsi="MS Gothic" w:hint="eastAsia"/>
+                    <w:sz w:val="20"/>
+                    <w:szCs w:val="20"/>
+                  </w:rPr>
+                  <w:t>☐</w:t>
+                </w:r>
+              </w:sdtContent>
+            </w:sdt>
+          </w:p>
+        </w:tc>
+      </w:tr>
+      <w:tr>
+        <w:trPr>
+          <w:trHeight w:val="397"/>
+        </w:trPr>
+        <w:tc>
+          <w:tcPr>
+            <w:tcW w:w="8500" w:type="dxa"/>
+          </w:tcPr>
+          <w:p>
+            <w:pPr>
+              <w:rPr>
+                <w:sz w:val="20"/>
+                <w:szCs w:val="20"/>
+              </w:rPr>
+            </w:pPr>
+            <w:r>
+              <w:rPr>
+                <w:sz w:val="20"/>
+                <w:szCs w:val="20"/>
+              </w:rPr>
+              <w:t>Title uses title case</w:t>
+            </w:r>
+          </w:p>
+        </w:tc>
+        <w:tc>
+          <w:tcPr>
+            <w:tcW w:w="850" w:type="dxa"/>
+            <w:vAlign w:val="center"/>
+          </w:tcPr>
+          <w:p>
+            <w:pPr>
+              <w:jc w:val="center"/>
+              <w:rPr>
+                <w:sz w:val="20"/>
+                <w:szCs w:val="20"/>
+              </w:rPr>
+            </w:pPr>
+            <w:sdt>
+              <w:sdtPr>
+                <w:rPr>
+                  <w:sz w:val="20"/>
+                  <w:szCs w:val="20"/>
+                </w:rPr>
+                <w:id w:val="-17616465"/>
+                <w14:checkbox>
+                  <w14:checked w14:val="0"/>
+                  <w14:checkedState w14:val="00FC" w14:font="Wingdings"/>
+                  <w14:uncheckedState w14:val="2610" w14:font="MS Gothic"/>
+                </w14:checkbox>
+              </w:sdtPr>
+              <w:sdtEndPr/>
+              <w:sdtContent>
+                <w:r>
+                  <w:rPr>
+                    <w:rFonts w:ascii="MS Gothic" w:eastAsia="MS Gothic" w:hAnsi="MS Gothic" w:hint="eastAsia"/>
+                    <w:sz w:val="20"/>
+                    <w:szCs w:val="20"/>
+                  </w:rPr>
+                  <w:t>☐</w:t>
+                </w:r>
+              </w:sdtContent>
+            </w:sdt>
+          </w:p>
+        </w:tc>
+      </w:tr>
+      <w:tr>
+        <w:trPr>
+          <w:trHeight w:val="397"/>
+        </w:trPr>
+        <w:tc>
+          <w:tcPr>
+            <w:tcW w:w="8500" w:type="dxa"/>
+          </w:tcPr>
+          <w:p>
+            <w:pPr>
+              <w:rPr>
+                <w:sz w:val="20"/>
+                <w:szCs w:val="20"/>
+              </w:rPr>
+            </w:pPr>
+            <w:r>
+              <w:rPr>
+                <w:sz w:val="20"/>
+                <w:szCs w:val="20"/>
+              </w:rPr>
+              <w:t>Thumbnail clearly depicts the application</w:t>
+            </w:r>
+          </w:p>
+        </w:tc>
+        <w:tc>
+          <w:tcPr>
+            <w:tcW w:w="850" w:type="dxa"/>
+            <w:vAlign w:val="center"/>
+          </w:tcPr>
+          <w:p>
+            <w:pPr>
+              <w:jc w:val="center"/>
+              <w:rPr>
+                <w:sz w:val="20"/>
+                <w:szCs w:val="20"/>
+              </w:rPr>
+            </w:pPr>
+            <w:sdt>
+              <w:sdtPr>
+                <w:rPr>
+                  <w:sz w:val="20"/>
+                  <w:szCs w:val="20"/>
+                </w:rPr>
+                <w:id w:val="1642227414"/>
+                <w14:checkbox>
+                  <w14:checked w14:val="0"/>
+                  <w14:checkedState w14:val="00FC" w14:font="Wingdings"/>
+                  <w14:uncheckedState w14:val="2610" w14:font="MS Gothic"/>
+                </w14:checkbox>
+              </w:sdtPr>
+              <w:sdtEndPr/>
+              <w:sdtContent>
+                <w:r>
+                  <w:rPr>
+                    <w:rFonts w:ascii="MS Gothic" w:eastAsia="MS Gothic" w:hAnsi="MS Gothic" w:hint="eastAsia"/>
+                    <w:sz w:val="20"/>
+                    <w:szCs w:val="20"/>
+                  </w:rPr>
+                  <w:t>☐</w:t>
+                </w:r>
+              </w:sdtContent>
+            </w:sdt>
+          </w:p>
+        </w:tc>
+      </w:tr>
+      <w:tr>
+        <w:trPr>
+          <w:trHeight w:val="397"/>
+        </w:trPr>
+        <w:tc>
+          <w:tcPr>
+            <w:tcW w:w="8500" w:type="dxa"/>
+          </w:tcPr>
+          <w:p>
+            <w:pPr>
+              <w:rPr>
+                <w:sz w:val="20"/>
+                <w:szCs w:val="20"/>
+              </w:rPr>
+            </w:pPr>
+            <w:r>
+              <w:rPr>
+                <w:sz w:val="20"/>
+                <w:szCs w:val="20"/>
+              </w:rPr>
+              <w:t>Summary is a brief, clearly written sub-set of the description</w:t>
+            </w:r>
+          </w:p>
+        </w:tc>
+        <w:tc>
+          <w:tcPr>
+            <w:tcW w:w="850" w:type="dxa"/>
+            <w:vAlign w:val="center"/>
+          </w:tcPr>
+          <w:p>
+            <w:pPr>
+              <w:jc w:val="center"/>
+              <w:rPr>
+                <w:sz w:val="20"/>
+                <w:szCs w:val="20"/>
+              </w:rPr>
+            </w:pPr>
+            <w:sdt>
+              <w:sdtPr>
+                <w:rPr>
+                  <w:sz w:val="20"/>
+                  <w:szCs w:val="20"/>
+                </w:rPr>
+                <w:id w:val="-2116587766"/>
+                <w14:checkbox>
+                  <w14:checked w14:val="0"/>
+                  <w14:checkedState w14:val="00FC" w14:font="Wingdings"/>
+                  <w14:uncheckedState w14:val="2610" w14:font="MS Gothic"/>
+                </w14:checkbox>
+              </w:sdtPr>
+              <w:sdtEndPr/>
+              <w:sdtContent>
+                <w:r>
+                  <w:rPr>
+                    <w:rFonts w:ascii="MS Gothic" w:eastAsia="MS Gothic" w:hAnsi="MS Gothic" w:hint="eastAsia"/>
+                    <w:sz w:val="20"/>
+                    <w:szCs w:val="20"/>
+                  </w:rPr>
+                  <w:t>☐</w:t>
+                </w:r>
+              </w:sdtContent>
+            </w:sdt>
+          </w:p>
+        </w:tc>
+      </w:tr>
+      <w:tr>
+        <w:trPr>
+          <w:trHeight w:val="397"/>
+        </w:trPr>
+        <w:tc>
+          <w:tcPr>
+            <w:tcW w:w="8500" w:type="dxa"/>
+          </w:tcPr>
+          <w:p>
+            <w:pPr>
+              <w:rPr>
+                <w:sz w:val="20"/>
+                <w:szCs w:val="20"/>
+              </w:rPr>
+            </w:pPr>
+            <w:r>
+              <w:rPr>
+                <w:sz w:val="20"/>
+                <w:szCs w:val="20"/>
+              </w:rPr>
+              <w:t xml:space="preserve">Description clearly describes the </w:t>
+            </w:r>
+            <w:r>
+              <w:rPr>
+                <w:sz w:val="20"/>
+                <w:szCs w:val="20"/>
+              </w:rPr>
+              <w:t>application</w:t>
+            </w:r>
+          </w:p>
+        </w:tc>
+        <w:tc>
+          <w:tcPr>
+            <w:tcW w:w="850" w:type="dxa"/>
+            <w:vAlign w:val="center"/>
+          </w:tcPr>
+          <w:p>
+            <w:pPr>
+              <w:jc w:val="center"/>
+              <w:rPr>
+                <w:sz w:val="20"/>
+                <w:szCs w:val="20"/>
+              </w:rPr>
+            </w:pPr>
+            <w:sdt>
+              <w:sdtPr>
+                <w:rPr>
+                  <w:sz w:val="20"/>
+                  <w:szCs w:val="20"/>
+                </w:rPr>
+                <w:id w:val="937093077"/>
+                <w14:checkbox>
+                  <w14:checked w14:val="0"/>
+                  <w14:checkedState w14:val="00FC" w14:font="Wingdings"/>
+                  <w14:uncheckedState w14:val="2610" w14:font="MS Gothic"/>
+                </w14:checkbox>
+              </w:sdtPr>
+              <w:sdtEndPr/>
+              <w:sdtContent>
+                <w:r>
+                  <w:rPr>
+                    <w:rFonts w:ascii="MS Gothic" w:eastAsia="MS Gothic" w:hAnsi="MS Gothic" w:hint="eastAsia"/>
+                    <w:sz w:val="20"/>
+                    <w:szCs w:val="20"/>
+                  </w:rPr>
+                  <w:t>☐</w:t>
+                </w:r>
+              </w:sdtContent>
+            </w:sdt>
+          </w:p>
+        </w:tc>
+      </w:tr>
+      <w:tr>
+        <w:trPr>
+          <w:trHeight w:val="397"/>
+        </w:trPr>
+        <w:tc>
+          <w:tcPr>
+            <w:tcW w:w="8500" w:type="dxa"/>
+          </w:tcPr>
+          <w:p>
+            <w:pPr>
+              <w:rPr>
+                <w:sz w:val="20"/>
+                <w:szCs w:val="20"/>
+              </w:rPr>
+            </w:pPr>
+            <w:r>
+              <w:rPr>
+                <w:sz w:val="20"/>
+                <w:szCs w:val="20"/>
+              </w:rPr>
+              <w:t xml:space="preserve">Terms of Use references the </w:t>
+            </w:r>
+            <w:r>
+              <w:rPr>
+                <w:sz w:val="20"/>
+                <w:szCs w:val="20"/>
+              </w:rPr>
+              <w:t>most restrictive</w:t>
+            </w:r>
+            <w:r>
+              <w:rPr>
+                <w:sz w:val="20"/>
+                <w:szCs w:val="20"/>
+              </w:rPr>
+              <w:t xml:space="preserve"> data license as the source data referenced in the </w:t>
+            </w:r>
+            <w:r>
+              <w:rPr>
+                <w:sz w:val="20"/>
+                <w:szCs w:val="20"/>
+              </w:rPr>
+              <w:t>application</w:t>
+            </w:r>
+          </w:p>
+        </w:tc>
+        <w:tc>
+          <w:tcPr>
+            <w:tcW w:w="850" w:type="dxa"/>
+            <w:vAlign w:val="center"/>
+          </w:tcPr>
+          <w:p>
+            <w:pPr>
+              <w:jc w:val="center"/>
+              <w:rPr>
+                <w:sz w:val="20"/>
+                <w:szCs w:val="20"/>
+              </w:rPr>
+            </w:pPr>
+            <w:sdt>
+              <w:sdtPr>
+                <w:rPr>
+                  <w:sz w:val="20"/>
+                  <w:szCs w:val="20"/>
+                </w:rPr>
+                <w:id w:val="1336346209"/>
+                <w14:checkbox>
+                  <w14:checked w14:val="0"/>
+                  <w14:checkedState w14:val="00FC" w14:font="Wingdings"/>
+                  <w14:uncheckedState w14:val="2610" w14:font="MS Gothic"/>
+                </w14:checkbox>
+              </w:sdtPr>
+              <w:sdtEndPr/>
+              <w:sdtContent>
+                <w:r>
+                  <w:rPr>
+                    <w:rFonts w:ascii="MS Gothic" w:eastAsia="MS Gothic" w:hAnsi="MS Gothic" w:hint="eastAsia"/>
+                    <w:sz w:val="20"/>
+                    <w:szCs w:val="20"/>
+                  </w:rPr>
+                  <w:t>☐</w:t>
+                </w:r>
+              </w:sdtContent>
+            </w:sdt>
+          </w:p>
+        </w:tc>
+      </w:tr>
+      <w:tr>
+        <w:trPr>
+          <w:trHeight w:val="397"/>
+        </w:trPr>
+        <w:tc>
+          <w:tcPr>
+            <w:tcW w:w="8500" w:type="dxa"/>
+          </w:tcPr>
+          <w:p>
+            <w:pPr>
+              <w:rPr>
+                <w:sz w:val="20"/>
+                <w:szCs w:val="20"/>
+              </w:rPr>
+            </w:pPr>
+            <w:r>
+              <w:rPr>
+                <w:sz w:val="20"/>
+                <w:szCs w:val="20"/>
+              </w:rPr>
+              <w:t>Tags include ‘British Columbia’ and ‘Canada’</w:t>
+            </w:r>
+          </w:p>
+        </w:tc>
+        <w:tc>
+          <w:tcPr>
+            <w:tcW w:w="850" w:type="dxa"/>
+            <w:vAlign w:val="center"/>
+          </w:tcPr>
+          <w:p>
+            <w:pPr>
+              <w:jc w:val="center"/>
+              <w:rPr>
+                <w:sz w:val="20"/>
+                <w:szCs w:val="20"/>
+              </w:rPr>
+            </w:pPr>
+            <w:sdt>
+              <w:sdtPr>
+                <w:rPr>
+                  <w:sz w:val="20"/>
+                  <w:szCs w:val="20"/>
+                </w:rPr>
+                <w:id w:val="4641462"/>
+                <w14:checkbox>
+                  <w14:checked w14:val="0"/>
+                  <w14:checkedState w14:val="00FC" w14:font="Wingdings"/>
+                  <w14:uncheckedState w14:val="2610" w14:font="MS Gothic"/>
+                </w14:checkbox>
+              </w:sdtPr>
+              <w:sdtEndPr/>
+              <w:sdtContent>
+                <w:r>
+                  <w:rPr>
+                    <w:rFonts w:ascii="MS Gothic" w:eastAsia="MS Gothic" w:hAnsi="MS Gothic" w:hint="eastAsia"/>
+                    <w:sz w:val="20"/>
+                    <w:szCs w:val="20"/>
+                  </w:rPr>
+                  <w:t>☐</w:t>
+                </w:r>
+              </w:sdtContent>
+            </w:sdt>
+          </w:p>
+        </w:tc>
+      </w:tr>
+      <w:tr>
+        <w:trPr>
+          <w:trHeight w:val="397"/>
+        </w:trPr>
+        <w:tc>
+          <w:tcPr>
+            <w:tcW w:w="8500" w:type="dxa"/>
+          </w:tcPr>
+          <w:p>
+            <w:pPr>
+              <w:rPr>
+                <w:sz w:val="20"/>
+                <w:szCs w:val="20"/>
+              </w:rPr>
+            </w:pPr>
+            <w:r>
+              <w:rPr>
+                <w:sz w:val="20"/>
+                <w:szCs w:val="20"/>
+              </w:rPr>
+              <w:t xml:space="preserve">Tags include the same as on the related BC Data Catalogue metadata record for the data used in the </w:t>
+            </w:r>
+            <w:r>
+              <w:rPr>
+                <w:sz w:val="20"/>
+                <w:szCs w:val="20"/>
+              </w:rPr>
+              <w:t>application</w:t>
+            </w:r>
+          </w:p>
+        </w:tc>
+        <w:tc>
+          <w:tcPr>
+            <w:tcW w:w="850" w:type="dxa"/>
+            <w:vAlign w:val="center"/>
+          </w:tcPr>
+          <w:p>
+            <w:pPr>
+              <w:jc w:val="center"/>
+              <w:rPr>
+                <w:sz w:val="20"/>
+                <w:szCs w:val="20"/>
+              </w:rPr>
+            </w:pPr>
+            <w:sdt>
+              <w:sdtPr>
+                <w:rPr>
+                  <w:sz w:val="20"/>
+                  <w:szCs w:val="20"/>
+                </w:rPr>
+                <w:id w:val="107634301"/>
+                <w14:checkbox>
+                  <w14:checked w14:val="0"/>
+                  <w14:checkedState w14:val="00FC" w14:font="Wingdings"/>
+                  <w14:uncheckedState w14:val="2610" w14:font="MS Gothic"/>
+                </w14:checkbox>
+              </w:sdtPr>
+              <w:sdtEndPr/>
+              <w:sdtContent>
+                <w:r>
+                  <w:rPr>
+                    <w:rFonts w:ascii="MS Gothic" w:eastAsia="MS Gothic" w:hAnsi="MS Gothic" w:hint="eastAsia"/>
+                    <w:sz w:val="20"/>
+                    <w:szCs w:val="20"/>
+                  </w:rPr>
+                  <w:t>☐</w:t>
+                </w:r>
+              </w:sdtContent>
+            </w:sdt>
+          </w:p>
+        </w:tc>
+      </w:tr>
+      <w:tr>
+        <w:trPr>
+          <w:trHeight w:val="397"/>
+        </w:trPr>
+        <w:tc>
+          <w:tcPr>
+            <w:tcW w:w="8500" w:type="dxa"/>
+          </w:tcPr>
+          <w:p>
+            <w:pPr>
+              <w:rPr>
+                <w:sz w:val="20"/>
+                <w:szCs w:val="20"/>
+              </w:rPr>
+            </w:pPr>
+            <w:r>
+              <w:rPr>
+                <w:sz w:val="20"/>
+                <w:szCs w:val="20"/>
+              </w:rPr>
+              <w:t>Acknowledgements include the Ministry and the same ‘Published By’ as in the related data</w:t>
+            </w:r>
+          </w:p>
+        </w:tc>
+        <w:tc>
+          <w:tcPr>
+            <w:tcW w:w="850" w:type="dxa"/>
+            <w:vAlign w:val="center"/>
+          </w:tcPr>
+          <w:p>
+            <w:pPr>
+              <w:jc w:val="center"/>
+              <w:rPr>
+                <w:sz w:val="20"/>
+                <w:szCs w:val="20"/>
+              </w:rPr>
+            </w:pPr>
+            <w:sdt>
+              <w:sdtPr>
+                <w:rPr>
+                  <w:sz w:val="20"/>
+                  <w:szCs w:val="20"/>
+                </w:rPr>
+                <w:id w:val="1178003071"/>
+                <w14:checkbox>
+                  <w14:checked w14:val="0"/>
+                  <w14:checkedState w14:val="00FC" w14:font="Wingdings"/>
+                  <w14:uncheckedState w14:val="2610" w14:font="MS Gothic"/>
+                </w14:checkbox>
+              </w:sdtPr>
+              <w:sdtEndPr/>
+              <w:sdtContent>
+                <w:r>
+                  <w:rPr>
+                    <w:rFonts w:ascii="MS Gothic" w:eastAsia="MS Gothic" w:hAnsi="MS Gothic" w:hint="eastAsia"/>
+                    <w:sz w:val="20"/>
+                    <w:szCs w:val="20"/>
+                  </w:rPr>
+                  <w:t>☐</w:t>
+                </w:r>
+              </w:sdtContent>
+            </w:sdt>
+          </w:p>
+        </w:tc>
+      </w:tr>
+    </w:tbl>
+    <w:p>
+      <w:pPr>
+        <w:rPr>
+          <w:sz w:val="20"/>
+          <w:szCs w:val="20"/>
+        </w:rPr>
+      </w:pPr>
+    </w:p>
+    <w:tbl>
+      <w:tblPr>
+        <w:tblStyle w:val="TableGrid"/>
+        <w:tblW w:w="0" w:type="auto"/>
+        <w:tblLook w:val="04A0" w:firstRow="1" w:lastRow="0" w:firstColumn="1" w:lastColumn="0" w:noHBand="0" w:noVBand="1"/>
+      </w:tblPr>
+      <w:tblGrid>
+        <w:gridCol w:w="8500"/>
+        <w:gridCol w:w="850"/>
+      </w:tblGrid>
+      <w:tr>
+        <w:trPr>
+          <w:trHeight w:val="397"/>
+        </w:trPr>
+        <w:tc>
+          <w:tcPr>
+            <w:tcW w:w="8500" w:type="dxa"/>
+            <w:shd w:val="clear" w:color="auto" w:fill="95B3D7" w:themeFill="accent1" w:themeFillTint="99"/>
+            <w:vAlign w:val="center"/>
+          </w:tcPr>
+          <w:p>
+            <w:pPr>
+              <w:rPr>
+                <w:b/>
+                <w:bCs/>
+              </w:rPr>
+            </w:pPr>
+            <w:r>
+              <w:rPr>
+                <w:b/>
+                <w:bCs/>
+              </w:rPr>
+              <w:t xml:space="preserve">Item </w:t>
+            </w:r>
+            <w:r>
+              <w:rPr>
+                <w:b/>
+                <w:bCs/>
+                <w:szCs w:val="24"/>
+              </w:rPr>
+              <w:t>Details</w:t>
+            </w:r>
+            <w:r>
+              <w:rPr>
+                <w:b/>
+                <w:bCs/>
+              </w:rPr>
+              <w:t xml:space="preserve">: </w:t>
+            </w:r>
+            <w:r>
+              <w:rPr>
+                <w:b/>
+                <w:bCs/>
+              </w:rPr>
+              <w:t>Settings</w:t>
+            </w:r>
+          </w:p>
+        </w:tc>
+        <w:tc>
+          <w:tcPr>
+            <w:tcW w:w="850" w:type="dxa"/>
+            <w:shd w:val="clear" w:color="auto" w:fill="95B3D7" w:themeFill="accent1" w:themeFillTint="99"/>
+            <w:vAlign w:val="center"/>
+          </w:tcPr>
+          <w:p>
+            <w:pPr>
+              <w:jc w:val="center"/>
+              <w:rPr>
+                <w:b/>
+                <w:bCs/>
+              </w:rPr>
+            </w:pPr>
+          </w:p>
+        </w:tc>
+      </w:tr>
+      <w:tr>
+        <w:trPr>
+          <w:trHeight w:val="397"/>
+        </w:trPr>
+        <w:tc>
+          <w:tcPr>
+            <w:tcW w:w="8500" w:type="dxa"/>
+          </w:tcPr>
+          <w:p>
+            <w:pPr>
+              <w:rPr>
+                <w:sz w:val="20"/>
+                <w:szCs w:val="20"/>
+              </w:rPr>
+            </w:pPr>
+            <w:r>
+              <w:rPr>
+                <w:sz w:val="20"/>
+                <w:szCs w:val="20"/>
+              </w:rPr>
+              <w:t>Item is not marked as authoritative</w:t>
+            </w:r>
+          </w:p>
+        </w:tc>
+        <w:tc>
+          <w:tcPr>
+            <w:tcW w:w="850" w:type="dxa"/>
+            <w:vAlign w:val="center"/>
+          </w:tcPr>
+          <w:p>
+            <w:pPr>
+              <w:jc w:val="center"/>
+            </w:pPr>
+            <w:sdt>
+              <w:sdtPr>
+                <w:id w:val="-1404526183"/>
+                <w14:checkbox>
+                  <w14:checked w14:val="0"/>
+                  <w14:checkedState w14:val="00FC" w14:font="Wingdings"/>
+                  <w14:uncheckedState w14:val="2610" w14:font="MS Gothic"/>
+                </w14:checkbox>
+              </w:sdtPr>
+              <w:sdtEndPr/>
+              <w:sdtContent>
+                <w:r>
+                  <w:rPr>
+                    <w:rFonts w:ascii="MS Gothic" w:eastAsia="MS Gothic" w:hAnsi="MS Gothic" w:hint="eastAsia"/>
+                  </w:rPr>
+                  <w:t>☐</w:t>
+                </w:r>
+              </w:sdtContent>
+            </w:sdt>
+          </w:p>
+        </w:tc>
+      </w:tr>
+      <w:tr>
+        <w:trPr>
+          <w:trHeight w:val="397"/>
+        </w:trPr>
+        <w:tc>
+          <w:tcPr>
+            <w:tcW w:w="8500" w:type="dxa"/>
+          </w:tcPr>
+          <w:p>
+            <w:pPr>
+              <w:rPr>
+                <w:sz w:val="20"/>
+                <w:szCs w:val="20"/>
+              </w:rPr>
+            </w:pPr>
+            <w:r>
+              <w:rPr>
+                <w:sz w:val="20"/>
+                <w:szCs w:val="20"/>
+              </w:rPr>
+              <w:t>‘Application settings’ are appropriate based on map content</w:t>
+            </w:r>
+          </w:p>
+        </w:tc>
+        <w:tc>
+          <w:tcPr>
+            <w:tcW w:w="850" w:type="dxa"/>
+            <w:vAlign w:val="center"/>
+          </w:tcPr>
+          <w:p>
+            <w:pPr>
+              <w:jc w:val="center"/>
+            </w:pPr>
+            <w:sdt>
+              <w:sdtPr>
+                <w:id w:val="-956329256"/>
+                <w14:checkbox>
+                  <w14:checked w14:val="0"/>
+                  <w14:checkedState w14:val="00FC" w14:font="Wingdings"/>
+                  <w14:uncheckedState w14:val="2610" w14:font="MS Gothic"/>
+                </w14:checkbox>
+              </w:sdtPr>
+              <w:sdtEndPr/>
+              <w:sdtContent>
+                <w:r>
+                  <w:rPr>
+                    <w:rFonts w:ascii="MS Gothic" w:eastAsia="MS Gothic" w:hAnsi="MS Gothic" w:hint="eastAsia"/>
+                  </w:rPr>
+                  <w:t>☐</w:t>
+                </w:r>
+              </w:sdtContent>
+            </w:sdt>
+          </w:p>
+        </w:tc>
+      </w:tr>
+    </w:tbl>
+    <w:p>
+      <w:pPr>
+        <w:spacing w:line="271" w:lineRule="auto"/>
+        <w:rPr>
+          <w:rFonts w:ascii="BC Sans" w:hAnsi="BC Sans" w:cstheme="minorHAnsi"/>
+          <w:color w:val="000000" w:themeColor="text1"/>
+          <w:sz w:val="20"/>
+          <w:szCs w:val="20"/>
+        </w:rPr>
+      </w:pPr>
+    </w:p>
+    <w:tbl>
+      <w:tblPr>
+        <w:tblStyle w:val="TableGrid"/>
+        <w:tblW w:w="0" w:type="auto"/>
+        <w:tblLook w:val="04A0" w:firstRow="1" w:lastRow="0" w:firstColumn="1" w:lastColumn="0" w:noHBand="0" w:noVBand="1"/>
+      </w:tblPr>
+      <w:tblGrid>
+        <w:gridCol w:w="8500"/>
+        <w:gridCol w:w="850"/>
+      </w:tblGrid>
+      <w:tr>
+        <w:trPr>
+          <w:trHeight w:val="397"/>
+        </w:trPr>
+        <w:tc>
+          <w:tcPr>
+            <w:tcW w:w="8500" w:type="dxa"/>
+            <w:shd w:val="clear" w:color="auto" w:fill="95B3D7" w:themeFill="accent1" w:themeFillTint="99"/>
+            <w:vAlign w:val="center"/>
+          </w:tcPr>
+          <w:p>
+            <w:pPr>
+              <w:rPr>
+                <w:b/>
+                <w:bCs/>
+              </w:rPr>
+            </w:pPr>
+            <w:r>
+              <w:rPr>
+                <w:b/>
+                <w:bCs/>
+              </w:rPr>
+              <w:t>Application Design</w:t>
+            </w:r>
+          </w:p>
+        </w:tc>
+        <w:tc>
+          <w:tcPr>
+            <w:tcW w:w="850" w:type="dxa"/>
+            <w:shd w:val="clear" w:color="auto" w:fill="95B3D7" w:themeFill="accent1" w:themeFillTint="99"/>
+            <w:vAlign w:val="center"/>
+          </w:tcPr>
+          <w:p>
+            <w:pPr>
+              <w:jc w:val="center"/>
+              <w:rPr>
+                <w:b/>
+                <w:bCs/>
+              </w:rPr>
+            </w:pPr>
+          </w:p>
+        </w:tc>
+      </w:tr>
+      <w:tr>
+        <w:trPr>
+          <w:trHeight w:val="397"/>
+        </w:trPr>
+        <w:tc>
+          <w:tcPr>
+            <w:tcW w:w="8500" w:type="dxa"/>
+          </w:tcPr>
+          <w:p>
+            <w:pPr>
+              <w:rPr>
+                <w:sz w:val="20"/>
+                <w:szCs w:val="20"/>
+              </w:rPr>
+            </w:pPr>
+            <w:r>
+              <w:rPr>
+                <w:sz w:val="20"/>
+                <w:szCs w:val="20"/>
+              </w:rPr>
+              <w:t xml:space="preserve">Design </w:t>
+            </w:r>
+            <w:r>
+              <w:rPr>
+                <w:sz w:val="20"/>
+                <w:szCs w:val="20"/>
+              </w:rPr>
+              <w:t xml:space="preserve">aligns with the </w:t>
+            </w:r>
+            <w:hyperlink r:id="rId24" w:history="1">
+              <w:r>
+                <w:rPr>
+                  <w:rStyle w:val="Hyperlink"/>
+                  <w:sz w:val="20"/>
+                  <w:szCs w:val="20"/>
+                </w:rPr>
+                <w:t>BC Visual Identity Program</w:t>
+              </w:r>
+            </w:hyperlink>
+          </w:p>
+        </w:tc>
+        <w:tc>
+          <w:tcPr>
+            <w:tcW w:w="850" w:type="dxa"/>
+            <w:vAlign w:val="center"/>
+          </w:tcPr>
+          <w:p>
+            <w:pPr>
+              <w:jc w:val="center"/>
+              <w:rPr>
+                <w:sz w:val="20"/>
+                <w:szCs w:val="20"/>
+              </w:rPr>
+            </w:pPr>
+            <w:sdt>
+              <w:sdtPr>
+                <w:rPr>
+                  <w:sz w:val="20"/>
+                  <w:szCs w:val="20"/>
+                </w:rPr>
+                <w:id w:val="-1742853871"/>
+                <w14:checkbox>
+                  <w14:checked w14:val="0"/>
+                  <w14:checkedState w14:val="00FC" w14:font="Wingdings"/>
+                  <w14:uncheckedState w14:val="2610" w14:font="MS Gothic"/>
+                </w14:checkbox>
+              </w:sdtPr>
+              <w:sdtEndPr/>
+              <w:sdtContent>
+                <w:r>
+                  <w:rPr>
+                    <w:rFonts w:ascii="MS Gothic" w:eastAsia="MS Gothic" w:hAnsi="MS Gothic" w:hint="eastAsia"/>
+                    <w:sz w:val="20"/>
+                    <w:szCs w:val="20"/>
+                  </w:rPr>
+                  <w:t>☐</w:t>
+                </w:r>
+              </w:sdtContent>
+            </w:sdt>
+          </w:p>
+        </w:tc>
+      </w:tr>
+      <w:tr>
+        <w:trPr>
+          <w:trHeight w:val="397"/>
+        </w:trPr>
+        <w:tc>
+          <w:tcPr>
+            <w:tcW w:w="8500" w:type="dxa"/>
+          </w:tcPr>
+          <w:p>
+            <w:pPr>
+              <w:rPr>
+                <w:sz w:val="20"/>
+                <w:szCs w:val="20"/>
+              </w:rPr>
+            </w:pPr>
+            <w:r>
+              <w:rPr>
+                <w:sz w:val="20"/>
+                <w:szCs w:val="20"/>
+              </w:rPr>
+              <w:t xml:space="preserve">Content aligns with </w:t>
+            </w:r>
+            <w:hyperlink r:id="rId25" w:history="1">
+              <w:r>
+                <w:rPr>
+                  <w:rStyle w:val="Hyperlink"/>
+                  <w:sz w:val="20"/>
+                  <w:szCs w:val="20"/>
+                </w:rPr>
+                <w:t>Government web standard</w:t>
+              </w:r>
+              <w:r>
+                <w:rPr>
+                  <w:rStyle w:val="Hyperlink"/>
+                  <w:sz w:val="20"/>
+                  <w:szCs w:val="20"/>
+                </w:rPr>
+                <w:t>s</w:t>
+              </w:r>
+              <w:r>
+                <w:rPr>
+                  <w:rStyle w:val="Hyperlink"/>
+                  <w:sz w:val="20"/>
+                  <w:szCs w:val="20"/>
+                </w:rPr>
+                <w:t xml:space="preserve"> and guides</w:t>
+              </w:r>
+            </w:hyperlink>
+          </w:p>
+        </w:tc>
+        <w:tc>
+          <w:tcPr>
+            <w:tcW w:w="850" w:type="dxa"/>
+            <w:vAlign w:val="center"/>
+          </w:tcPr>
+          <w:p>
+            <w:pPr>
+              <w:jc w:val="center"/>
+              <w:rPr>
+                <w:sz w:val="20"/>
+                <w:szCs w:val="20"/>
+              </w:rPr>
+            </w:pPr>
+            <w:sdt>
+              <w:sdtPr>
+                <w:rPr>
+                  <w:sz w:val="20"/>
+                  <w:szCs w:val="20"/>
+                </w:rPr>
+                <w:id w:val="-1382392082"/>
+                <w14:checkbox>
+                  <w14:checked w14:val="0"/>
+                  <w14:checkedState w14:val="00FC" w14:font="Wingdings"/>
+                  <w14:uncheckedState w14:val="2610" w14:font="MS Gothic"/>
+                </w14:checkbox>
+              </w:sdtPr>
+              <w:sdtEndPr/>
+              <w:sdtContent>
+                <w:r>
+                  <w:rPr>
+                    <w:rFonts w:ascii="MS Gothic" w:eastAsia="MS Gothic" w:hAnsi="MS Gothic" w:hint="eastAsia"/>
+                    <w:sz w:val="20"/>
+                    <w:szCs w:val="20"/>
+                  </w:rPr>
+                  <w:t>☐</w:t>
+                </w:r>
+              </w:sdtContent>
+            </w:sdt>
+          </w:p>
+        </w:tc>
+      </w:tr>
+    </w:tbl>
+    <w:p>
+      <w:pPr>
+        <w:spacing w:line="271" w:lineRule="auto"/>
+        <w:rPr>
+          <w:rFonts w:ascii="BC Sans" w:hAnsi="BC Sans" w:cstheme="minorHAnsi"/>
+          <w:color w:val="000000" w:themeColor="text1"/>
+          <w:sz w:val="20"/>
+          <w:szCs w:val="20"/>
+        </w:rPr>
+      </w:pPr>
+    </w:p>
+    <w:p>
+      <w:pPr>
+        <w:spacing w:line="271" w:lineRule="auto"/>
+        <w:rPr>
+          <w:rFonts w:ascii="BC Sans" w:hAnsi="BC Sans" w:cstheme="minorHAnsi"/>
+          <w:color w:val="000000" w:themeColor="text1"/>
+          <w:sz w:val="20"/>
+          <w:szCs w:val="20"/>
+        </w:rPr>
+      </w:pPr>
+    </w:p>
     <w:sectPr>
-      <w:headerReference w:type="default" r:id="rId24"/>
-      <w:footerReference w:type="default" r:id="rId25"/>
+      <w:headerReference w:type="default" r:id="rId26"/>
+      <w:footerReference w:type="default" r:id="rId27"/>
       <w:pgSz w:w="12240" w:h="15840" w:code="1"/>
       <w:pgMar w:top="864" w:right="720" w:bottom="864" w:left="720" w:header="576" w:footer="576" w:gutter="0"/>
       <w:pgNumType w:start="1"/>
@@ -8461,6 +13150,10 @@
 </file>
 
 <file path=customXml/item1.xml><?xml version="1.0" encoding="utf-8"?>
+<b:Sources xmlns:b="http://schemas.openxmlformats.org/officeDocument/2006/bibliography" xmlns="http://schemas.openxmlformats.org/officeDocument/2006/bibliography" SelectedStyle="\APA.XSL" StyleName="APA"/>
+</file>
+
+<file path=customXml/item2.xml><?xml version="1.0" encoding="utf-8"?>
 <?mso-contentType ?>
 <spe:Receivers xmlns:spe="http://schemas.microsoft.com/sharepoint/events">
   <Receiver>
@@ -8506,32 +13199,7 @@
 </spe:Receivers>
 </file>
 
-<file path=customXml/item2.xml><?xml version="1.0" encoding="utf-8"?>
-<b:Sources xmlns:b="http://schemas.openxmlformats.org/officeDocument/2006/bibliography" xmlns="http://schemas.openxmlformats.org/officeDocument/2006/bibliography" SelectedStyle="\APA.XSL" StyleName="APA"/>
-</file>
-
 <file path=customXml/item3.xml><?xml version="1.0" encoding="utf-8"?>
-<p:properties xmlns:p="http://schemas.microsoft.com/office/2006/metadata/properties" xmlns:xsi="http://www.w3.org/2001/XMLSchema-instance">
-  <documentManagement>
-    <_dlc_DocId xmlns="9e25b213-8f24-4405-9f1d-114327f56599">VSRJE7377HCP-293-53</_dlc_DocId>
-    <_dlc_DocIdUrl xmlns="9e25b213-8f24-4405-9f1d-114327f56599">
-      <Url>https://bawt.gov.bc.ca/databc/databcteam/_layouts/DocIdRedir.aspx?ID=VSRJE7377HCP-293-53</Url>
-      <Description>VSRJE7377HCP-293-53</Description>
-    </_dlc_DocIdUrl>
-  </documentManagement>
-</p:properties>
-</file>
-
-<file path=customXml/item4.xml><?xml version="1.0" encoding="utf-8"?>
-<?mso-contentType ?>
-<FormTemplates xmlns="http://schemas.microsoft.com/sharepoint/v3/contenttype/forms">
-  <Display>DocumentLibraryForm</Display>
-  <Edit>DocumentLibraryForm</Edit>
-  <New>DocumentLibraryForm</New>
-</FormTemplates>
-</file>
-
-<file path=customXml/item5.xml><?xml version="1.0" encoding="utf-8"?>
 <ct:contentTypeSchema xmlns:ct="http://schemas.microsoft.com/office/2006/metadata/contentType" xmlns:ma="http://schemas.microsoft.com/office/2006/metadata/properties/metaAttributes" ct:_="" ma:_="" ma:contentTypeName="Document" ma:contentTypeID="0x01010005F53318E09040429F768C23018FEFF5" ma:contentTypeVersion="1" ma:contentTypeDescription="Create a new document." ma:contentTypeScope="" ma:versionID="d4b48acb9a0aa1ae4853aba9b3ed9305">
   <xsd:schema xmlns:xsd="http://www.w3.org/2001/XMLSchema" xmlns:xs="http://www.w3.org/2001/XMLSchema" xmlns:p="http://schemas.microsoft.com/office/2006/metadata/properties" xmlns:ns2="9e25b213-8f24-4405-9f1d-114327f56599" targetNamespace="http://schemas.microsoft.com/office/2006/metadata/properties" ma:root="true" ma:fieldsID="bb97cc1e32c6514f37361c6d6151b2c4" ns2:_="">
     <xsd:import namespace="9e25b213-8f24-4405-9f1d-114327f56599"/>
@@ -8676,7 +13344,36 @@
 </ct:contentTypeSchema>
 </file>
 
+<file path=customXml/item4.xml><?xml version="1.0" encoding="utf-8"?>
+<?mso-contentType ?>
+<FormTemplates xmlns="http://schemas.microsoft.com/sharepoint/v3/contenttype/forms">
+  <Display>DocumentLibraryForm</Display>
+  <Edit>DocumentLibraryForm</Edit>
+  <New>DocumentLibraryForm</New>
+</FormTemplates>
+</file>
+
+<file path=customXml/item5.xml><?xml version="1.0" encoding="utf-8"?>
+<p:properties xmlns:p="http://schemas.microsoft.com/office/2006/metadata/properties" xmlns:xsi="http://www.w3.org/2001/XMLSchema-instance">
+  <documentManagement>
+    <_dlc_DocId xmlns="9e25b213-8f24-4405-9f1d-114327f56599">VSRJE7377HCP-293-53</_dlc_DocId>
+    <_dlc_DocIdUrl xmlns="9e25b213-8f24-4405-9f1d-114327f56599">
+      <Url>https://bawt.gov.bc.ca/databc/databcteam/_layouts/DocIdRedir.aspx?ID=VSRJE7377HCP-293-53</Url>
+      <Description>VSRJE7377HCP-293-53</Description>
+    </_dlc_DocIdUrl>
+  </documentManagement>
+</p:properties>
+</file>
+
 <file path=customXml/itemProps1.xml><?xml version="1.0" encoding="utf-8"?>
+<ds:datastoreItem xmlns:ds="http://schemas.openxmlformats.org/officeDocument/2006/customXml" ds:itemID="{DEBCA6A8-E506-4798-BB71-FDB1D85E1F3E}">
+  <ds:schemaRefs>
+    <ds:schemaRef ds:uri="http://schemas.openxmlformats.org/officeDocument/2006/bibliography"/>
+  </ds:schemaRefs>
+</ds:datastoreItem>
+</file>
+
+<file path=customXml/itemProps2.xml><?xml version="1.0" encoding="utf-8"?>
 <ds:datastoreItem xmlns:ds="http://schemas.openxmlformats.org/officeDocument/2006/customXml" ds:itemID="{9753AC55-4CBF-4310-9C57-A080F628D7AB}">
   <ds:schemaRefs>
     <ds:schemaRef ds:uri="http://schemas.microsoft.com/sharepoint/events"/>
@@ -8684,32 +13381,7 @@
 </ds:datastoreItem>
 </file>
 
-<file path=customXml/itemProps2.xml><?xml version="1.0" encoding="utf-8"?>
-<ds:datastoreItem xmlns:ds="http://schemas.openxmlformats.org/officeDocument/2006/customXml" ds:itemID="{DEBCA6A8-E506-4798-BB71-FDB1D85E1F3E}">
-  <ds:schemaRefs>
-    <ds:schemaRef ds:uri="http://schemas.openxmlformats.org/officeDocument/2006/bibliography"/>
-  </ds:schemaRefs>
-</ds:datastoreItem>
-</file>
-
 <file path=customXml/itemProps3.xml><?xml version="1.0" encoding="utf-8"?>
-<ds:datastoreItem xmlns:ds="http://schemas.openxmlformats.org/officeDocument/2006/customXml" ds:itemID="{4F5D3724-6051-43D4-B027-56200022B05B}">
-  <ds:schemaRefs>
-    <ds:schemaRef ds:uri="http://schemas.microsoft.com/office/2006/metadata/properties"/>
-    <ds:schemaRef ds:uri="9e25b213-8f24-4405-9f1d-114327f56599"/>
-  </ds:schemaRefs>
-</ds:datastoreItem>
-</file>
-
-<file path=customXml/itemProps4.xml><?xml version="1.0" encoding="utf-8"?>
-<ds:datastoreItem xmlns:ds="http://schemas.openxmlformats.org/officeDocument/2006/customXml" ds:itemID="{ABA8E140-4782-4963-9EA7-C6B91DC33F25}">
-  <ds:schemaRefs>
-    <ds:schemaRef ds:uri="http://schemas.microsoft.com/sharepoint/v3/contenttype/forms"/>
-  </ds:schemaRefs>
-</ds:datastoreItem>
-</file>
-
-<file path=customXml/itemProps5.xml><?xml version="1.0" encoding="utf-8"?>
 <ds:datastoreItem xmlns:ds="http://schemas.openxmlformats.org/officeDocument/2006/customXml" ds:itemID="{7830D8E5-41D2-47E5-A4D6-EF615B248749}">
   <ds:schemaRefs>
     <ds:schemaRef ds:uri="http://schemas.microsoft.com/office/2006/metadata/contentType"/>
@@ -8725,4 +13397,21 @@
     <ds:schemaRef ds:uri="http://schemas.microsoft.com/internal/obd"/>
   </ds:schemaRefs>
 </ds:datastoreItem>
+</file>
+
+<file path=customXml/itemProps4.xml><?xml version="1.0" encoding="utf-8"?>
+<ds:datastoreItem xmlns:ds="http://schemas.openxmlformats.org/officeDocument/2006/customXml" ds:itemID="{ABA8E140-4782-4963-9EA7-C6B91DC33F25}">
+  <ds:schemaRefs>
+    <ds:schemaRef ds:uri="http://schemas.microsoft.com/sharepoint/v3/contenttype/forms"/>
+  </ds:schemaRefs>
+</ds:datastoreItem>
+</file>
+
+<file path=customXml/itemProps5.xml><?xml version="1.0" encoding="utf-8"?>
+<ds:datastoreItem xmlns:ds="http://schemas.openxmlformats.org/officeDocument/2006/customXml" ds:itemID="{4F5D3724-6051-43D4-B027-56200022B05B}">
+  <ds:schemaRefs>
+    <ds:schemaRef ds:uri="http://schemas.microsoft.com/office/2006/metadata/properties"/>
+    <ds:schemaRef ds:uri="9e25b213-8f24-4405-9f1d-114327f56599"/>
+  </ds:schemaRefs>
+</ds:datastoreItem>
 </file>
--- a/pages/docs/BCs_MapHub_Public_Content_Publication.docx
+++ b/pages/docs/BCs_MapHub_Public_Content_Publication.docx
@@ -806,27 +806,7 @@
                   <w:sz w:val="18"/>
                   <w:szCs w:val="18"/>
                 </w:rPr>
-                <w:t>Data Man</w:t>
-              </w:r>
-              <w:r>
-                <w:rPr>
-                  <w:rStyle w:val="Hyperlink"/>
-                  <w:rFonts w:ascii="BC Sans" w:hAnsi="BC Sans" w:cstheme="minorHAnsi"/>
-                  <w:bCs/>
-                  <w:sz w:val="18"/>
-                  <w:szCs w:val="18"/>
-                </w:rPr>
-                <w:t>a</w:t>
-              </w:r>
-              <w:r>
-                <w:rPr>
-                  <w:rStyle w:val="Hyperlink"/>
-                  <w:rFonts w:ascii="BC Sans" w:hAnsi="BC Sans" w:cstheme="minorHAnsi"/>
-                  <w:bCs/>
-                  <w:sz w:val="18"/>
-                  <w:szCs w:val="18"/>
-                </w:rPr>
-                <w:t>gement Policy</w:t>
+                <w:t>Data Management Policy</w:t>
               </w:r>
             </w:hyperlink>
             <w:r>
@@ -3953,4617 +3933,9 @@
         </w:rPr>
       </w:pPr>
     </w:p>
-    <w:p>
-      <w:pPr>
-        <w:spacing w:line="360" w:lineRule="auto"/>
-        <w:rPr>
-          <w:b/>
-          <w:bCs/>
-          <w:color w:val="1F497D" w:themeColor="text2"/>
-          <w:sz w:val="32"/>
-          <w:szCs w:val="32"/>
-        </w:rPr>
-      </w:pPr>
-      <w:r>
-        <w:rPr>
-          <w:b/>
-          <w:bCs/>
-          <w:color w:val="1F497D" w:themeColor="text2"/>
-          <w:sz w:val="32"/>
-          <w:szCs w:val="32"/>
-        </w:rPr>
-        <w:lastRenderedPageBreak/>
-        <w:t xml:space="preserve">BC’s </w:t>
-      </w:r>
-      <w:proofErr w:type="spellStart"/>
-      <w:r>
-        <w:rPr>
-          <w:b/>
-          <w:bCs/>
-          <w:color w:val="1F497D" w:themeColor="text2"/>
-          <w:sz w:val="32"/>
-          <w:szCs w:val="32"/>
-        </w:rPr>
-        <w:t>MapHub</w:t>
-      </w:r>
-      <w:proofErr w:type="spellEnd"/>
-      <w:r>
-        <w:rPr>
-          <w:b/>
-          <w:bCs/>
-          <w:color w:val="1F497D" w:themeColor="text2"/>
-          <w:sz w:val="32"/>
-          <w:szCs w:val="32"/>
-        </w:rPr>
-        <w:t xml:space="preserve"> Public Content Publication Checklist: </w:t>
-      </w:r>
-      <w:r>
-        <w:rPr>
-          <w:b/>
-          <w:bCs/>
-          <w:color w:val="1F497D" w:themeColor="text2"/>
-          <w:sz w:val="32"/>
-          <w:szCs w:val="32"/>
-        </w:rPr>
-        <w:t>Data</w:t>
-      </w:r>
-    </w:p>
-    <w:p>
-      <w:pPr>
-        <w:rPr>
-          <w:sz w:val="18"/>
-          <w:szCs w:val="18"/>
-        </w:rPr>
-      </w:pPr>
-      <w:r>
-        <w:rPr>
-          <w:sz w:val="18"/>
-          <w:szCs w:val="18"/>
-        </w:rPr>
-        <w:t>This checklist</w:t>
-      </w:r>
-      <w:r>
-        <w:rPr>
-          <w:sz w:val="18"/>
-          <w:szCs w:val="18"/>
-        </w:rPr>
-        <w:t xml:space="preserve"> is recommended to be used by BC’s </w:t>
-      </w:r>
-      <w:proofErr w:type="spellStart"/>
-      <w:r>
-        <w:rPr>
-          <w:sz w:val="18"/>
-          <w:szCs w:val="18"/>
-        </w:rPr>
-        <w:t>MapHub</w:t>
-      </w:r>
-      <w:proofErr w:type="spellEnd"/>
-      <w:r>
-        <w:rPr>
-          <w:sz w:val="18"/>
-          <w:szCs w:val="18"/>
-        </w:rPr>
-        <w:t xml:space="preserve"> content owners to support preparing their </w:t>
-      </w:r>
-      <w:r>
-        <w:rPr>
-          <w:sz w:val="18"/>
-          <w:szCs w:val="18"/>
-        </w:rPr>
-        <w:t xml:space="preserve">data </w:t>
-      </w:r>
-      <w:r>
-        <w:rPr>
-          <w:sz w:val="18"/>
-          <w:szCs w:val="18"/>
-        </w:rPr>
-        <w:t xml:space="preserve">to be published publicly. </w:t>
-      </w:r>
-    </w:p>
-    <w:p>
-      <w:pPr>
-        <w:rPr>
-          <w:sz w:val="18"/>
-          <w:szCs w:val="18"/>
-        </w:rPr>
-      </w:pPr>
-    </w:p>
-    <w:tbl>
-      <w:tblPr>
-        <w:tblStyle w:val="TableGrid"/>
-        <w:tblW w:w="0" w:type="auto"/>
-        <w:tblLook w:val="04A0" w:firstRow="1" w:lastRow="0" w:firstColumn="1" w:lastColumn="0" w:noHBand="0" w:noVBand="1"/>
-      </w:tblPr>
-      <w:tblGrid>
-        <w:gridCol w:w="8500"/>
-        <w:gridCol w:w="850"/>
-      </w:tblGrid>
-      <w:tr>
-        <w:trPr>
-          <w:trHeight w:val="397"/>
-        </w:trPr>
-        <w:tc>
-          <w:tcPr>
-            <w:tcW w:w="8500" w:type="dxa"/>
-            <w:shd w:val="clear" w:color="auto" w:fill="95B3D7" w:themeFill="accent1" w:themeFillTint="99"/>
-            <w:vAlign w:val="center"/>
-          </w:tcPr>
-          <w:p>
-            <w:pPr>
-              <w:rPr>
-                <w:b/>
-                <w:bCs/>
-              </w:rPr>
-            </w:pPr>
-            <w:r>
-              <w:rPr>
-                <w:b/>
-                <w:bCs/>
-              </w:rPr>
-              <w:t>Item Details: Overview</w:t>
-            </w:r>
-          </w:p>
-        </w:tc>
-        <w:tc>
-          <w:tcPr>
-            <w:tcW w:w="850" w:type="dxa"/>
-            <w:shd w:val="clear" w:color="auto" w:fill="95B3D7" w:themeFill="accent1" w:themeFillTint="99"/>
-            <w:vAlign w:val="center"/>
-          </w:tcPr>
-          <w:p>
-            <w:pPr>
-              <w:jc w:val="center"/>
-              <w:rPr>
-                <w:b/>
-                <w:bCs/>
-              </w:rPr>
-            </w:pPr>
-          </w:p>
-        </w:tc>
-      </w:tr>
-      <w:tr>
-        <w:trPr>
-          <w:trHeight w:val="397"/>
-        </w:trPr>
-        <w:tc>
-          <w:tcPr>
-            <w:tcW w:w="8500" w:type="dxa"/>
-            <w:vAlign w:val="center"/>
-          </w:tcPr>
-          <w:p>
-            <w:pPr>
-              <w:rPr>
-                <w:sz w:val="20"/>
-                <w:szCs w:val="20"/>
-              </w:rPr>
-            </w:pPr>
-            <w:r>
-              <w:rPr>
-                <w:sz w:val="20"/>
-                <w:szCs w:val="20"/>
-              </w:rPr>
-              <w:t>Title is simple and clearly defines the map</w:t>
-            </w:r>
-          </w:p>
-        </w:tc>
-        <w:tc>
-          <w:tcPr>
-            <w:tcW w:w="850" w:type="dxa"/>
-            <w:vAlign w:val="center"/>
-          </w:tcPr>
-          <w:p>
-            <w:pPr>
-              <w:jc w:val="center"/>
-              <w:rPr>
-                <w:sz w:val="20"/>
-                <w:szCs w:val="20"/>
-              </w:rPr>
-            </w:pPr>
-            <w:sdt>
-              <w:sdtPr>
-                <w:rPr>
-                  <w:sz w:val="20"/>
-                  <w:szCs w:val="20"/>
-                </w:rPr>
-                <w:id w:val="1437323840"/>
-                <w14:checkbox>
-                  <w14:checked w14:val="0"/>
-                  <w14:checkedState w14:val="00FC" w14:font="Wingdings"/>
-                  <w14:uncheckedState w14:val="2610" w14:font="MS Gothic"/>
-                </w14:checkbox>
-              </w:sdtPr>
-              <w:sdtEndPr/>
-              <w:sdtContent>
-                <w:r>
-                  <w:rPr>
-                    <w:rFonts w:ascii="MS Gothic" w:eastAsia="MS Gothic" w:hAnsi="MS Gothic" w:hint="eastAsia"/>
-                    <w:sz w:val="20"/>
-                    <w:szCs w:val="20"/>
-                  </w:rPr>
-                  <w:t>☐</w:t>
-                </w:r>
-              </w:sdtContent>
-            </w:sdt>
-          </w:p>
-        </w:tc>
-      </w:tr>
-      <w:tr>
-        <w:trPr>
-          <w:trHeight w:val="397"/>
-        </w:trPr>
-        <w:tc>
-          <w:tcPr>
-            <w:tcW w:w="8500" w:type="dxa"/>
-            <w:vAlign w:val="center"/>
-          </w:tcPr>
-          <w:p>
-            <w:pPr>
-              <w:rPr>
-                <w:sz w:val="20"/>
-                <w:szCs w:val="20"/>
-              </w:rPr>
-            </w:pPr>
-            <w:r>
-              <w:rPr>
-                <w:sz w:val="20"/>
-                <w:szCs w:val="20"/>
-              </w:rPr>
-              <w:t>Title does not use acronyms or underscores</w:t>
-            </w:r>
-          </w:p>
-        </w:tc>
-        <w:tc>
-          <w:tcPr>
-            <w:tcW w:w="850" w:type="dxa"/>
-            <w:vAlign w:val="center"/>
-          </w:tcPr>
-          <w:p>
-            <w:pPr>
-              <w:jc w:val="center"/>
-              <w:rPr>
-                <w:sz w:val="20"/>
-                <w:szCs w:val="20"/>
-              </w:rPr>
-            </w:pPr>
-            <w:sdt>
-              <w:sdtPr>
-                <w:rPr>
-                  <w:sz w:val="20"/>
-                  <w:szCs w:val="20"/>
-                </w:rPr>
-                <w:id w:val="1131217557"/>
-                <w14:checkbox>
-                  <w14:checked w14:val="0"/>
-                  <w14:checkedState w14:val="00FC" w14:font="Wingdings"/>
-                  <w14:uncheckedState w14:val="2610" w14:font="MS Gothic"/>
-                </w14:checkbox>
-              </w:sdtPr>
-              <w:sdtEndPr/>
-              <w:sdtContent>
-                <w:r>
-                  <w:rPr>
-                    <w:rFonts w:ascii="MS Gothic" w:eastAsia="MS Gothic" w:hAnsi="MS Gothic" w:hint="eastAsia"/>
-                    <w:sz w:val="20"/>
-                    <w:szCs w:val="20"/>
-                  </w:rPr>
-                  <w:t>☐</w:t>
-                </w:r>
-              </w:sdtContent>
-            </w:sdt>
-          </w:p>
-        </w:tc>
-      </w:tr>
-      <w:tr>
-        <w:trPr>
-          <w:trHeight w:val="397"/>
-        </w:trPr>
-        <w:tc>
-          <w:tcPr>
-            <w:tcW w:w="8500" w:type="dxa"/>
-            <w:vAlign w:val="center"/>
-          </w:tcPr>
-          <w:p>
-            <w:pPr>
-              <w:rPr>
-                <w:sz w:val="20"/>
-                <w:szCs w:val="20"/>
-              </w:rPr>
-            </w:pPr>
-            <w:r>
-              <w:rPr>
-                <w:sz w:val="20"/>
-                <w:szCs w:val="20"/>
-              </w:rPr>
-              <w:t>Title uses title case</w:t>
-            </w:r>
-          </w:p>
-        </w:tc>
-        <w:tc>
-          <w:tcPr>
-            <w:tcW w:w="850" w:type="dxa"/>
-            <w:vAlign w:val="center"/>
-          </w:tcPr>
-          <w:p>
-            <w:pPr>
-              <w:jc w:val="center"/>
-              <w:rPr>
-                <w:sz w:val="20"/>
-                <w:szCs w:val="20"/>
-              </w:rPr>
-            </w:pPr>
-            <w:sdt>
-              <w:sdtPr>
-                <w:rPr>
-                  <w:sz w:val="20"/>
-                  <w:szCs w:val="20"/>
-                </w:rPr>
-                <w:id w:val="1393167394"/>
-                <w14:checkbox>
-                  <w14:checked w14:val="0"/>
-                  <w14:checkedState w14:val="00FC" w14:font="Wingdings"/>
-                  <w14:uncheckedState w14:val="2610" w14:font="MS Gothic"/>
-                </w14:checkbox>
-              </w:sdtPr>
-              <w:sdtEndPr/>
-              <w:sdtContent>
-                <w:r>
-                  <w:rPr>
-                    <w:rFonts w:ascii="MS Gothic" w:eastAsia="MS Gothic" w:hAnsi="MS Gothic" w:hint="eastAsia"/>
-                    <w:sz w:val="20"/>
-                    <w:szCs w:val="20"/>
-                  </w:rPr>
-                  <w:t>☐</w:t>
-                </w:r>
-              </w:sdtContent>
-            </w:sdt>
-          </w:p>
-        </w:tc>
-      </w:tr>
-      <w:tr>
-        <w:trPr>
-          <w:trHeight w:val="397"/>
-        </w:trPr>
-        <w:tc>
-          <w:tcPr>
-            <w:tcW w:w="8500" w:type="dxa"/>
-            <w:vAlign w:val="center"/>
-          </w:tcPr>
-          <w:p>
-            <w:pPr>
-              <w:rPr>
-                <w:sz w:val="20"/>
-                <w:szCs w:val="20"/>
-              </w:rPr>
-            </w:pPr>
-            <w:r>
-              <w:rPr>
-                <w:sz w:val="20"/>
-                <w:szCs w:val="20"/>
-              </w:rPr>
-              <w:t>Thumbnail clearly depicts the data as seen in the ‘Visualization’ tab</w:t>
-            </w:r>
-          </w:p>
-        </w:tc>
-        <w:tc>
-          <w:tcPr>
-            <w:tcW w:w="850" w:type="dxa"/>
-            <w:vAlign w:val="center"/>
-          </w:tcPr>
-          <w:p>
-            <w:pPr>
-              <w:jc w:val="center"/>
-              <w:rPr>
-                <w:sz w:val="20"/>
-                <w:szCs w:val="20"/>
-              </w:rPr>
-            </w:pPr>
-            <w:sdt>
-              <w:sdtPr>
-                <w:rPr>
-                  <w:sz w:val="20"/>
-                  <w:szCs w:val="20"/>
-                </w:rPr>
-                <w:id w:val="-1213261220"/>
-                <w14:checkbox>
-                  <w14:checked w14:val="0"/>
-                  <w14:checkedState w14:val="00FC" w14:font="Wingdings"/>
-                  <w14:uncheckedState w14:val="2610" w14:font="MS Gothic"/>
-                </w14:checkbox>
-              </w:sdtPr>
-              <w:sdtEndPr/>
-              <w:sdtContent>
-                <w:r>
-                  <w:rPr>
-                    <w:rFonts w:ascii="MS Gothic" w:eastAsia="MS Gothic" w:hAnsi="MS Gothic" w:hint="eastAsia"/>
-                    <w:sz w:val="20"/>
-                    <w:szCs w:val="20"/>
-                  </w:rPr>
-                  <w:t>☐</w:t>
-                </w:r>
-              </w:sdtContent>
-            </w:sdt>
-          </w:p>
-        </w:tc>
-      </w:tr>
-      <w:tr>
-        <w:trPr>
-          <w:trHeight w:val="397"/>
-        </w:trPr>
-        <w:tc>
-          <w:tcPr>
-            <w:tcW w:w="8500" w:type="dxa"/>
-            <w:vAlign w:val="center"/>
-          </w:tcPr>
-          <w:p>
-            <w:pPr>
-              <w:rPr>
-                <w:sz w:val="20"/>
-                <w:szCs w:val="20"/>
-              </w:rPr>
-            </w:pPr>
-            <w:r>
-              <w:rPr>
-                <w:sz w:val="20"/>
-                <w:szCs w:val="20"/>
-              </w:rPr>
-              <w:t>Summary is a brief, clearly written sub-set of the description</w:t>
-            </w:r>
-          </w:p>
-        </w:tc>
-        <w:tc>
-          <w:tcPr>
-            <w:tcW w:w="850" w:type="dxa"/>
-            <w:vAlign w:val="center"/>
-          </w:tcPr>
-          <w:p>
-            <w:pPr>
-              <w:jc w:val="center"/>
-              <w:rPr>
-                <w:sz w:val="20"/>
-                <w:szCs w:val="20"/>
-              </w:rPr>
-            </w:pPr>
-            <w:sdt>
-              <w:sdtPr>
-                <w:rPr>
-                  <w:sz w:val="20"/>
-                  <w:szCs w:val="20"/>
-                </w:rPr>
-                <w:id w:val="-1901744408"/>
-                <w14:checkbox>
-                  <w14:checked w14:val="0"/>
-                  <w14:checkedState w14:val="00FC" w14:font="Wingdings"/>
-                  <w14:uncheckedState w14:val="2610" w14:font="MS Gothic"/>
-                </w14:checkbox>
-              </w:sdtPr>
-              <w:sdtEndPr/>
-              <w:sdtContent>
-                <w:r>
-                  <w:rPr>
-                    <w:rFonts w:ascii="MS Gothic" w:eastAsia="MS Gothic" w:hAnsi="MS Gothic" w:hint="eastAsia"/>
-                    <w:sz w:val="20"/>
-                    <w:szCs w:val="20"/>
-                  </w:rPr>
-                  <w:t>☐</w:t>
-                </w:r>
-              </w:sdtContent>
-            </w:sdt>
-          </w:p>
-        </w:tc>
-      </w:tr>
-      <w:tr>
-        <w:trPr>
-          <w:trHeight w:val="397"/>
-        </w:trPr>
-        <w:tc>
-          <w:tcPr>
-            <w:tcW w:w="8500" w:type="dxa"/>
-            <w:vAlign w:val="center"/>
-          </w:tcPr>
-          <w:p>
-            <w:pPr>
-              <w:rPr>
-                <w:sz w:val="20"/>
-                <w:szCs w:val="20"/>
-              </w:rPr>
-            </w:pPr>
-            <w:r>
-              <w:rPr>
-                <w:sz w:val="20"/>
-                <w:szCs w:val="20"/>
-              </w:rPr>
-              <w:t>Description clearly describes the data (not a related map or application)</w:t>
-            </w:r>
-          </w:p>
-        </w:tc>
-        <w:tc>
-          <w:tcPr>
-            <w:tcW w:w="850" w:type="dxa"/>
-            <w:vAlign w:val="center"/>
-          </w:tcPr>
-          <w:p>
-            <w:pPr>
-              <w:jc w:val="center"/>
-              <w:rPr>
-                <w:sz w:val="20"/>
-                <w:szCs w:val="20"/>
-              </w:rPr>
-            </w:pPr>
-            <w:sdt>
-              <w:sdtPr>
-                <w:rPr>
-                  <w:sz w:val="20"/>
-                  <w:szCs w:val="20"/>
-                </w:rPr>
-                <w:id w:val="1675454725"/>
-                <w14:checkbox>
-                  <w14:checked w14:val="0"/>
-                  <w14:checkedState w14:val="00FC" w14:font="Wingdings"/>
-                  <w14:uncheckedState w14:val="2610" w14:font="MS Gothic"/>
-                </w14:checkbox>
-              </w:sdtPr>
-              <w:sdtEndPr/>
-              <w:sdtContent>
-                <w:r>
-                  <w:rPr>
-                    <w:rFonts w:ascii="MS Gothic" w:eastAsia="MS Gothic" w:hAnsi="MS Gothic" w:hint="eastAsia"/>
-                    <w:sz w:val="20"/>
-                    <w:szCs w:val="20"/>
-                  </w:rPr>
-                  <w:t>☐</w:t>
-                </w:r>
-              </w:sdtContent>
-            </w:sdt>
-          </w:p>
-        </w:tc>
-      </w:tr>
-      <w:tr>
-        <w:trPr>
-          <w:trHeight w:val="397"/>
-        </w:trPr>
-        <w:tc>
-          <w:tcPr>
-            <w:tcW w:w="8500" w:type="dxa"/>
-            <w:vAlign w:val="center"/>
-          </w:tcPr>
-          <w:p>
-            <w:pPr>
-              <w:rPr>
-                <w:sz w:val="20"/>
-                <w:szCs w:val="20"/>
-              </w:rPr>
-            </w:pPr>
-            <w:r>
-              <w:rPr>
-                <w:sz w:val="20"/>
-                <w:szCs w:val="20"/>
-              </w:rPr>
-              <w:t>Description includes the permalink to the related BC Data Catalogue metadata record</w:t>
-            </w:r>
-            <w:r>
-              <w:rPr>
-                <w:sz w:val="20"/>
-                <w:szCs w:val="20"/>
-              </w:rPr>
-              <w:t xml:space="preserve"> </w:t>
-            </w:r>
-          </w:p>
-          <w:p>
-            <w:pPr>
-              <w:rPr>
-                <w:sz w:val="20"/>
-                <w:szCs w:val="20"/>
-              </w:rPr>
-            </w:pPr>
-            <w:r>
-              <w:rPr>
-                <w:sz w:val="20"/>
-                <w:szCs w:val="20"/>
-              </w:rPr>
-              <w:t xml:space="preserve">(accessed using </w:t>
-            </w:r>
-            <w:r>
-              <w:rPr>
-                <w:sz w:val="20"/>
-                <w:szCs w:val="20"/>
-              </w:rPr>
-              <w:t>‘</w:t>
-            </w:r>
-            <w:r>
-              <w:rPr>
-                <w:sz w:val="20"/>
-                <w:szCs w:val="20"/>
-              </w:rPr>
-              <w:t>Share</w:t>
-            </w:r>
-            <w:r>
-              <w:rPr>
-                <w:sz w:val="20"/>
-                <w:szCs w:val="20"/>
-              </w:rPr>
-              <w:t xml:space="preserve">’ on the </w:t>
-            </w:r>
-            <w:r>
-              <w:rPr>
-                <w:sz w:val="20"/>
-                <w:szCs w:val="20"/>
-              </w:rPr>
-              <w:t xml:space="preserve">metadata </w:t>
-            </w:r>
-            <w:r>
-              <w:rPr>
-                <w:sz w:val="20"/>
-                <w:szCs w:val="20"/>
-              </w:rPr>
-              <w:t xml:space="preserve">record) </w:t>
-            </w:r>
-          </w:p>
-        </w:tc>
-        <w:tc>
-          <w:tcPr>
-            <w:tcW w:w="850" w:type="dxa"/>
-            <w:vAlign w:val="center"/>
-          </w:tcPr>
-          <w:p>
-            <w:pPr>
-              <w:jc w:val="center"/>
-              <w:rPr>
-                <w:sz w:val="20"/>
-                <w:szCs w:val="20"/>
-              </w:rPr>
-            </w:pPr>
-            <w:sdt>
-              <w:sdtPr>
-                <w:rPr>
-                  <w:sz w:val="20"/>
-                  <w:szCs w:val="20"/>
-                </w:rPr>
-                <w:id w:val="-2035020328"/>
-                <w14:checkbox>
-                  <w14:checked w14:val="0"/>
-                  <w14:checkedState w14:val="00FC" w14:font="Wingdings"/>
-                  <w14:uncheckedState w14:val="2610" w14:font="MS Gothic"/>
-                </w14:checkbox>
-              </w:sdtPr>
-              <w:sdtEndPr/>
-              <w:sdtContent>
-                <w:r>
-                  <w:rPr>
-                    <w:rFonts w:ascii="MS Gothic" w:eastAsia="MS Gothic" w:hAnsi="MS Gothic" w:hint="eastAsia"/>
-                    <w:sz w:val="20"/>
-                    <w:szCs w:val="20"/>
-                  </w:rPr>
-                  <w:t>☐</w:t>
-                </w:r>
-              </w:sdtContent>
-            </w:sdt>
-          </w:p>
-        </w:tc>
-      </w:tr>
-      <w:tr>
-        <w:trPr>
-          <w:trHeight w:val="397"/>
-        </w:trPr>
-        <w:tc>
-          <w:tcPr>
-            <w:tcW w:w="8500" w:type="dxa"/>
-            <w:vAlign w:val="center"/>
-          </w:tcPr>
-          <w:p>
-            <w:pPr>
-              <w:rPr>
-                <w:sz w:val="20"/>
-                <w:szCs w:val="20"/>
-              </w:rPr>
-            </w:pPr>
-            <w:r>
-              <w:rPr>
-                <w:sz w:val="20"/>
-                <w:szCs w:val="20"/>
-              </w:rPr>
-              <w:t>Terms of Use references the same data license as noted on the related BC Data Catalogue metadata record</w:t>
-            </w:r>
-            <w:r>
-              <w:rPr>
-                <w:sz w:val="20"/>
-                <w:szCs w:val="20"/>
-              </w:rPr>
-              <w:t xml:space="preserve"> </w:t>
-            </w:r>
-            <w:r>
-              <w:rPr>
-                <w:sz w:val="20"/>
-                <w:szCs w:val="20"/>
-              </w:rPr>
-              <w:t>and/or external data license(s)</w:t>
-            </w:r>
-          </w:p>
-        </w:tc>
-        <w:tc>
-          <w:tcPr>
-            <w:tcW w:w="850" w:type="dxa"/>
-            <w:vAlign w:val="center"/>
-          </w:tcPr>
-          <w:p>
-            <w:pPr>
-              <w:jc w:val="center"/>
-              <w:rPr>
-                <w:sz w:val="20"/>
-                <w:szCs w:val="20"/>
-              </w:rPr>
-            </w:pPr>
-            <w:sdt>
-              <w:sdtPr>
-                <w:rPr>
-                  <w:sz w:val="20"/>
-                  <w:szCs w:val="20"/>
-                </w:rPr>
-                <w:id w:val="934474269"/>
-                <w14:checkbox>
-                  <w14:checked w14:val="0"/>
-                  <w14:checkedState w14:val="00FC" w14:font="Wingdings"/>
-                  <w14:uncheckedState w14:val="2610" w14:font="MS Gothic"/>
-                </w14:checkbox>
-              </w:sdtPr>
-              <w:sdtEndPr/>
-              <w:sdtContent>
-                <w:r>
-                  <w:rPr>
-                    <w:rFonts w:ascii="MS Gothic" w:eastAsia="MS Gothic" w:hAnsi="MS Gothic" w:hint="eastAsia"/>
-                    <w:sz w:val="20"/>
-                    <w:szCs w:val="20"/>
-                  </w:rPr>
-                  <w:t>☐</w:t>
-                </w:r>
-              </w:sdtContent>
-            </w:sdt>
-          </w:p>
-        </w:tc>
-      </w:tr>
-      <w:tr>
-        <w:trPr>
-          <w:trHeight w:val="397"/>
-        </w:trPr>
-        <w:tc>
-          <w:tcPr>
-            <w:tcW w:w="8500" w:type="dxa"/>
-            <w:vAlign w:val="center"/>
-          </w:tcPr>
-          <w:p>
-            <w:pPr>
-              <w:rPr>
-                <w:sz w:val="20"/>
-                <w:szCs w:val="20"/>
-              </w:rPr>
-            </w:pPr>
-            <w:r>
-              <w:rPr>
-                <w:sz w:val="20"/>
-                <w:szCs w:val="20"/>
-              </w:rPr>
-              <w:t>Tags include ‘British Columbia’ and ‘Canada’</w:t>
-            </w:r>
-          </w:p>
-        </w:tc>
-        <w:tc>
-          <w:tcPr>
-            <w:tcW w:w="850" w:type="dxa"/>
-            <w:vAlign w:val="center"/>
-          </w:tcPr>
-          <w:p>
-            <w:pPr>
-              <w:jc w:val="center"/>
-              <w:rPr>
-                <w:sz w:val="20"/>
-                <w:szCs w:val="20"/>
-              </w:rPr>
-            </w:pPr>
-            <w:sdt>
-              <w:sdtPr>
-                <w:rPr>
-                  <w:sz w:val="20"/>
-                  <w:szCs w:val="20"/>
-                </w:rPr>
-                <w:id w:val="-1529176913"/>
-                <w14:checkbox>
-                  <w14:checked w14:val="0"/>
-                  <w14:checkedState w14:val="00FC" w14:font="Wingdings"/>
-                  <w14:uncheckedState w14:val="2610" w14:font="MS Gothic"/>
-                </w14:checkbox>
-              </w:sdtPr>
-              <w:sdtEndPr/>
-              <w:sdtContent>
-                <w:r>
-                  <w:rPr>
-                    <w:rFonts w:ascii="MS Gothic" w:eastAsia="MS Gothic" w:hAnsi="MS Gothic" w:hint="eastAsia"/>
-                    <w:sz w:val="20"/>
-                    <w:szCs w:val="20"/>
-                  </w:rPr>
-                  <w:t>☐</w:t>
-                </w:r>
-              </w:sdtContent>
-            </w:sdt>
-          </w:p>
-        </w:tc>
-      </w:tr>
-      <w:tr>
-        <w:trPr>
-          <w:trHeight w:val="397"/>
-        </w:trPr>
-        <w:tc>
-          <w:tcPr>
-            <w:tcW w:w="8500" w:type="dxa"/>
-            <w:vAlign w:val="center"/>
-          </w:tcPr>
-          <w:p>
-            <w:pPr>
-              <w:rPr>
-                <w:sz w:val="20"/>
-                <w:szCs w:val="20"/>
-              </w:rPr>
-            </w:pPr>
-            <w:r>
-              <w:rPr>
-                <w:sz w:val="20"/>
-                <w:szCs w:val="20"/>
-              </w:rPr>
-              <w:t>Tags include the same as on the related BC Data Catalogue metadata record</w:t>
-            </w:r>
-          </w:p>
-        </w:tc>
-        <w:tc>
-          <w:tcPr>
-            <w:tcW w:w="850" w:type="dxa"/>
-            <w:vAlign w:val="center"/>
-          </w:tcPr>
-          <w:p>
-            <w:pPr>
-              <w:jc w:val="center"/>
-              <w:rPr>
-                <w:sz w:val="20"/>
-                <w:szCs w:val="20"/>
-              </w:rPr>
-            </w:pPr>
-            <w:sdt>
-              <w:sdtPr>
-                <w:rPr>
-                  <w:sz w:val="20"/>
-                  <w:szCs w:val="20"/>
-                </w:rPr>
-                <w:id w:val="890777918"/>
-                <w14:checkbox>
-                  <w14:checked w14:val="0"/>
-                  <w14:checkedState w14:val="00FC" w14:font="Wingdings"/>
-                  <w14:uncheckedState w14:val="2610" w14:font="MS Gothic"/>
-                </w14:checkbox>
-              </w:sdtPr>
-              <w:sdtEndPr/>
-              <w:sdtContent>
-                <w:r>
-                  <w:rPr>
-                    <w:rFonts w:ascii="MS Gothic" w:eastAsia="MS Gothic" w:hAnsi="MS Gothic" w:hint="eastAsia"/>
-                    <w:sz w:val="20"/>
-                    <w:szCs w:val="20"/>
-                  </w:rPr>
-                  <w:t>☐</w:t>
-                </w:r>
-              </w:sdtContent>
-            </w:sdt>
-          </w:p>
-        </w:tc>
-      </w:tr>
-      <w:tr>
-        <w:trPr>
-          <w:trHeight w:val="397"/>
-        </w:trPr>
-        <w:tc>
-          <w:tcPr>
-            <w:tcW w:w="8500" w:type="dxa"/>
-            <w:vAlign w:val="center"/>
-          </w:tcPr>
-          <w:p>
-            <w:pPr>
-              <w:rPr>
-                <w:sz w:val="20"/>
-                <w:szCs w:val="20"/>
-              </w:rPr>
-            </w:pPr>
-            <w:r>
-              <w:rPr>
-                <w:sz w:val="20"/>
-                <w:szCs w:val="20"/>
-              </w:rPr>
-              <w:t>Acknowledgements include the Ministry and the same ‘Published By’ as in the related BC Data Catalogue metadata record</w:t>
-            </w:r>
-          </w:p>
-        </w:tc>
-        <w:tc>
-          <w:tcPr>
-            <w:tcW w:w="850" w:type="dxa"/>
-            <w:vAlign w:val="center"/>
-          </w:tcPr>
-          <w:p>
-            <w:pPr>
-              <w:jc w:val="center"/>
-              <w:rPr>
-                <w:sz w:val="20"/>
-                <w:szCs w:val="20"/>
-              </w:rPr>
-            </w:pPr>
-            <w:sdt>
-              <w:sdtPr>
-                <w:rPr>
-                  <w:sz w:val="20"/>
-                  <w:szCs w:val="20"/>
-                </w:rPr>
-                <w:id w:val="1894763243"/>
-                <w14:checkbox>
-                  <w14:checked w14:val="0"/>
-                  <w14:checkedState w14:val="00FC" w14:font="Wingdings"/>
-                  <w14:uncheckedState w14:val="2610" w14:font="MS Gothic"/>
-                </w14:checkbox>
-              </w:sdtPr>
-              <w:sdtEndPr/>
-              <w:sdtContent>
-                <w:r>
-                  <w:rPr>
-                    <w:rFonts w:ascii="MS Gothic" w:eastAsia="MS Gothic" w:hAnsi="MS Gothic" w:hint="eastAsia"/>
-                    <w:sz w:val="20"/>
-                    <w:szCs w:val="20"/>
-                  </w:rPr>
-                  <w:t>☐</w:t>
-                </w:r>
-              </w:sdtContent>
-            </w:sdt>
-          </w:p>
-        </w:tc>
-      </w:tr>
-      <w:tr>
-        <w:trPr>
-          <w:trHeight w:val="20"/>
-        </w:trPr>
-        <w:tc>
-          <w:tcPr>
-            <w:tcW w:w="8500" w:type="dxa"/>
-            <w:shd w:val="clear" w:color="auto" w:fill="DBE5F1" w:themeFill="accent1" w:themeFillTint="33"/>
-            <w:vAlign w:val="center"/>
-          </w:tcPr>
-          <w:p>
-            <w:pPr>
-              <w:rPr>
-                <w:b/>
-                <w:bCs/>
-                <w:sz w:val="20"/>
-                <w:szCs w:val="20"/>
-              </w:rPr>
-            </w:pPr>
-            <w:r>
-              <w:rPr>
-                <w:b/>
-                <w:bCs/>
-                <w:sz w:val="20"/>
-                <w:szCs w:val="20"/>
-              </w:rPr>
-              <w:t>Where applicable:</w:t>
-            </w:r>
-          </w:p>
-        </w:tc>
-        <w:tc>
-          <w:tcPr>
-            <w:tcW w:w="850" w:type="dxa"/>
-            <w:shd w:val="clear" w:color="auto" w:fill="DBE5F1" w:themeFill="accent1" w:themeFillTint="33"/>
-            <w:vAlign w:val="center"/>
-          </w:tcPr>
-          <w:p>
-            <w:pPr>
-              <w:jc w:val="center"/>
-              <w:rPr>
-                <w:sz w:val="20"/>
-                <w:szCs w:val="20"/>
-              </w:rPr>
-            </w:pPr>
-          </w:p>
-        </w:tc>
-      </w:tr>
-      <w:tr>
-        <w:trPr>
-          <w:trHeight w:val="397"/>
-        </w:trPr>
-        <w:tc>
-          <w:tcPr>
-            <w:tcW w:w="8500" w:type="dxa"/>
-            <w:vAlign w:val="center"/>
-          </w:tcPr>
-          <w:p>
-            <w:pPr>
-              <w:rPr>
-                <w:sz w:val="20"/>
-                <w:szCs w:val="20"/>
-              </w:rPr>
-            </w:pPr>
-            <w:r>
-              <w:rPr>
-                <w:sz w:val="20"/>
-                <w:szCs w:val="20"/>
-              </w:rPr>
-              <w:t>Description provides a link(s) to maps and/or apps that consume the data as part of a project</w:t>
-            </w:r>
-          </w:p>
-        </w:tc>
-        <w:tc>
-          <w:tcPr>
-            <w:tcW w:w="850" w:type="dxa"/>
-            <w:vAlign w:val="center"/>
-          </w:tcPr>
-          <w:p>
-            <w:pPr>
-              <w:jc w:val="center"/>
-              <w:rPr>
-                <w:sz w:val="20"/>
-                <w:szCs w:val="20"/>
-              </w:rPr>
-            </w:pPr>
-            <w:sdt>
-              <w:sdtPr>
-                <w:rPr>
-                  <w:sz w:val="20"/>
-                  <w:szCs w:val="20"/>
-                </w:rPr>
-                <w:id w:val="-296380736"/>
-                <w14:checkbox>
-                  <w14:checked w14:val="0"/>
-                  <w14:checkedState w14:val="00FC" w14:font="Wingdings"/>
-                  <w14:uncheckedState w14:val="2610" w14:font="MS Gothic"/>
-                </w14:checkbox>
-              </w:sdtPr>
-              <w:sdtEndPr/>
-              <w:sdtContent>
-                <w:r>
-                  <w:rPr>
-                    <w:rFonts w:ascii="MS Gothic" w:eastAsia="MS Gothic" w:hAnsi="MS Gothic" w:hint="eastAsia"/>
-                    <w:sz w:val="20"/>
-                    <w:szCs w:val="20"/>
-                  </w:rPr>
-                  <w:t>☐</w:t>
-                </w:r>
-              </w:sdtContent>
-            </w:sdt>
-          </w:p>
-        </w:tc>
-      </w:tr>
-      <w:tr>
-        <w:trPr>
-          <w:trHeight w:val="397"/>
-        </w:trPr>
-        <w:tc>
-          <w:tcPr>
-            <w:tcW w:w="8500" w:type="dxa"/>
-            <w:vAlign w:val="center"/>
-          </w:tcPr>
-          <w:p>
-            <w:pPr>
-              <w:rPr>
-                <w:sz w:val="20"/>
-                <w:szCs w:val="20"/>
-              </w:rPr>
-            </w:pPr>
-            <w:r>
-              <w:rPr>
-                <w:sz w:val="20"/>
-                <w:szCs w:val="20"/>
-              </w:rPr>
-              <w:t>Description includes reference to non-BC government source data</w:t>
-            </w:r>
-          </w:p>
-        </w:tc>
-        <w:tc>
-          <w:tcPr>
-            <w:tcW w:w="850" w:type="dxa"/>
-            <w:vAlign w:val="center"/>
-          </w:tcPr>
-          <w:p>
-            <w:pPr>
-              <w:jc w:val="center"/>
-              <w:rPr>
-                <w:sz w:val="20"/>
-                <w:szCs w:val="20"/>
-              </w:rPr>
-            </w:pPr>
-            <w:sdt>
-              <w:sdtPr>
-                <w:rPr>
-                  <w:sz w:val="20"/>
-                  <w:szCs w:val="20"/>
-                </w:rPr>
-                <w:id w:val="-355044637"/>
-                <w14:checkbox>
-                  <w14:checked w14:val="0"/>
-                  <w14:checkedState w14:val="00FC" w14:font="Wingdings"/>
-                  <w14:uncheckedState w14:val="2610" w14:font="MS Gothic"/>
-                </w14:checkbox>
-              </w:sdtPr>
-              <w:sdtEndPr/>
-              <w:sdtContent>
-                <w:r>
-                  <w:rPr>
-                    <w:rFonts w:ascii="MS Gothic" w:eastAsia="MS Gothic" w:hAnsi="MS Gothic" w:hint="eastAsia"/>
-                    <w:sz w:val="20"/>
-                    <w:szCs w:val="20"/>
-                  </w:rPr>
-                  <w:t>☐</w:t>
-                </w:r>
-              </w:sdtContent>
-            </w:sdt>
-          </w:p>
-        </w:tc>
-      </w:tr>
-      <w:tr>
-        <w:trPr>
-          <w:trHeight w:val="397"/>
-        </w:trPr>
-        <w:tc>
-          <w:tcPr>
-            <w:tcW w:w="8500" w:type="dxa"/>
-            <w:vAlign w:val="center"/>
-          </w:tcPr>
-          <w:p>
-            <w:pPr>
-              <w:rPr>
-                <w:sz w:val="20"/>
-                <w:szCs w:val="20"/>
-              </w:rPr>
-            </w:pPr>
-            <w:r>
-              <w:rPr>
-                <w:sz w:val="20"/>
-                <w:szCs w:val="20"/>
-              </w:rPr>
-              <w:t>Terms of Use include reference to non-BC government sourced data license</w:t>
-            </w:r>
-          </w:p>
-        </w:tc>
-        <w:tc>
-          <w:tcPr>
-            <w:tcW w:w="850" w:type="dxa"/>
-            <w:vAlign w:val="center"/>
-          </w:tcPr>
-          <w:p>
-            <w:pPr>
-              <w:jc w:val="center"/>
-              <w:rPr>
-                <w:sz w:val="20"/>
-                <w:szCs w:val="20"/>
-              </w:rPr>
-            </w:pPr>
-            <w:sdt>
-              <w:sdtPr>
-                <w:rPr>
-                  <w:sz w:val="20"/>
-                  <w:szCs w:val="20"/>
-                </w:rPr>
-                <w:id w:val="-1406597809"/>
-                <w14:checkbox>
-                  <w14:checked w14:val="0"/>
-                  <w14:checkedState w14:val="00FC" w14:font="Wingdings"/>
-                  <w14:uncheckedState w14:val="2610" w14:font="MS Gothic"/>
-                </w14:checkbox>
-              </w:sdtPr>
-              <w:sdtEndPr/>
-              <w:sdtContent>
-                <w:r>
-                  <w:rPr>
-                    <w:rFonts w:ascii="MS Gothic" w:eastAsia="MS Gothic" w:hAnsi="MS Gothic" w:hint="eastAsia"/>
-                    <w:sz w:val="20"/>
-                    <w:szCs w:val="20"/>
-                  </w:rPr>
-                  <w:t>☐</w:t>
-                </w:r>
-              </w:sdtContent>
-            </w:sdt>
-          </w:p>
-        </w:tc>
-      </w:tr>
-      <w:tr>
-        <w:trPr>
-          <w:trHeight w:val="397"/>
-        </w:trPr>
-        <w:tc>
-          <w:tcPr>
-            <w:tcW w:w="8500" w:type="dxa"/>
-            <w:vAlign w:val="center"/>
-          </w:tcPr>
-          <w:p>
-            <w:pPr>
-              <w:rPr>
-                <w:sz w:val="20"/>
-                <w:szCs w:val="20"/>
-              </w:rPr>
-            </w:pPr>
-            <w:r>
-              <w:rPr>
-                <w:sz w:val="20"/>
-                <w:szCs w:val="20"/>
-              </w:rPr>
-              <w:t>Acknowledgements include reference to non-BC government source data providers</w:t>
-            </w:r>
-          </w:p>
-        </w:tc>
-        <w:tc>
-          <w:tcPr>
-            <w:tcW w:w="850" w:type="dxa"/>
-            <w:vAlign w:val="center"/>
-          </w:tcPr>
-          <w:p>
-            <w:pPr>
-              <w:jc w:val="center"/>
-              <w:rPr>
-                <w:sz w:val="20"/>
-                <w:szCs w:val="20"/>
-              </w:rPr>
-            </w:pPr>
-            <w:sdt>
-              <w:sdtPr>
-                <w:rPr>
-                  <w:sz w:val="20"/>
-                  <w:szCs w:val="20"/>
-                </w:rPr>
-                <w:id w:val="-1686124536"/>
-                <w14:checkbox>
-                  <w14:checked w14:val="0"/>
-                  <w14:checkedState w14:val="00FC" w14:font="Wingdings"/>
-                  <w14:uncheckedState w14:val="2610" w14:font="MS Gothic"/>
-                </w14:checkbox>
-              </w:sdtPr>
-              <w:sdtEndPr/>
-              <w:sdtContent>
-                <w:r>
-                  <w:rPr>
-                    <w:rFonts w:ascii="MS Gothic" w:eastAsia="MS Gothic" w:hAnsi="MS Gothic" w:hint="eastAsia"/>
-                    <w:sz w:val="20"/>
-                    <w:szCs w:val="20"/>
-                  </w:rPr>
-                  <w:t>☐</w:t>
-                </w:r>
-              </w:sdtContent>
-            </w:sdt>
-          </w:p>
-        </w:tc>
-      </w:tr>
-    </w:tbl>
-    <w:p>
-      <w:pPr>
-        <w:keepNext w:val="0"/>
-        <w:rPr>
-          <w:rFonts w:ascii="BC Sans" w:hAnsi="BC Sans" w:cstheme="minorHAnsi"/>
-          <w:color w:val="000000" w:themeColor="text1"/>
-          <w:sz w:val="20"/>
-          <w:szCs w:val="20"/>
-        </w:rPr>
-      </w:pPr>
-    </w:p>
-    <w:tbl>
-      <w:tblPr>
-        <w:tblStyle w:val="TableGrid"/>
-        <w:tblW w:w="0" w:type="auto"/>
-        <w:tblLook w:val="04A0" w:firstRow="1" w:lastRow="0" w:firstColumn="1" w:lastColumn="0" w:noHBand="0" w:noVBand="1"/>
-      </w:tblPr>
-      <w:tblGrid>
-        <w:gridCol w:w="8500"/>
-        <w:gridCol w:w="850"/>
-      </w:tblGrid>
-      <w:tr>
-        <w:trPr>
-          <w:trHeight w:val="397"/>
-        </w:trPr>
-        <w:tc>
-          <w:tcPr>
-            <w:tcW w:w="8500" w:type="dxa"/>
-            <w:shd w:val="clear" w:color="auto" w:fill="95B3D7" w:themeFill="accent1" w:themeFillTint="99"/>
-            <w:vAlign w:val="center"/>
-          </w:tcPr>
-          <w:p>
-            <w:pPr>
-              <w:rPr>
-                <w:b/>
-                <w:bCs/>
-              </w:rPr>
-            </w:pPr>
-            <w:r>
-              <w:rPr>
-                <w:b/>
-                <w:bCs/>
-              </w:rPr>
-              <w:t xml:space="preserve">Item Details: </w:t>
-            </w:r>
-            <w:r>
-              <w:rPr>
-                <w:b/>
-                <w:bCs/>
-              </w:rPr>
-              <w:t>Data</w:t>
-            </w:r>
-          </w:p>
-        </w:tc>
-        <w:tc>
-          <w:tcPr>
-            <w:tcW w:w="850" w:type="dxa"/>
-            <w:shd w:val="clear" w:color="auto" w:fill="95B3D7" w:themeFill="accent1" w:themeFillTint="99"/>
-            <w:vAlign w:val="center"/>
-          </w:tcPr>
-          <w:p>
-            <w:pPr>
-              <w:jc w:val="center"/>
-              <w:rPr>
-                <w:b/>
-                <w:bCs/>
-              </w:rPr>
-            </w:pPr>
-          </w:p>
-        </w:tc>
-      </w:tr>
-      <w:tr>
-        <w:trPr>
-          <w:trHeight w:val="397"/>
-        </w:trPr>
-        <w:tc>
-          <w:tcPr>
-            <w:tcW w:w="8500" w:type="dxa"/>
-            <w:vAlign w:val="center"/>
-          </w:tcPr>
-          <w:p>
-            <w:pPr>
-              <w:rPr>
-                <w:sz w:val="20"/>
-                <w:szCs w:val="20"/>
-              </w:rPr>
-            </w:pPr>
-            <w:r>
-              <w:rPr>
-                <w:sz w:val="20"/>
-                <w:szCs w:val="20"/>
-              </w:rPr>
-              <w:t>Column (Field) names and aliases are descriptive of the values</w:t>
-            </w:r>
-          </w:p>
-        </w:tc>
-        <w:tc>
-          <w:tcPr>
-            <w:tcW w:w="850" w:type="dxa"/>
-            <w:vAlign w:val="center"/>
-          </w:tcPr>
-          <w:p>
-            <w:pPr>
-              <w:jc w:val="center"/>
-              <w:rPr>
-                <w:sz w:val="20"/>
-                <w:szCs w:val="20"/>
-              </w:rPr>
-            </w:pPr>
-            <w:sdt>
-              <w:sdtPr>
-                <w:rPr>
-                  <w:sz w:val="20"/>
-                  <w:szCs w:val="20"/>
-                </w:rPr>
-                <w:id w:val="-1133401389"/>
-                <w14:checkbox>
-                  <w14:checked w14:val="0"/>
-                  <w14:checkedState w14:val="00FC" w14:font="Wingdings"/>
-                  <w14:uncheckedState w14:val="2610" w14:font="MS Gothic"/>
-                </w14:checkbox>
-              </w:sdtPr>
-              <w:sdtEndPr/>
-              <w:sdtContent>
-                <w:r>
-                  <w:rPr>
-                    <w:rFonts w:ascii="MS Gothic" w:eastAsia="MS Gothic" w:hAnsi="MS Gothic" w:hint="eastAsia"/>
-                    <w:sz w:val="20"/>
-                    <w:szCs w:val="20"/>
-                  </w:rPr>
-                  <w:t>☐</w:t>
-                </w:r>
-              </w:sdtContent>
-            </w:sdt>
-          </w:p>
-        </w:tc>
-      </w:tr>
-      <w:tr>
-        <w:trPr>
-          <w:trHeight w:val="397"/>
-        </w:trPr>
-        <w:tc>
-          <w:tcPr>
-            <w:tcW w:w="8500" w:type="dxa"/>
-            <w:vAlign w:val="center"/>
-          </w:tcPr>
-          <w:p>
-            <w:pPr>
-              <w:rPr>
-                <w:sz w:val="20"/>
-                <w:szCs w:val="20"/>
-              </w:rPr>
-            </w:pPr>
-            <w:r>
-              <w:rPr>
-                <w:sz w:val="20"/>
-                <w:szCs w:val="20"/>
-              </w:rPr>
-              <w:t>Column (Field) aliases are in title case and plain language</w:t>
-            </w:r>
-          </w:p>
-        </w:tc>
-        <w:tc>
-          <w:tcPr>
-            <w:tcW w:w="850" w:type="dxa"/>
-            <w:vAlign w:val="center"/>
-          </w:tcPr>
-          <w:p>
-            <w:pPr>
-              <w:jc w:val="center"/>
-              <w:rPr>
-                <w:sz w:val="20"/>
-                <w:szCs w:val="20"/>
-              </w:rPr>
-            </w:pPr>
-            <w:sdt>
-              <w:sdtPr>
-                <w:rPr>
-                  <w:sz w:val="20"/>
-                  <w:szCs w:val="20"/>
-                </w:rPr>
-                <w:id w:val="-790428494"/>
-                <w14:checkbox>
-                  <w14:checked w14:val="0"/>
-                  <w14:checkedState w14:val="00FC" w14:font="Wingdings"/>
-                  <w14:uncheckedState w14:val="2610" w14:font="MS Gothic"/>
-                </w14:checkbox>
-              </w:sdtPr>
-              <w:sdtEndPr/>
-              <w:sdtContent>
-                <w:r>
-                  <w:rPr>
-                    <w:rFonts w:ascii="MS Gothic" w:eastAsia="MS Gothic" w:hAnsi="MS Gothic" w:hint="eastAsia"/>
-                    <w:sz w:val="20"/>
-                    <w:szCs w:val="20"/>
-                  </w:rPr>
-                  <w:t>☐</w:t>
-                </w:r>
-              </w:sdtContent>
-            </w:sdt>
-          </w:p>
-        </w:tc>
-      </w:tr>
-      <w:tr>
-        <w:trPr>
-          <w:trHeight w:val="397"/>
-        </w:trPr>
-        <w:tc>
-          <w:tcPr>
-            <w:tcW w:w="8500" w:type="dxa"/>
-            <w:vAlign w:val="center"/>
-          </w:tcPr>
-          <w:p>
-            <w:pPr>
-              <w:rPr>
-                <w:sz w:val="20"/>
-                <w:szCs w:val="20"/>
-              </w:rPr>
-            </w:pPr>
-            <w:r>
-              <w:rPr>
-                <w:sz w:val="20"/>
-                <w:szCs w:val="20"/>
-              </w:rPr>
-              <w:t>Column (Fields) contain a brief description of the values and contain properly formatted examples where applicable, e.g., example1, example2, example3.</w:t>
-            </w:r>
-          </w:p>
-        </w:tc>
-        <w:tc>
-          <w:tcPr>
-            <w:tcW w:w="850" w:type="dxa"/>
-            <w:vAlign w:val="center"/>
-          </w:tcPr>
-          <w:p>
-            <w:pPr>
-              <w:jc w:val="center"/>
-              <w:rPr>
-                <w:sz w:val="20"/>
-                <w:szCs w:val="20"/>
-              </w:rPr>
-            </w:pPr>
-            <w:sdt>
-              <w:sdtPr>
-                <w:rPr>
-                  <w:sz w:val="20"/>
-                  <w:szCs w:val="20"/>
-                </w:rPr>
-                <w:id w:val="1518886260"/>
-                <w14:checkbox>
-                  <w14:checked w14:val="0"/>
-                  <w14:checkedState w14:val="00FC" w14:font="Wingdings"/>
-                  <w14:uncheckedState w14:val="2610" w14:font="MS Gothic"/>
-                </w14:checkbox>
-              </w:sdtPr>
-              <w:sdtEndPr/>
-              <w:sdtContent>
-                <w:r>
-                  <w:rPr>
-                    <w:rFonts w:ascii="MS Gothic" w:eastAsia="MS Gothic" w:hAnsi="MS Gothic" w:hint="eastAsia"/>
-                    <w:sz w:val="20"/>
-                    <w:szCs w:val="20"/>
-                  </w:rPr>
-                  <w:t>☐</w:t>
-                </w:r>
-              </w:sdtContent>
-            </w:sdt>
-          </w:p>
-        </w:tc>
-      </w:tr>
-    </w:tbl>
-    <w:p>
-      <w:pPr>
-        <w:keepNext w:val="0"/>
-        <w:rPr>
-          <w:rFonts w:ascii="BC Sans" w:hAnsi="BC Sans" w:cstheme="minorHAnsi"/>
-          <w:color w:val="000000" w:themeColor="text1"/>
-          <w:sz w:val="20"/>
-          <w:szCs w:val="20"/>
-        </w:rPr>
-      </w:pPr>
-    </w:p>
-    <w:tbl>
-      <w:tblPr>
-        <w:tblStyle w:val="TableGrid"/>
-        <w:tblW w:w="0" w:type="auto"/>
-        <w:tblLook w:val="04A0" w:firstRow="1" w:lastRow="0" w:firstColumn="1" w:lastColumn="0" w:noHBand="0" w:noVBand="1"/>
-      </w:tblPr>
-      <w:tblGrid>
-        <w:gridCol w:w="8500"/>
-        <w:gridCol w:w="850"/>
-      </w:tblGrid>
-      <w:tr>
-        <w:trPr>
-          <w:trHeight w:val="397"/>
-        </w:trPr>
-        <w:tc>
-          <w:tcPr>
-            <w:tcW w:w="8500" w:type="dxa"/>
-            <w:shd w:val="clear" w:color="auto" w:fill="95B3D7" w:themeFill="accent1" w:themeFillTint="99"/>
-            <w:vAlign w:val="center"/>
-          </w:tcPr>
-          <w:p>
-            <w:pPr>
-              <w:rPr>
-                <w:b/>
-                <w:bCs/>
-              </w:rPr>
-            </w:pPr>
-            <w:r>
-              <w:rPr>
-                <w:b/>
-                <w:bCs/>
-              </w:rPr>
-              <w:t xml:space="preserve">Item Details: </w:t>
-            </w:r>
-            <w:r>
-              <w:rPr>
-                <w:b/>
-                <w:bCs/>
-              </w:rPr>
-              <w:t>Visualization</w:t>
-            </w:r>
-          </w:p>
-        </w:tc>
-        <w:tc>
-          <w:tcPr>
-            <w:tcW w:w="850" w:type="dxa"/>
-            <w:shd w:val="clear" w:color="auto" w:fill="95B3D7" w:themeFill="accent1" w:themeFillTint="99"/>
-            <w:vAlign w:val="center"/>
-          </w:tcPr>
-          <w:p>
-            <w:pPr>
-              <w:jc w:val="center"/>
-              <w:rPr>
-                <w:b/>
-                <w:bCs/>
-              </w:rPr>
-            </w:pPr>
-          </w:p>
-        </w:tc>
-      </w:tr>
-      <w:tr>
-        <w:trPr>
-          <w:trHeight w:val="397"/>
-        </w:trPr>
-        <w:tc>
-          <w:tcPr>
-            <w:tcW w:w="8500" w:type="dxa"/>
-            <w:vAlign w:val="center"/>
-          </w:tcPr>
-          <w:p>
-            <w:pPr>
-              <w:rPr>
-                <w:sz w:val="20"/>
-                <w:szCs w:val="20"/>
-              </w:rPr>
-            </w:pPr>
-            <w:r>
-              <w:rPr>
-                <w:sz w:val="20"/>
-                <w:szCs w:val="20"/>
-              </w:rPr>
-              <w:t>Symbology uses cartographic design principles</w:t>
-            </w:r>
-          </w:p>
-        </w:tc>
-        <w:tc>
-          <w:tcPr>
-            <w:tcW w:w="850" w:type="dxa"/>
-            <w:vAlign w:val="center"/>
-          </w:tcPr>
-          <w:p>
-            <w:pPr>
-              <w:jc w:val="center"/>
-              <w:rPr>
-                <w:sz w:val="20"/>
-                <w:szCs w:val="20"/>
-              </w:rPr>
-            </w:pPr>
-            <w:sdt>
-              <w:sdtPr>
-                <w:rPr>
-                  <w:sz w:val="20"/>
-                  <w:szCs w:val="20"/>
-                </w:rPr>
-                <w:id w:val="-308632124"/>
-                <w14:checkbox>
-                  <w14:checked w14:val="0"/>
-                  <w14:checkedState w14:val="00FC" w14:font="Wingdings"/>
-                  <w14:uncheckedState w14:val="2610" w14:font="MS Gothic"/>
-                </w14:checkbox>
-              </w:sdtPr>
-              <w:sdtEndPr/>
-              <w:sdtContent>
-                <w:r>
-                  <w:rPr>
-                    <w:rFonts w:ascii="MS Gothic" w:eastAsia="MS Gothic" w:hAnsi="MS Gothic" w:hint="eastAsia"/>
-                    <w:sz w:val="20"/>
-                    <w:szCs w:val="20"/>
-                  </w:rPr>
-                  <w:t>☐</w:t>
-                </w:r>
-              </w:sdtContent>
-            </w:sdt>
-          </w:p>
-        </w:tc>
-      </w:tr>
-      <w:tr>
-        <w:trPr>
-          <w:trHeight w:val="397"/>
-        </w:trPr>
-        <w:tc>
-          <w:tcPr>
-            <w:tcW w:w="8500" w:type="dxa"/>
-            <w:vAlign w:val="center"/>
-          </w:tcPr>
-          <w:p>
-            <w:pPr>
-              <w:rPr>
-                <w:sz w:val="20"/>
-                <w:szCs w:val="20"/>
-              </w:rPr>
-            </w:pPr>
-            <w:r>
-              <w:rPr>
-                <w:sz w:val="20"/>
-                <w:szCs w:val="20"/>
-              </w:rPr>
-              <w:t xml:space="preserve">Data displays </w:t>
-            </w:r>
-            <w:r>
-              <w:rPr>
-                <w:sz w:val="20"/>
-                <w:szCs w:val="20"/>
-              </w:rPr>
-              <w:t>with</w:t>
-            </w:r>
-            <w:r>
-              <w:rPr>
-                <w:sz w:val="20"/>
-                <w:szCs w:val="20"/>
-              </w:rPr>
-              <w:t xml:space="preserve"> optimal performance (drawing within 2-3 seconds)</w:t>
-            </w:r>
-          </w:p>
-        </w:tc>
-        <w:tc>
-          <w:tcPr>
-            <w:tcW w:w="850" w:type="dxa"/>
-            <w:vAlign w:val="center"/>
-          </w:tcPr>
-          <w:p>
-            <w:pPr>
-              <w:jc w:val="center"/>
-              <w:rPr>
-                <w:sz w:val="20"/>
-                <w:szCs w:val="20"/>
-              </w:rPr>
-            </w:pPr>
-            <w:sdt>
-              <w:sdtPr>
-                <w:rPr>
-                  <w:sz w:val="20"/>
-                  <w:szCs w:val="20"/>
-                </w:rPr>
-                <w:id w:val="-1078894982"/>
-                <w14:checkbox>
-                  <w14:checked w14:val="0"/>
-                  <w14:checkedState w14:val="00FC" w14:font="Wingdings"/>
-                  <w14:uncheckedState w14:val="2610" w14:font="MS Gothic"/>
-                </w14:checkbox>
-              </w:sdtPr>
-              <w:sdtEndPr/>
-              <w:sdtContent>
-                <w:r>
-                  <w:rPr>
-                    <w:rFonts w:ascii="MS Gothic" w:eastAsia="MS Gothic" w:hAnsi="MS Gothic" w:hint="eastAsia"/>
-                    <w:sz w:val="20"/>
-                    <w:szCs w:val="20"/>
-                  </w:rPr>
-                  <w:t>☐</w:t>
-                </w:r>
-              </w:sdtContent>
-            </w:sdt>
-          </w:p>
-        </w:tc>
-      </w:tr>
-      <w:tr>
-        <w:trPr>
-          <w:trHeight w:val="397"/>
-        </w:trPr>
-        <w:tc>
-          <w:tcPr>
-            <w:tcW w:w="8500" w:type="dxa"/>
-            <w:vAlign w:val="center"/>
-          </w:tcPr>
-          <w:p>
-            <w:pPr>
-              <w:rPr>
-                <w:sz w:val="20"/>
-                <w:szCs w:val="20"/>
-              </w:rPr>
-            </w:pPr>
-            <w:r>
-              <w:rPr>
-                <w:sz w:val="20"/>
-                <w:szCs w:val="20"/>
-              </w:rPr>
-              <w:t>Pop-ups have been configured to apply a meaningful title field, remove unnecessary fields, and sort the fields as needed</w:t>
-            </w:r>
-            <w:r>
-              <w:rPr>
-                <w:sz w:val="20"/>
-                <w:szCs w:val="20"/>
-              </w:rPr>
-              <w:t>.</w:t>
-            </w:r>
-          </w:p>
-        </w:tc>
-        <w:tc>
-          <w:tcPr>
-            <w:tcW w:w="850" w:type="dxa"/>
-            <w:vAlign w:val="center"/>
-          </w:tcPr>
-          <w:p>
-            <w:pPr>
-              <w:jc w:val="center"/>
-              <w:rPr>
-                <w:sz w:val="20"/>
-                <w:szCs w:val="20"/>
-              </w:rPr>
-            </w:pPr>
-            <w:sdt>
-              <w:sdtPr>
-                <w:rPr>
-                  <w:sz w:val="20"/>
-                  <w:szCs w:val="20"/>
-                </w:rPr>
-                <w:id w:val="-1027559927"/>
-                <w14:checkbox>
-                  <w14:checked w14:val="0"/>
-                  <w14:checkedState w14:val="00FC" w14:font="Wingdings"/>
-                  <w14:uncheckedState w14:val="2610" w14:font="MS Gothic"/>
-                </w14:checkbox>
-              </w:sdtPr>
-              <w:sdtEndPr/>
-              <w:sdtContent>
-                <w:r>
-                  <w:rPr>
-                    <w:rFonts w:ascii="MS Gothic" w:eastAsia="MS Gothic" w:hAnsi="MS Gothic" w:hint="eastAsia"/>
-                    <w:sz w:val="20"/>
-                    <w:szCs w:val="20"/>
-                  </w:rPr>
-                  <w:t>☐</w:t>
-                </w:r>
-              </w:sdtContent>
-            </w:sdt>
-          </w:p>
-        </w:tc>
-      </w:tr>
-    </w:tbl>
-    <w:p>
-      <w:pPr>
-        <w:keepNext w:val="0"/>
-        <w:rPr>
-          <w:rFonts w:ascii="BC Sans" w:hAnsi="BC Sans" w:cstheme="minorHAnsi"/>
-          <w:color w:val="000000" w:themeColor="text1"/>
-          <w:sz w:val="20"/>
-          <w:szCs w:val="20"/>
-        </w:rPr>
-      </w:pPr>
-    </w:p>
-    <w:tbl>
-      <w:tblPr>
-        <w:tblStyle w:val="TableGrid"/>
-        <w:tblW w:w="0" w:type="auto"/>
-        <w:tblLook w:val="04A0" w:firstRow="1" w:lastRow="0" w:firstColumn="1" w:lastColumn="0" w:noHBand="0" w:noVBand="1"/>
-      </w:tblPr>
-      <w:tblGrid>
-        <w:gridCol w:w="8500"/>
-        <w:gridCol w:w="850"/>
-      </w:tblGrid>
-      <w:tr>
-        <w:trPr>
-          <w:trHeight w:val="397"/>
-        </w:trPr>
-        <w:tc>
-          <w:tcPr>
-            <w:tcW w:w="8500" w:type="dxa"/>
-            <w:shd w:val="clear" w:color="auto" w:fill="95B3D7" w:themeFill="accent1" w:themeFillTint="99"/>
-            <w:vAlign w:val="center"/>
-          </w:tcPr>
-          <w:p>
-            <w:pPr>
-              <w:rPr>
-                <w:b/>
-                <w:bCs/>
-              </w:rPr>
-            </w:pPr>
-            <w:r>
-              <w:rPr>
-                <w:b/>
-                <w:bCs/>
-              </w:rPr>
-              <w:lastRenderedPageBreak/>
-              <w:t xml:space="preserve">Item Details: </w:t>
-            </w:r>
-            <w:r>
-              <w:rPr>
-                <w:b/>
-                <w:bCs/>
-              </w:rPr>
-              <w:t>Settings</w:t>
-            </w:r>
-          </w:p>
-        </w:tc>
-        <w:tc>
-          <w:tcPr>
-            <w:tcW w:w="850" w:type="dxa"/>
-            <w:shd w:val="clear" w:color="auto" w:fill="95B3D7" w:themeFill="accent1" w:themeFillTint="99"/>
-            <w:vAlign w:val="center"/>
-          </w:tcPr>
-          <w:p>
-            <w:pPr>
-              <w:jc w:val="center"/>
-              <w:rPr>
-                <w:b/>
-                <w:bCs/>
-              </w:rPr>
-            </w:pPr>
-          </w:p>
-        </w:tc>
-      </w:tr>
-      <w:tr>
-        <w:trPr>
-          <w:trHeight w:val="397"/>
-        </w:trPr>
-        <w:tc>
-          <w:tcPr>
-            <w:tcW w:w="8500" w:type="dxa"/>
-            <w:vAlign w:val="center"/>
-          </w:tcPr>
-          <w:p>
-            <w:pPr>
-              <w:rPr>
-                <w:sz w:val="20"/>
-                <w:szCs w:val="20"/>
-              </w:rPr>
-            </w:pPr>
-            <w:r>
-              <w:rPr>
-                <w:sz w:val="20"/>
-                <w:szCs w:val="20"/>
-              </w:rPr>
-              <w:t>Item is not marked as authoritative</w:t>
-            </w:r>
-          </w:p>
-        </w:tc>
-        <w:tc>
-          <w:tcPr>
-            <w:tcW w:w="850" w:type="dxa"/>
-            <w:vAlign w:val="center"/>
-          </w:tcPr>
-          <w:p>
-            <w:pPr>
-              <w:jc w:val="center"/>
-              <w:rPr>
-                <w:sz w:val="20"/>
-                <w:szCs w:val="20"/>
-              </w:rPr>
-            </w:pPr>
-            <w:sdt>
-              <w:sdtPr>
-                <w:rPr>
-                  <w:sz w:val="20"/>
-                  <w:szCs w:val="20"/>
-                </w:rPr>
-                <w:id w:val="-1750341033"/>
-                <w14:checkbox>
-                  <w14:checked w14:val="0"/>
-                  <w14:checkedState w14:val="00FC" w14:font="Wingdings"/>
-                  <w14:uncheckedState w14:val="2610" w14:font="MS Gothic"/>
-                </w14:checkbox>
-              </w:sdtPr>
-              <w:sdtEndPr/>
-              <w:sdtContent>
-                <w:r>
-                  <w:rPr>
-                    <w:rFonts w:ascii="MS Gothic" w:eastAsia="MS Gothic" w:hAnsi="MS Gothic" w:hint="eastAsia"/>
-                    <w:sz w:val="20"/>
-                    <w:szCs w:val="20"/>
-                  </w:rPr>
-                  <w:t>☐</w:t>
-                </w:r>
-              </w:sdtContent>
-            </w:sdt>
-          </w:p>
-        </w:tc>
-      </w:tr>
-      <w:tr>
-        <w:trPr>
-          <w:trHeight w:val="397"/>
-        </w:trPr>
-        <w:tc>
-          <w:tcPr>
-            <w:tcW w:w="8500" w:type="dxa"/>
-            <w:vAlign w:val="center"/>
-          </w:tcPr>
-          <w:p>
-            <w:pPr>
-              <w:rPr>
-                <w:sz w:val="20"/>
-                <w:szCs w:val="20"/>
-              </w:rPr>
-            </w:pPr>
-            <w:r>
-              <w:rPr>
-                <w:sz w:val="20"/>
-                <w:szCs w:val="20"/>
-              </w:rPr>
-              <w:t>Public data collection is disabled</w:t>
-            </w:r>
-          </w:p>
-        </w:tc>
-        <w:tc>
-          <w:tcPr>
-            <w:tcW w:w="850" w:type="dxa"/>
-            <w:vAlign w:val="center"/>
-          </w:tcPr>
-          <w:p>
-            <w:pPr>
-              <w:jc w:val="center"/>
-              <w:rPr>
-                <w:sz w:val="20"/>
-                <w:szCs w:val="20"/>
-              </w:rPr>
-            </w:pPr>
-            <w:sdt>
-              <w:sdtPr>
-                <w:rPr>
-                  <w:sz w:val="20"/>
-                  <w:szCs w:val="20"/>
-                </w:rPr>
-                <w:id w:val="2142384935"/>
-                <w14:checkbox>
-                  <w14:checked w14:val="0"/>
-                  <w14:checkedState w14:val="00FC" w14:font="Wingdings"/>
-                  <w14:uncheckedState w14:val="2610" w14:font="MS Gothic"/>
-                </w14:checkbox>
-              </w:sdtPr>
-              <w:sdtEndPr/>
-              <w:sdtContent>
-                <w:r>
-                  <w:rPr>
-                    <w:rFonts w:ascii="MS Gothic" w:eastAsia="MS Gothic" w:hAnsi="MS Gothic" w:hint="eastAsia"/>
-                    <w:sz w:val="20"/>
-                    <w:szCs w:val="20"/>
-                  </w:rPr>
-                  <w:t>☐</w:t>
-                </w:r>
-              </w:sdtContent>
-            </w:sdt>
-          </w:p>
-        </w:tc>
-      </w:tr>
-      <w:tr>
-        <w:trPr>
-          <w:trHeight w:val="397"/>
-        </w:trPr>
-        <w:tc>
-          <w:tcPr>
-            <w:tcW w:w="8500" w:type="dxa"/>
-            <w:vAlign w:val="center"/>
-          </w:tcPr>
-          <w:p>
-            <w:pPr>
-              <w:rPr>
-                <w:sz w:val="20"/>
-                <w:szCs w:val="20"/>
-              </w:rPr>
-            </w:pPr>
-            <w:r>
-              <w:rPr>
-                <w:sz w:val="20"/>
-                <w:szCs w:val="20"/>
-              </w:rPr>
-              <w:t>Columns (fields) that are used in filtering or querying within maps and apps have an index applied</w:t>
-            </w:r>
-          </w:p>
-        </w:tc>
-        <w:tc>
-          <w:tcPr>
-            <w:tcW w:w="850" w:type="dxa"/>
-            <w:vAlign w:val="center"/>
-          </w:tcPr>
-          <w:p>
-            <w:pPr>
-              <w:jc w:val="center"/>
-              <w:rPr>
-                <w:sz w:val="20"/>
-                <w:szCs w:val="20"/>
-              </w:rPr>
-            </w:pPr>
-            <w:sdt>
-              <w:sdtPr>
-                <w:rPr>
-                  <w:sz w:val="20"/>
-                  <w:szCs w:val="20"/>
-                </w:rPr>
-                <w:id w:val="-1234233160"/>
-                <w14:checkbox>
-                  <w14:checked w14:val="0"/>
-                  <w14:checkedState w14:val="00FC" w14:font="Wingdings"/>
-                  <w14:uncheckedState w14:val="2610" w14:font="MS Gothic"/>
-                </w14:checkbox>
-              </w:sdtPr>
-              <w:sdtEndPr/>
-              <w:sdtContent>
-                <w:r>
-                  <w:rPr>
-                    <w:rFonts w:ascii="MS Gothic" w:eastAsia="MS Gothic" w:hAnsi="MS Gothic" w:hint="eastAsia"/>
-                    <w:sz w:val="20"/>
-                    <w:szCs w:val="20"/>
-                  </w:rPr>
-                  <w:t>☐</w:t>
-                </w:r>
-              </w:sdtContent>
-            </w:sdt>
-          </w:p>
-        </w:tc>
-      </w:tr>
-    </w:tbl>
-    <w:p>
-      <w:pPr>
-        <w:keepNext w:val="0"/>
-        <w:rPr>
-          <w:rFonts w:ascii="BC Sans" w:hAnsi="BC Sans" w:cstheme="minorHAnsi"/>
-          <w:color w:val="000000" w:themeColor="text1"/>
-          <w:sz w:val="20"/>
-          <w:szCs w:val="20"/>
-        </w:rPr>
-      </w:pPr>
-      <w:r>
-        <w:rPr>
-          <w:rFonts w:ascii="BC Sans" w:hAnsi="BC Sans" w:cstheme="minorHAnsi"/>
-          <w:color w:val="000000" w:themeColor="text1"/>
-          <w:sz w:val="20"/>
-          <w:szCs w:val="20"/>
-        </w:rPr>
-        <w:br w:type="page"/>
-      </w:r>
-    </w:p>
-    <w:p>
-      <w:pPr>
-        <w:spacing w:line="360" w:lineRule="auto"/>
-        <w:rPr>
-          <w:b/>
-          <w:bCs/>
-          <w:color w:val="1F497D" w:themeColor="text2"/>
-          <w:sz w:val="32"/>
-          <w:szCs w:val="32"/>
-        </w:rPr>
-      </w:pPr>
-      <w:r>
-        <w:rPr>
-          <w:b/>
-          <w:bCs/>
-          <w:color w:val="1F497D" w:themeColor="text2"/>
-          <w:sz w:val="32"/>
-          <w:szCs w:val="32"/>
-        </w:rPr>
-        <w:lastRenderedPageBreak/>
-        <w:t xml:space="preserve">BC’s </w:t>
-      </w:r>
-      <w:proofErr w:type="spellStart"/>
-      <w:r>
-        <w:rPr>
-          <w:b/>
-          <w:bCs/>
-          <w:color w:val="1F497D" w:themeColor="text2"/>
-          <w:sz w:val="32"/>
-          <w:szCs w:val="32"/>
-        </w:rPr>
-        <w:t>MapHub</w:t>
-      </w:r>
-      <w:proofErr w:type="spellEnd"/>
-      <w:r>
-        <w:rPr>
-          <w:b/>
-          <w:bCs/>
-          <w:color w:val="1F497D" w:themeColor="text2"/>
-          <w:sz w:val="32"/>
-          <w:szCs w:val="32"/>
-        </w:rPr>
-        <w:t xml:space="preserve"> Public Content Publication Checklist: Map</w:t>
-      </w:r>
-    </w:p>
-    <w:p>
-      <w:pPr>
-        <w:rPr>
-          <w:sz w:val="18"/>
-          <w:szCs w:val="18"/>
-        </w:rPr>
-      </w:pPr>
-      <w:r>
-        <w:rPr>
-          <w:sz w:val="18"/>
-          <w:szCs w:val="18"/>
-        </w:rPr>
-        <w:t>This checklist</w:t>
-      </w:r>
-      <w:r>
-        <w:rPr>
-          <w:sz w:val="18"/>
-          <w:szCs w:val="18"/>
-        </w:rPr>
-        <w:t xml:space="preserve"> is recommended to be used by BC’s </w:t>
-      </w:r>
-      <w:proofErr w:type="spellStart"/>
-      <w:r>
-        <w:rPr>
-          <w:sz w:val="18"/>
-          <w:szCs w:val="18"/>
-        </w:rPr>
-        <w:t>MapHub</w:t>
-      </w:r>
-      <w:proofErr w:type="spellEnd"/>
-      <w:r>
-        <w:rPr>
-          <w:sz w:val="18"/>
-          <w:szCs w:val="18"/>
-        </w:rPr>
-        <w:t xml:space="preserve"> content owners to support preparing their </w:t>
-      </w:r>
-      <w:r>
-        <w:rPr>
-          <w:sz w:val="18"/>
-          <w:szCs w:val="18"/>
-        </w:rPr>
-        <w:t xml:space="preserve">map </w:t>
-      </w:r>
-      <w:r>
-        <w:rPr>
-          <w:sz w:val="18"/>
-          <w:szCs w:val="18"/>
-        </w:rPr>
-        <w:t xml:space="preserve">to be published publicly. </w:t>
-      </w:r>
-    </w:p>
-    <w:p>
-      <w:pPr>
-        <w:rPr>
-          <w:sz w:val="18"/>
-          <w:szCs w:val="18"/>
-        </w:rPr>
-      </w:pPr>
-    </w:p>
-    <w:tbl>
-      <w:tblPr>
-        <w:tblStyle w:val="TableGrid"/>
-        <w:tblW w:w="0" w:type="auto"/>
-        <w:tblLook w:val="04A0" w:firstRow="1" w:lastRow="0" w:firstColumn="1" w:lastColumn="0" w:noHBand="0" w:noVBand="1"/>
-      </w:tblPr>
-      <w:tblGrid>
-        <w:gridCol w:w="8500"/>
-        <w:gridCol w:w="850"/>
-      </w:tblGrid>
-      <w:tr>
-        <w:trPr>
-          <w:trHeight w:val="397"/>
-        </w:trPr>
-        <w:tc>
-          <w:tcPr>
-            <w:tcW w:w="8500" w:type="dxa"/>
-            <w:shd w:val="clear" w:color="auto" w:fill="95B3D7" w:themeFill="accent1" w:themeFillTint="99"/>
-            <w:vAlign w:val="center"/>
-          </w:tcPr>
-          <w:p>
-            <w:pPr>
-              <w:rPr>
-                <w:b/>
-                <w:bCs/>
-              </w:rPr>
-            </w:pPr>
-            <w:r>
-              <w:rPr>
-                <w:b/>
-                <w:bCs/>
-              </w:rPr>
-              <w:t>Item Details: Overview</w:t>
-            </w:r>
-          </w:p>
-        </w:tc>
-        <w:tc>
-          <w:tcPr>
-            <w:tcW w:w="850" w:type="dxa"/>
-            <w:shd w:val="clear" w:color="auto" w:fill="95B3D7" w:themeFill="accent1" w:themeFillTint="99"/>
-            <w:vAlign w:val="center"/>
-          </w:tcPr>
-          <w:p>
-            <w:pPr>
-              <w:jc w:val="center"/>
-              <w:rPr>
-                <w:b/>
-                <w:bCs/>
-              </w:rPr>
-            </w:pPr>
-          </w:p>
-        </w:tc>
-      </w:tr>
-      <w:tr>
-        <w:trPr>
-          <w:trHeight w:val="397"/>
-        </w:trPr>
-        <w:tc>
-          <w:tcPr>
-            <w:tcW w:w="8500" w:type="dxa"/>
-          </w:tcPr>
-          <w:p>
-            <w:pPr>
-              <w:rPr>
-                <w:sz w:val="20"/>
-                <w:szCs w:val="20"/>
-              </w:rPr>
-            </w:pPr>
-            <w:r>
-              <w:rPr>
-                <w:sz w:val="20"/>
-                <w:szCs w:val="20"/>
-              </w:rPr>
-              <w:t>Title is simple and clearly defines the map</w:t>
-            </w:r>
-          </w:p>
-        </w:tc>
-        <w:tc>
-          <w:tcPr>
-            <w:tcW w:w="850" w:type="dxa"/>
-            <w:vAlign w:val="center"/>
-          </w:tcPr>
-          <w:p>
-            <w:pPr>
-              <w:jc w:val="center"/>
-              <w:rPr>
-                <w:sz w:val="20"/>
-                <w:szCs w:val="20"/>
-              </w:rPr>
-            </w:pPr>
-            <w:sdt>
-              <w:sdtPr>
-                <w:rPr>
-                  <w:sz w:val="20"/>
-                  <w:szCs w:val="20"/>
-                </w:rPr>
-                <w:id w:val="-1057783390"/>
-                <w14:checkbox>
-                  <w14:checked w14:val="0"/>
-                  <w14:checkedState w14:val="00FC" w14:font="Wingdings"/>
-                  <w14:uncheckedState w14:val="2610" w14:font="MS Gothic"/>
-                </w14:checkbox>
-              </w:sdtPr>
-              <w:sdtEndPr/>
-              <w:sdtContent>
-                <w:r>
-                  <w:rPr>
-                    <w:rFonts w:ascii="MS Gothic" w:eastAsia="MS Gothic" w:hAnsi="MS Gothic" w:hint="eastAsia"/>
-                    <w:sz w:val="20"/>
-                    <w:szCs w:val="20"/>
-                  </w:rPr>
-                  <w:t>☐</w:t>
-                </w:r>
-              </w:sdtContent>
-            </w:sdt>
-          </w:p>
-        </w:tc>
-      </w:tr>
-      <w:tr>
-        <w:trPr>
-          <w:trHeight w:val="397"/>
-        </w:trPr>
-        <w:tc>
-          <w:tcPr>
-            <w:tcW w:w="8500" w:type="dxa"/>
-          </w:tcPr>
-          <w:p>
-            <w:pPr>
-              <w:rPr>
-                <w:sz w:val="20"/>
-                <w:szCs w:val="20"/>
-              </w:rPr>
-            </w:pPr>
-            <w:r>
-              <w:rPr>
-                <w:sz w:val="20"/>
-                <w:szCs w:val="20"/>
-              </w:rPr>
-              <w:t>Title does not use acronyms or underscores</w:t>
-            </w:r>
-          </w:p>
-        </w:tc>
-        <w:tc>
-          <w:tcPr>
-            <w:tcW w:w="850" w:type="dxa"/>
-            <w:vAlign w:val="center"/>
-          </w:tcPr>
-          <w:p>
-            <w:pPr>
-              <w:jc w:val="center"/>
-              <w:rPr>
-                <w:sz w:val="20"/>
-                <w:szCs w:val="20"/>
-              </w:rPr>
-            </w:pPr>
-            <w:sdt>
-              <w:sdtPr>
-                <w:rPr>
-                  <w:sz w:val="20"/>
-                  <w:szCs w:val="20"/>
-                </w:rPr>
-                <w:id w:val="1938476883"/>
-                <w14:checkbox>
-                  <w14:checked w14:val="0"/>
-                  <w14:checkedState w14:val="00FC" w14:font="Wingdings"/>
-                  <w14:uncheckedState w14:val="2610" w14:font="MS Gothic"/>
-                </w14:checkbox>
-              </w:sdtPr>
-              <w:sdtEndPr/>
-              <w:sdtContent>
-                <w:r>
-                  <w:rPr>
-                    <w:rFonts w:ascii="MS Gothic" w:eastAsia="MS Gothic" w:hAnsi="MS Gothic" w:hint="eastAsia"/>
-                    <w:sz w:val="20"/>
-                    <w:szCs w:val="20"/>
-                  </w:rPr>
-                  <w:t>☐</w:t>
-                </w:r>
-              </w:sdtContent>
-            </w:sdt>
-          </w:p>
-        </w:tc>
-      </w:tr>
-      <w:tr>
-        <w:trPr>
-          <w:trHeight w:val="397"/>
-        </w:trPr>
-        <w:tc>
-          <w:tcPr>
-            <w:tcW w:w="8500" w:type="dxa"/>
-          </w:tcPr>
-          <w:p>
-            <w:pPr>
-              <w:rPr>
-                <w:sz w:val="20"/>
-                <w:szCs w:val="20"/>
-              </w:rPr>
-            </w:pPr>
-            <w:r>
-              <w:rPr>
-                <w:sz w:val="20"/>
-                <w:szCs w:val="20"/>
-              </w:rPr>
-              <w:t>Title uses title case</w:t>
-            </w:r>
-          </w:p>
-        </w:tc>
-        <w:tc>
-          <w:tcPr>
-            <w:tcW w:w="850" w:type="dxa"/>
-            <w:vAlign w:val="center"/>
-          </w:tcPr>
-          <w:p>
-            <w:pPr>
-              <w:jc w:val="center"/>
-              <w:rPr>
-                <w:sz w:val="20"/>
-                <w:szCs w:val="20"/>
-              </w:rPr>
-            </w:pPr>
-            <w:sdt>
-              <w:sdtPr>
-                <w:rPr>
-                  <w:sz w:val="20"/>
-                  <w:szCs w:val="20"/>
-                </w:rPr>
-                <w:id w:val="1318541442"/>
-                <w14:checkbox>
-                  <w14:checked w14:val="0"/>
-                  <w14:checkedState w14:val="00FC" w14:font="Wingdings"/>
-                  <w14:uncheckedState w14:val="2610" w14:font="MS Gothic"/>
-                </w14:checkbox>
-              </w:sdtPr>
-              <w:sdtEndPr/>
-              <w:sdtContent>
-                <w:r>
-                  <w:rPr>
-                    <w:rFonts w:ascii="MS Gothic" w:eastAsia="MS Gothic" w:hAnsi="MS Gothic" w:hint="eastAsia"/>
-                    <w:sz w:val="20"/>
-                    <w:szCs w:val="20"/>
-                  </w:rPr>
-                  <w:t>☐</w:t>
-                </w:r>
-              </w:sdtContent>
-            </w:sdt>
-          </w:p>
-        </w:tc>
-      </w:tr>
-      <w:tr>
-        <w:trPr>
-          <w:trHeight w:val="397"/>
-        </w:trPr>
-        <w:tc>
-          <w:tcPr>
-            <w:tcW w:w="8500" w:type="dxa"/>
-          </w:tcPr>
-          <w:p>
-            <w:pPr>
-              <w:rPr>
-                <w:sz w:val="20"/>
-                <w:szCs w:val="20"/>
-              </w:rPr>
-            </w:pPr>
-            <w:r>
-              <w:rPr>
-                <w:sz w:val="20"/>
-                <w:szCs w:val="20"/>
-              </w:rPr>
-              <w:t xml:space="preserve">Thumbnail clearly depicts the map </w:t>
-            </w:r>
-            <w:proofErr w:type="gramStart"/>
-            <w:r>
-              <w:rPr>
-                <w:sz w:val="20"/>
-                <w:szCs w:val="20"/>
-              </w:rPr>
-              <w:t>at</w:t>
-            </w:r>
-            <w:proofErr w:type="gramEnd"/>
-            <w:r>
-              <w:rPr>
-                <w:sz w:val="20"/>
-                <w:szCs w:val="20"/>
-              </w:rPr>
-              <w:t xml:space="preserve"> an appropriate extent</w:t>
-            </w:r>
-          </w:p>
-        </w:tc>
-        <w:tc>
-          <w:tcPr>
-            <w:tcW w:w="850" w:type="dxa"/>
-            <w:vAlign w:val="center"/>
-          </w:tcPr>
-          <w:p>
-            <w:pPr>
-              <w:jc w:val="center"/>
-              <w:rPr>
-                <w:sz w:val="20"/>
-                <w:szCs w:val="20"/>
-              </w:rPr>
-            </w:pPr>
-            <w:sdt>
-              <w:sdtPr>
-                <w:rPr>
-                  <w:sz w:val="20"/>
-                  <w:szCs w:val="20"/>
-                </w:rPr>
-                <w:id w:val="99531455"/>
-                <w14:checkbox>
-                  <w14:checked w14:val="0"/>
-                  <w14:checkedState w14:val="00FC" w14:font="Wingdings"/>
-                  <w14:uncheckedState w14:val="2610" w14:font="MS Gothic"/>
-                </w14:checkbox>
-              </w:sdtPr>
-              <w:sdtEndPr/>
-              <w:sdtContent>
-                <w:r>
-                  <w:rPr>
-                    <w:rFonts w:ascii="MS Gothic" w:eastAsia="MS Gothic" w:hAnsi="MS Gothic" w:hint="eastAsia"/>
-                    <w:sz w:val="20"/>
-                    <w:szCs w:val="20"/>
-                  </w:rPr>
-                  <w:t>☐</w:t>
-                </w:r>
-              </w:sdtContent>
-            </w:sdt>
-          </w:p>
-        </w:tc>
-      </w:tr>
-      <w:tr>
-        <w:trPr>
-          <w:trHeight w:val="397"/>
-        </w:trPr>
-        <w:tc>
-          <w:tcPr>
-            <w:tcW w:w="8500" w:type="dxa"/>
-          </w:tcPr>
-          <w:p>
-            <w:pPr>
-              <w:rPr>
-                <w:sz w:val="20"/>
-                <w:szCs w:val="20"/>
-              </w:rPr>
-            </w:pPr>
-            <w:r>
-              <w:rPr>
-                <w:sz w:val="20"/>
-                <w:szCs w:val="20"/>
-              </w:rPr>
-              <w:t>Summary is a brief, clearly written sub-set of the description</w:t>
-            </w:r>
-          </w:p>
-        </w:tc>
-        <w:tc>
-          <w:tcPr>
-            <w:tcW w:w="850" w:type="dxa"/>
-            <w:vAlign w:val="center"/>
-          </w:tcPr>
-          <w:p>
-            <w:pPr>
-              <w:jc w:val="center"/>
-              <w:rPr>
-                <w:sz w:val="20"/>
-                <w:szCs w:val="20"/>
-              </w:rPr>
-            </w:pPr>
-            <w:sdt>
-              <w:sdtPr>
-                <w:rPr>
-                  <w:sz w:val="20"/>
-                  <w:szCs w:val="20"/>
-                </w:rPr>
-                <w:id w:val="-1120066592"/>
-                <w14:checkbox>
-                  <w14:checked w14:val="0"/>
-                  <w14:checkedState w14:val="00FC" w14:font="Wingdings"/>
-                  <w14:uncheckedState w14:val="2610" w14:font="MS Gothic"/>
-                </w14:checkbox>
-              </w:sdtPr>
-              <w:sdtEndPr/>
-              <w:sdtContent>
-                <w:r>
-                  <w:rPr>
-                    <w:rFonts w:ascii="MS Gothic" w:eastAsia="MS Gothic" w:hAnsi="MS Gothic" w:hint="eastAsia"/>
-                    <w:sz w:val="20"/>
-                    <w:szCs w:val="20"/>
-                  </w:rPr>
-                  <w:t>☐</w:t>
-                </w:r>
-              </w:sdtContent>
-            </w:sdt>
-          </w:p>
-        </w:tc>
-      </w:tr>
-      <w:tr>
-        <w:trPr>
-          <w:trHeight w:val="397"/>
-        </w:trPr>
-        <w:tc>
-          <w:tcPr>
-            <w:tcW w:w="8500" w:type="dxa"/>
-          </w:tcPr>
-          <w:p>
-            <w:pPr>
-              <w:rPr>
-                <w:sz w:val="20"/>
-                <w:szCs w:val="20"/>
-              </w:rPr>
-            </w:pPr>
-            <w:r>
-              <w:rPr>
-                <w:sz w:val="20"/>
-                <w:szCs w:val="20"/>
-              </w:rPr>
-              <w:t>Description clearly describes the map (not a related application or data)</w:t>
-            </w:r>
-          </w:p>
-        </w:tc>
-        <w:tc>
-          <w:tcPr>
-            <w:tcW w:w="850" w:type="dxa"/>
-            <w:vAlign w:val="center"/>
-          </w:tcPr>
-          <w:p>
-            <w:pPr>
-              <w:jc w:val="center"/>
-              <w:rPr>
-                <w:sz w:val="20"/>
-                <w:szCs w:val="20"/>
-              </w:rPr>
-            </w:pPr>
-            <w:sdt>
-              <w:sdtPr>
-                <w:rPr>
-                  <w:sz w:val="20"/>
-                  <w:szCs w:val="20"/>
-                </w:rPr>
-                <w:id w:val="1965310459"/>
-                <w14:checkbox>
-                  <w14:checked w14:val="0"/>
-                  <w14:checkedState w14:val="00FC" w14:font="Wingdings"/>
-                  <w14:uncheckedState w14:val="2610" w14:font="MS Gothic"/>
-                </w14:checkbox>
-              </w:sdtPr>
-              <w:sdtEndPr/>
-              <w:sdtContent>
-                <w:r>
-                  <w:rPr>
-                    <w:rFonts w:ascii="MS Gothic" w:eastAsia="MS Gothic" w:hAnsi="MS Gothic" w:hint="eastAsia"/>
-                    <w:sz w:val="20"/>
-                    <w:szCs w:val="20"/>
-                  </w:rPr>
-                  <w:t>☐</w:t>
-                </w:r>
-              </w:sdtContent>
-            </w:sdt>
-          </w:p>
-        </w:tc>
-      </w:tr>
-      <w:tr>
-        <w:trPr>
-          <w:trHeight w:val="397"/>
-        </w:trPr>
-        <w:tc>
-          <w:tcPr>
-            <w:tcW w:w="8500" w:type="dxa"/>
-          </w:tcPr>
-          <w:p>
-            <w:pPr>
-              <w:rPr>
-                <w:sz w:val="20"/>
-                <w:szCs w:val="20"/>
-              </w:rPr>
-            </w:pPr>
-            <w:r>
-              <w:rPr>
-                <w:sz w:val="20"/>
-                <w:szCs w:val="20"/>
-              </w:rPr>
-              <w:t xml:space="preserve">Terms of Use references the </w:t>
-            </w:r>
-            <w:r>
-              <w:rPr>
-                <w:sz w:val="20"/>
-                <w:szCs w:val="20"/>
-              </w:rPr>
-              <w:t>most restrictive</w:t>
-            </w:r>
-            <w:r>
-              <w:rPr>
-                <w:sz w:val="20"/>
-                <w:szCs w:val="20"/>
-              </w:rPr>
-              <w:t xml:space="preserve"> data license as the source data referenced in the map</w:t>
-            </w:r>
-          </w:p>
-        </w:tc>
-        <w:tc>
-          <w:tcPr>
-            <w:tcW w:w="850" w:type="dxa"/>
-            <w:vAlign w:val="center"/>
-          </w:tcPr>
-          <w:p>
-            <w:pPr>
-              <w:jc w:val="center"/>
-              <w:rPr>
-                <w:sz w:val="20"/>
-                <w:szCs w:val="20"/>
-              </w:rPr>
-            </w:pPr>
-            <w:sdt>
-              <w:sdtPr>
-                <w:rPr>
-                  <w:sz w:val="20"/>
-                  <w:szCs w:val="20"/>
-                </w:rPr>
-                <w:id w:val="-910771445"/>
-                <w14:checkbox>
-                  <w14:checked w14:val="0"/>
-                  <w14:checkedState w14:val="00FC" w14:font="Wingdings"/>
-                  <w14:uncheckedState w14:val="2610" w14:font="MS Gothic"/>
-                </w14:checkbox>
-              </w:sdtPr>
-              <w:sdtEndPr/>
-              <w:sdtContent>
-                <w:r>
-                  <w:rPr>
-                    <w:rFonts w:ascii="MS Gothic" w:eastAsia="MS Gothic" w:hAnsi="MS Gothic" w:hint="eastAsia"/>
-                    <w:sz w:val="20"/>
-                    <w:szCs w:val="20"/>
-                  </w:rPr>
-                  <w:t>☐</w:t>
-                </w:r>
-              </w:sdtContent>
-            </w:sdt>
-          </w:p>
-        </w:tc>
-      </w:tr>
-      <w:tr>
-        <w:trPr>
-          <w:trHeight w:val="397"/>
-        </w:trPr>
-        <w:tc>
-          <w:tcPr>
-            <w:tcW w:w="8500" w:type="dxa"/>
-          </w:tcPr>
-          <w:p>
-            <w:pPr>
-              <w:rPr>
-                <w:sz w:val="20"/>
-                <w:szCs w:val="20"/>
-              </w:rPr>
-            </w:pPr>
-            <w:r>
-              <w:rPr>
-                <w:sz w:val="20"/>
-                <w:szCs w:val="20"/>
-              </w:rPr>
-              <w:t>Tags include ‘British Columbia’ and ‘Canada’</w:t>
-            </w:r>
-          </w:p>
-        </w:tc>
-        <w:tc>
-          <w:tcPr>
-            <w:tcW w:w="850" w:type="dxa"/>
-            <w:vAlign w:val="center"/>
-          </w:tcPr>
-          <w:p>
-            <w:pPr>
-              <w:jc w:val="center"/>
-              <w:rPr>
-                <w:sz w:val="20"/>
-                <w:szCs w:val="20"/>
-              </w:rPr>
-            </w:pPr>
-            <w:sdt>
-              <w:sdtPr>
-                <w:rPr>
-                  <w:sz w:val="20"/>
-                  <w:szCs w:val="20"/>
-                </w:rPr>
-                <w:id w:val="-1826586722"/>
-                <w14:checkbox>
-                  <w14:checked w14:val="0"/>
-                  <w14:checkedState w14:val="00FC" w14:font="Wingdings"/>
-                  <w14:uncheckedState w14:val="2610" w14:font="MS Gothic"/>
-                </w14:checkbox>
-              </w:sdtPr>
-              <w:sdtEndPr/>
-              <w:sdtContent>
-                <w:r>
-                  <w:rPr>
-                    <w:rFonts w:ascii="MS Gothic" w:eastAsia="MS Gothic" w:hAnsi="MS Gothic" w:hint="eastAsia"/>
-                    <w:sz w:val="20"/>
-                    <w:szCs w:val="20"/>
-                  </w:rPr>
-                  <w:t>☐</w:t>
-                </w:r>
-              </w:sdtContent>
-            </w:sdt>
-          </w:p>
-        </w:tc>
-      </w:tr>
-      <w:tr>
-        <w:trPr>
-          <w:trHeight w:val="397"/>
-        </w:trPr>
-        <w:tc>
-          <w:tcPr>
-            <w:tcW w:w="8500" w:type="dxa"/>
-          </w:tcPr>
-          <w:p>
-            <w:pPr>
-              <w:rPr>
-                <w:sz w:val="20"/>
-                <w:szCs w:val="20"/>
-              </w:rPr>
-            </w:pPr>
-            <w:r>
-              <w:rPr>
-                <w:sz w:val="20"/>
-                <w:szCs w:val="20"/>
-              </w:rPr>
-              <w:t>Tags include the same as on the related BC Data Catalogue metadata record for the data used in the map</w:t>
-            </w:r>
-          </w:p>
-        </w:tc>
-        <w:tc>
-          <w:tcPr>
-            <w:tcW w:w="850" w:type="dxa"/>
-            <w:vAlign w:val="center"/>
-          </w:tcPr>
-          <w:p>
-            <w:pPr>
-              <w:jc w:val="center"/>
-              <w:rPr>
-                <w:sz w:val="20"/>
-                <w:szCs w:val="20"/>
-              </w:rPr>
-            </w:pPr>
-            <w:sdt>
-              <w:sdtPr>
-                <w:rPr>
-                  <w:sz w:val="20"/>
-                  <w:szCs w:val="20"/>
-                </w:rPr>
-                <w:id w:val="-415860347"/>
-                <w14:checkbox>
-                  <w14:checked w14:val="0"/>
-                  <w14:checkedState w14:val="00FC" w14:font="Wingdings"/>
-                  <w14:uncheckedState w14:val="2610" w14:font="MS Gothic"/>
-                </w14:checkbox>
-              </w:sdtPr>
-              <w:sdtEndPr/>
-              <w:sdtContent>
-                <w:r>
-                  <w:rPr>
-                    <w:rFonts w:ascii="MS Gothic" w:eastAsia="MS Gothic" w:hAnsi="MS Gothic" w:hint="eastAsia"/>
-                    <w:sz w:val="20"/>
-                    <w:szCs w:val="20"/>
-                  </w:rPr>
-                  <w:t>☐</w:t>
-                </w:r>
-              </w:sdtContent>
-            </w:sdt>
-          </w:p>
-        </w:tc>
-      </w:tr>
-      <w:tr>
-        <w:trPr>
-          <w:trHeight w:val="397"/>
-        </w:trPr>
-        <w:tc>
-          <w:tcPr>
-            <w:tcW w:w="8500" w:type="dxa"/>
-          </w:tcPr>
-          <w:p>
-            <w:pPr>
-              <w:rPr>
-                <w:sz w:val="20"/>
-                <w:szCs w:val="20"/>
-              </w:rPr>
-            </w:pPr>
-            <w:r>
-              <w:rPr>
-                <w:sz w:val="20"/>
-                <w:szCs w:val="20"/>
-              </w:rPr>
-              <w:t>Acknowledgements include the Ministry and the same ‘Published By’ as in the related data</w:t>
-            </w:r>
-          </w:p>
-        </w:tc>
-        <w:tc>
-          <w:tcPr>
-            <w:tcW w:w="850" w:type="dxa"/>
-            <w:vAlign w:val="center"/>
-          </w:tcPr>
-          <w:p>
-            <w:pPr>
-              <w:jc w:val="center"/>
-              <w:rPr>
-                <w:sz w:val="20"/>
-                <w:szCs w:val="20"/>
-              </w:rPr>
-            </w:pPr>
-            <w:sdt>
-              <w:sdtPr>
-                <w:rPr>
-                  <w:sz w:val="20"/>
-                  <w:szCs w:val="20"/>
-                </w:rPr>
-                <w:id w:val="-1470970268"/>
-                <w14:checkbox>
-                  <w14:checked w14:val="0"/>
-                  <w14:checkedState w14:val="00FC" w14:font="Wingdings"/>
-                  <w14:uncheckedState w14:val="2610" w14:font="MS Gothic"/>
-                </w14:checkbox>
-              </w:sdtPr>
-              <w:sdtEndPr/>
-              <w:sdtContent>
-                <w:r>
-                  <w:rPr>
-                    <w:rFonts w:ascii="MS Gothic" w:eastAsia="MS Gothic" w:hAnsi="MS Gothic" w:hint="eastAsia"/>
-                    <w:sz w:val="20"/>
-                    <w:szCs w:val="20"/>
-                  </w:rPr>
-                  <w:t>☐</w:t>
-                </w:r>
-              </w:sdtContent>
-            </w:sdt>
-          </w:p>
-        </w:tc>
-      </w:tr>
-      <w:tr>
-        <w:trPr>
-          <w:trHeight w:val="397"/>
-        </w:trPr>
-        <w:tc>
-          <w:tcPr>
-            <w:tcW w:w="8500" w:type="dxa"/>
-          </w:tcPr>
-          <w:p>
-            <w:pPr>
-              <w:rPr>
-                <w:sz w:val="20"/>
-                <w:szCs w:val="20"/>
-              </w:rPr>
-            </w:pPr>
-            <w:r>
-              <w:rPr>
-                <w:sz w:val="20"/>
-                <w:szCs w:val="20"/>
-              </w:rPr>
-              <w:t>Description provides a link(s) to apps that consume the data as part of a project</w:t>
-            </w:r>
-          </w:p>
-        </w:tc>
-        <w:tc>
-          <w:tcPr>
-            <w:tcW w:w="850" w:type="dxa"/>
-            <w:vAlign w:val="center"/>
-          </w:tcPr>
-          <w:p>
-            <w:pPr>
-              <w:jc w:val="center"/>
-              <w:rPr>
-                <w:sz w:val="20"/>
-                <w:szCs w:val="20"/>
-              </w:rPr>
-            </w:pPr>
-            <w:sdt>
-              <w:sdtPr>
-                <w:rPr>
-                  <w:sz w:val="20"/>
-                  <w:szCs w:val="20"/>
-                </w:rPr>
-                <w:id w:val="1619179149"/>
-                <w14:checkbox>
-                  <w14:checked w14:val="0"/>
-                  <w14:checkedState w14:val="00FC" w14:font="Wingdings"/>
-                  <w14:uncheckedState w14:val="2610" w14:font="MS Gothic"/>
-                </w14:checkbox>
-              </w:sdtPr>
-              <w:sdtEndPr/>
-              <w:sdtContent>
-                <w:r>
-                  <w:rPr>
-                    <w:rFonts w:ascii="MS Gothic" w:eastAsia="MS Gothic" w:hAnsi="MS Gothic" w:hint="eastAsia"/>
-                    <w:sz w:val="20"/>
-                    <w:szCs w:val="20"/>
-                  </w:rPr>
-                  <w:t>☐</w:t>
-                </w:r>
-              </w:sdtContent>
-            </w:sdt>
-          </w:p>
-        </w:tc>
-      </w:tr>
-    </w:tbl>
-    <w:p>
-      <w:pPr>
-        <w:rPr>
-          <w:sz w:val="20"/>
-          <w:szCs w:val="20"/>
-        </w:rPr>
-      </w:pPr>
-    </w:p>
-    <w:tbl>
-      <w:tblPr>
-        <w:tblStyle w:val="TableGrid"/>
-        <w:tblW w:w="0" w:type="auto"/>
-        <w:tblLook w:val="04A0" w:firstRow="1" w:lastRow="0" w:firstColumn="1" w:lastColumn="0" w:noHBand="0" w:noVBand="1"/>
-      </w:tblPr>
-      <w:tblGrid>
-        <w:gridCol w:w="8500"/>
-        <w:gridCol w:w="850"/>
-      </w:tblGrid>
-      <w:tr>
-        <w:trPr>
-          <w:trHeight w:val="397"/>
-        </w:trPr>
-        <w:tc>
-          <w:tcPr>
-            <w:tcW w:w="8500" w:type="dxa"/>
-            <w:shd w:val="clear" w:color="auto" w:fill="95B3D7" w:themeFill="accent1" w:themeFillTint="99"/>
-            <w:vAlign w:val="center"/>
-          </w:tcPr>
-          <w:p>
-            <w:pPr>
-              <w:rPr>
-                <w:b/>
-                <w:bCs/>
-              </w:rPr>
-            </w:pPr>
-            <w:r>
-              <w:rPr>
-                <w:b/>
-                <w:bCs/>
-              </w:rPr>
-              <w:t xml:space="preserve">Item </w:t>
-            </w:r>
-            <w:r>
-              <w:rPr>
-                <w:b/>
-                <w:bCs/>
-                <w:szCs w:val="24"/>
-              </w:rPr>
-              <w:t>Details</w:t>
-            </w:r>
-            <w:r>
-              <w:rPr>
-                <w:b/>
-                <w:bCs/>
-              </w:rPr>
-              <w:t xml:space="preserve">: </w:t>
-            </w:r>
-            <w:r>
-              <w:rPr>
-                <w:b/>
-                <w:bCs/>
-              </w:rPr>
-              <w:t>Settings</w:t>
-            </w:r>
-          </w:p>
-        </w:tc>
-        <w:tc>
-          <w:tcPr>
-            <w:tcW w:w="850" w:type="dxa"/>
-            <w:shd w:val="clear" w:color="auto" w:fill="95B3D7" w:themeFill="accent1" w:themeFillTint="99"/>
-            <w:vAlign w:val="center"/>
-          </w:tcPr>
-          <w:p>
-            <w:pPr>
-              <w:jc w:val="center"/>
-              <w:rPr>
-                <w:b/>
-                <w:bCs/>
-              </w:rPr>
-            </w:pPr>
-          </w:p>
-        </w:tc>
-      </w:tr>
-      <w:tr>
-        <w:trPr>
-          <w:trHeight w:val="397"/>
-        </w:trPr>
-        <w:tc>
-          <w:tcPr>
-            <w:tcW w:w="8500" w:type="dxa"/>
-          </w:tcPr>
-          <w:p>
-            <w:pPr>
-              <w:rPr>
-                <w:sz w:val="20"/>
-                <w:szCs w:val="20"/>
-              </w:rPr>
-            </w:pPr>
-            <w:r>
-              <w:rPr>
-                <w:sz w:val="20"/>
-                <w:szCs w:val="20"/>
-              </w:rPr>
-              <w:t>Item is not marked as authoritative</w:t>
-            </w:r>
-          </w:p>
-        </w:tc>
-        <w:tc>
-          <w:tcPr>
-            <w:tcW w:w="850" w:type="dxa"/>
-            <w:vAlign w:val="center"/>
-          </w:tcPr>
-          <w:p>
-            <w:pPr>
-              <w:jc w:val="center"/>
-            </w:pPr>
-            <w:sdt>
-              <w:sdtPr>
-                <w:id w:val="-298450392"/>
-                <w14:checkbox>
-                  <w14:checked w14:val="0"/>
-                  <w14:checkedState w14:val="00FC" w14:font="Wingdings"/>
-                  <w14:uncheckedState w14:val="2610" w14:font="MS Gothic"/>
-                </w14:checkbox>
-              </w:sdtPr>
-              <w:sdtEndPr/>
-              <w:sdtContent>
-                <w:r>
-                  <w:rPr>
-                    <w:rFonts w:ascii="MS Gothic" w:eastAsia="MS Gothic" w:hAnsi="MS Gothic" w:hint="eastAsia"/>
-                  </w:rPr>
-                  <w:t>☐</w:t>
-                </w:r>
-              </w:sdtContent>
-            </w:sdt>
-          </w:p>
-        </w:tc>
-      </w:tr>
-      <w:tr>
-        <w:trPr>
-          <w:trHeight w:val="397"/>
-        </w:trPr>
-        <w:tc>
-          <w:tcPr>
-            <w:tcW w:w="8500" w:type="dxa"/>
-          </w:tcPr>
-          <w:p>
-            <w:pPr>
-              <w:rPr>
-                <w:sz w:val="20"/>
-                <w:szCs w:val="20"/>
-              </w:rPr>
-            </w:pPr>
-            <w:r>
-              <w:rPr>
-                <w:sz w:val="20"/>
-                <w:szCs w:val="20"/>
-              </w:rPr>
-              <w:t>‘</w:t>
-            </w:r>
-            <w:r>
-              <w:rPr>
-                <w:sz w:val="20"/>
-                <w:szCs w:val="20"/>
-              </w:rPr>
-              <w:t xml:space="preserve">Web map’ </w:t>
-            </w:r>
-            <w:r>
-              <w:rPr>
-                <w:sz w:val="20"/>
-                <w:szCs w:val="20"/>
-              </w:rPr>
-              <w:t>settings</w:t>
-            </w:r>
-            <w:r>
-              <w:rPr>
-                <w:sz w:val="20"/>
-                <w:szCs w:val="20"/>
-              </w:rPr>
-              <w:t xml:space="preserve"> </w:t>
-            </w:r>
-            <w:r>
-              <w:rPr>
-                <w:sz w:val="20"/>
-                <w:szCs w:val="20"/>
-              </w:rPr>
-              <w:t xml:space="preserve">are appropriate based on map </w:t>
-            </w:r>
-            <w:r>
-              <w:rPr>
-                <w:sz w:val="20"/>
-                <w:szCs w:val="20"/>
-              </w:rPr>
-              <w:t>purpose</w:t>
-            </w:r>
-          </w:p>
-        </w:tc>
-        <w:tc>
-          <w:tcPr>
-            <w:tcW w:w="850" w:type="dxa"/>
-            <w:vAlign w:val="center"/>
-          </w:tcPr>
-          <w:p>
-            <w:pPr>
-              <w:jc w:val="center"/>
-            </w:pPr>
-            <w:sdt>
-              <w:sdtPr>
-                <w:id w:val="304201310"/>
-                <w14:checkbox>
-                  <w14:checked w14:val="0"/>
-                  <w14:checkedState w14:val="00FC" w14:font="Wingdings"/>
-                  <w14:uncheckedState w14:val="2610" w14:font="MS Gothic"/>
-                </w14:checkbox>
-              </w:sdtPr>
-              <w:sdtEndPr/>
-              <w:sdtContent>
-                <w:r>
-                  <w:rPr>
-                    <w:rFonts w:ascii="MS Gothic" w:eastAsia="MS Gothic" w:hAnsi="MS Gothic" w:hint="eastAsia"/>
-                  </w:rPr>
-                  <w:t>☐</w:t>
-                </w:r>
-              </w:sdtContent>
-            </w:sdt>
-          </w:p>
-        </w:tc>
-      </w:tr>
-    </w:tbl>
-    <w:p>
-      <w:pPr>
-        <w:spacing w:line="271" w:lineRule="auto"/>
-        <w:rPr>
-          <w:rFonts w:ascii="BC Sans" w:hAnsi="BC Sans" w:cstheme="minorHAnsi"/>
-          <w:color w:val="000000" w:themeColor="text1"/>
-          <w:sz w:val="20"/>
-          <w:szCs w:val="20"/>
-        </w:rPr>
-      </w:pPr>
-    </w:p>
-    <w:p>
-      <w:pPr>
-        <w:keepNext w:val="0"/>
-        <w:rPr>
-          <w:rFonts w:ascii="BC Sans" w:hAnsi="BC Sans" w:cstheme="minorHAnsi"/>
-          <w:color w:val="000000" w:themeColor="text1"/>
-          <w:sz w:val="20"/>
-          <w:szCs w:val="20"/>
-        </w:rPr>
-      </w:pPr>
-      <w:r>
-        <w:rPr>
-          <w:rFonts w:ascii="BC Sans" w:hAnsi="BC Sans" w:cstheme="minorHAnsi"/>
-          <w:color w:val="000000" w:themeColor="text1"/>
-          <w:sz w:val="20"/>
-          <w:szCs w:val="20"/>
-        </w:rPr>
-        <w:br w:type="page"/>
-      </w:r>
-    </w:p>
-    <w:p>
-      <w:pPr>
-        <w:spacing w:line="360" w:lineRule="auto"/>
-        <w:rPr>
-          <w:b/>
-          <w:bCs/>
-          <w:color w:val="1F497D" w:themeColor="text2"/>
-          <w:sz w:val="32"/>
-          <w:szCs w:val="32"/>
-        </w:rPr>
-      </w:pPr>
-      <w:r>
-        <w:rPr>
-          <w:b/>
-          <w:bCs/>
-          <w:color w:val="1F497D" w:themeColor="text2"/>
-          <w:sz w:val="32"/>
-          <w:szCs w:val="32"/>
-        </w:rPr>
-        <w:lastRenderedPageBreak/>
-        <w:t xml:space="preserve">BC’s </w:t>
-      </w:r>
-      <w:proofErr w:type="spellStart"/>
-      <w:r>
-        <w:rPr>
-          <w:b/>
-          <w:bCs/>
-          <w:color w:val="1F497D" w:themeColor="text2"/>
-          <w:sz w:val="32"/>
-          <w:szCs w:val="32"/>
-        </w:rPr>
-        <w:t>MapHub</w:t>
-      </w:r>
-      <w:proofErr w:type="spellEnd"/>
-      <w:r>
-        <w:rPr>
-          <w:b/>
-          <w:bCs/>
-          <w:color w:val="1F497D" w:themeColor="text2"/>
-          <w:sz w:val="32"/>
-          <w:szCs w:val="32"/>
-        </w:rPr>
-        <w:t xml:space="preserve"> Public Content Publication Checklist: </w:t>
-      </w:r>
-      <w:r>
-        <w:rPr>
-          <w:b/>
-          <w:bCs/>
-          <w:color w:val="1F497D" w:themeColor="text2"/>
-          <w:sz w:val="32"/>
-          <w:szCs w:val="32"/>
-        </w:rPr>
-        <w:t>Application</w:t>
-      </w:r>
-    </w:p>
-    <w:p>
-      <w:pPr>
-        <w:rPr>
-          <w:sz w:val="18"/>
-          <w:szCs w:val="18"/>
-        </w:rPr>
-      </w:pPr>
-      <w:r>
-        <w:rPr>
-          <w:sz w:val="18"/>
-          <w:szCs w:val="18"/>
-        </w:rPr>
-        <w:t>This checklist</w:t>
-      </w:r>
-      <w:r>
-        <w:rPr>
-          <w:sz w:val="18"/>
-          <w:szCs w:val="18"/>
-        </w:rPr>
-        <w:t xml:space="preserve"> is recommended to be used by BC’s </w:t>
-      </w:r>
-      <w:proofErr w:type="spellStart"/>
-      <w:r>
-        <w:rPr>
-          <w:sz w:val="18"/>
-          <w:szCs w:val="18"/>
-        </w:rPr>
-        <w:t>MapHub</w:t>
-      </w:r>
-      <w:proofErr w:type="spellEnd"/>
-      <w:r>
-        <w:rPr>
-          <w:sz w:val="18"/>
-          <w:szCs w:val="18"/>
-        </w:rPr>
-        <w:t xml:space="preserve"> content owners to support preparing their </w:t>
-      </w:r>
-      <w:r>
-        <w:rPr>
-          <w:sz w:val="18"/>
-          <w:szCs w:val="18"/>
-        </w:rPr>
-        <w:t>application</w:t>
-      </w:r>
-      <w:r>
-        <w:rPr>
-          <w:sz w:val="18"/>
-          <w:szCs w:val="18"/>
-        </w:rPr>
-        <w:t xml:space="preserve"> to be published publicly. </w:t>
-      </w:r>
-    </w:p>
-    <w:p>
-      <w:pPr>
-        <w:rPr>
-          <w:sz w:val="18"/>
-          <w:szCs w:val="18"/>
-        </w:rPr>
-      </w:pPr>
-    </w:p>
-    <w:tbl>
-      <w:tblPr>
-        <w:tblStyle w:val="TableGrid"/>
-        <w:tblW w:w="0" w:type="auto"/>
-        <w:tblLook w:val="04A0" w:firstRow="1" w:lastRow="0" w:firstColumn="1" w:lastColumn="0" w:noHBand="0" w:noVBand="1"/>
-      </w:tblPr>
-      <w:tblGrid>
-        <w:gridCol w:w="8500"/>
-        <w:gridCol w:w="850"/>
-      </w:tblGrid>
-      <w:tr>
-        <w:trPr>
-          <w:trHeight w:val="397"/>
-        </w:trPr>
-        <w:tc>
-          <w:tcPr>
-            <w:tcW w:w="8500" w:type="dxa"/>
-            <w:shd w:val="clear" w:color="auto" w:fill="95B3D7" w:themeFill="accent1" w:themeFillTint="99"/>
-            <w:vAlign w:val="center"/>
-          </w:tcPr>
-          <w:p>
-            <w:pPr>
-              <w:rPr>
-                <w:b/>
-                <w:bCs/>
-              </w:rPr>
-            </w:pPr>
-            <w:r>
-              <w:rPr>
-                <w:b/>
-                <w:bCs/>
-              </w:rPr>
-              <w:t>Item Details: Overview</w:t>
-            </w:r>
-          </w:p>
-        </w:tc>
-        <w:tc>
-          <w:tcPr>
-            <w:tcW w:w="850" w:type="dxa"/>
-            <w:shd w:val="clear" w:color="auto" w:fill="95B3D7" w:themeFill="accent1" w:themeFillTint="99"/>
-            <w:vAlign w:val="center"/>
-          </w:tcPr>
-          <w:p>
-            <w:pPr>
-              <w:jc w:val="center"/>
-              <w:rPr>
-                <w:b/>
-                <w:bCs/>
-              </w:rPr>
-            </w:pPr>
-          </w:p>
-        </w:tc>
-      </w:tr>
-      <w:tr>
-        <w:trPr>
-          <w:trHeight w:val="397"/>
-        </w:trPr>
-        <w:tc>
-          <w:tcPr>
-            <w:tcW w:w="8500" w:type="dxa"/>
-          </w:tcPr>
-          <w:p>
-            <w:pPr>
-              <w:rPr>
-                <w:sz w:val="20"/>
-                <w:szCs w:val="20"/>
-              </w:rPr>
-            </w:pPr>
-            <w:r>
-              <w:rPr>
-                <w:sz w:val="20"/>
-                <w:szCs w:val="20"/>
-              </w:rPr>
-              <w:t xml:space="preserve">Title is simple and clearly defines the </w:t>
-            </w:r>
-            <w:r>
-              <w:rPr>
-                <w:sz w:val="20"/>
-                <w:szCs w:val="20"/>
-              </w:rPr>
-              <w:t>application</w:t>
-            </w:r>
-          </w:p>
-        </w:tc>
-        <w:tc>
-          <w:tcPr>
-            <w:tcW w:w="850" w:type="dxa"/>
-            <w:vAlign w:val="center"/>
-          </w:tcPr>
-          <w:p>
-            <w:pPr>
-              <w:jc w:val="center"/>
-              <w:rPr>
-                <w:sz w:val="20"/>
-                <w:szCs w:val="20"/>
-              </w:rPr>
-            </w:pPr>
-            <w:sdt>
-              <w:sdtPr>
-                <w:rPr>
-                  <w:sz w:val="20"/>
-                  <w:szCs w:val="20"/>
-                </w:rPr>
-                <w:id w:val="24609030"/>
-                <w14:checkbox>
-                  <w14:checked w14:val="0"/>
-                  <w14:checkedState w14:val="00FC" w14:font="Wingdings"/>
-                  <w14:uncheckedState w14:val="2610" w14:font="MS Gothic"/>
-                </w14:checkbox>
-              </w:sdtPr>
-              <w:sdtEndPr/>
-              <w:sdtContent>
-                <w:r>
-                  <w:rPr>
-                    <w:rFonts w:ascii="MS Gothic" w:eastAsia="MS Gothic" w:hAnsi="MS Gothic" w:hint="eastAsia"/>
-                    <w:sz w:val="20"/>
-                    <w:szCs w:val="20"/>
-                  </w:rPr>
-                  <w:t>☐</w:t>
-                </w:r>
-              </w:sdtContent>
-            </w:sdt>
-          </w:p>
-        </w:tc>
-      </w:tr>
-      <w:tr>
-        <w:trPr>
-          <w:trHeight w:val="397"/>
-        </w:trPr>
-        <w:tc>
-          <w:tcPr>
-            <w:tcW w:w="8500" w:type="dxa"/>
-          </w:tcPr>
-          <w:p>
-            <w:pPr>
-              <w:rPr>
-                <w:sz w:val="20"/>
-                <w:szCs w:val="20"/>
-              </w:rPr>
-            </w:pPr>
-            <w:r>
-              <w:rPr>
-                <w:sz w:val="20"/>
-                <w:szCs w:val="20"/>
-              </w:rPr>
-              <w:t>Title does not use acronyms or underscores</w:t>
-            </w:r>
-          </w:p>
-        </w:tc>
-        <w:tc>
-          <w:tcPr>
-            <w:tcW w:w="850" w:type="dxa"/>
-            <w:vAlign w:val="center"/>
-          </w:tcPr>
-          <w:p>
-            <w:pPr>
-              <w:jc w:val="center"/>
-              <w:rPr>
-                <w:sz w:val="20"/>
-                <w:szCs w:val="20"/>
-              </w:rPr>
-            </w:pPr>
-            <w:sdt>
-              <w:sdtPr>
-                <w:rPr>
-                  <w:sz w:val="20"/>
-                  <w:szCs w:val="20"/>
-                </w:rPr>
-                <w:id w:val="514661673"/>
-                <w14:checkbox>
-                  <w14:checked w14:val="0"/>
-                  <w14:checkedState w14:val="00FC" w14:font="Wingdings"/>
-                  <w14:uncheckedState w14:val="2610" w14:font="MS Gothic"/>
-                </w14:checkbox>
-              </w:sdtPr>
-              <w:sdtEndPr/>
-              <w:sdtContent>
-                <w:r>
-                  <w:rPr>
-                    <w:rFonts w:ascii="MS Gothic" w:eastAsia="MS Gothic" w:hAnsi="MS Gothic" w:hint="eastAsia"/>
-                    <w:sz w:val="20"/>
-                    <w:szCs w:val="20"/>
-                  </w:rPr>
-                  <w:t>☐</w:t>
-                </w:r>
-              </w:sdtContent>
-            </w:sdt>
-          </w:p>
-        </w:tc>
-      </w:tr>
-      <w:tr>
-        <w:trPr>
-          <w:trHeight w:val="397"/>
-        </w:trPr>
-        <w:tc>
-          <w:tcPr>
-            <w:tcW w:w="8500" w:type="dxa"/>
-          </w:tcPr>
-          <w:p>
-            <w:pPr>
-              <w:rPr>
-                <w:sz w:val="20"/>
-                <w:szCs w:val="20"/>
-              </w:rPr>
-            </w:pPr>
-            <w:r>
-              <w:rPr>
-                <w:sz w:val="20"/>
-                <w:szCs w:val="20"/>
-              </w:rPr>
-              <w:t>Title uses title case</w:t>
-            </w:r>
-          </w:p>
-        </w:tc>
-        <w:tc>
-          <w:tcPr>
-            <w:tcW w:w="850" w:type="dxa"/>
-            <w:vAlign w:val="center"/>
-          </w:tcPr>
-          <w:p>
-            <w:pPr>
-              <w:jc w:val="center"/>
-              <w:rPr>
-                <w:sz w:val="20"/>
-                <w:szCs w:val="20"/>
-              </w:rPr>
-            </w:pPr>
-            <w:sdt>
-              <w:sdtPr>
-                <w:rPr>
-                  <w:sz w:val="20"/>
-                  <w:szCs w:val="20"/>
-                </w:rPr>
-                <w:id w:val="-17616465"/>
-                <w14:checkbox>
-                  <w14:checked w14:val="0"/>
-                  <w14:checkedState w14:val="00FC" w14:font="Wingdings"/>
-                  <w14:uncheckedState w14:val="2610" w14:font="MS Gothic"/>
-                </w14:checkbox>
-              </w:sdtPr>
-              <w:sdtEndPr/>
-              <w:sdtContent>
-                <w:r>
-                  <w:rPr>
-                    <w:rFonts w:ascii="MS Gothic" w:eastAsia="MS Gothic" w:hAnsi="MS Gothic" w:hint="eastAsia"/>
-                    <w:sz w:val="20"/>
-                    <w:szCs w:val="20"/>
-                  </w:rPr>
-                  <w:t>☐</w:t>
-                </w:r>
-              </w:sdtContent>
-            </w:sdt>
-          </w:p>
-        </w:tc>
-      </w:tr>
-      <w:tr>
-        <w:trPr>
-          <w:trHeight w:val="397"/>
-        </w:trPr>
-        <w:tc>
-          <w:tcPr>
-            <w:tcW w:w="8500" w:type="dxa"/>
-          </w:tcPr>
-          <w:p>
-            <w:pPr>
-              <w:rPr>
-                <w:sz w:val="20"/>
-                <w:szCs w:val="20"/>
-              </w:rPr>
-            </w:pPr>
-            <w:r>
-              <w:rPr>
-                <w:sz w:val="20"/>
-                <w:szCs w:val="20"/>
-              </w:rPr>
-              <w:t>Thumbnail clearly depicts the application</w:t>
-            </w:r>
-          </w:p>
-        </w:tc>
-        <w:tc>
-          <w:tcPr>
-            <w:tcW w:w="850" w:type="dxa"/>
-            <w:vAlign w:val="center"/>
-          </w:tcPr>
-          <w:p>
-            <w:pPr>
-              <w:jc w:val="center"/>
-              <w:rPr>
-                <w:sz w:val="20"/>
-                <w:szCs w:val="20"/>
-              </w:rPr>
-            </w:pPr>
-            <w:sdt>
-              <w:sdtPr>
-                <w:rPr>
-                  <w:sz w:val="20"/>
-                  <w:szCs w:val="20"/>
-                </w:rPr>
-                <w:id w:val="1642227414"/>
-                <w14:checkbox>
-                  <w14:checked w14:val="0"/>
-                  <w14:checkedState w14:val="00FC" w14:font="Wingdings"/>
-                  <w14:uncheckedState w14:val="2610" w14:font="MS Gothic"/>
-                </w14:checkbox>
-              </w:sdtPr>
-              <w:sdtEndPr/>
-              <w:sdtContent>
-                <w:r>
-                  <w:rPr>
-                    <w:rFonts w:ascii="MS Gothic" w:eastAsia="MS Gothic" w:hAnsi="MS Gothic" w:hint="eastAsia"/>
-                    <w:sz w:val="20"/>
-                    <w:szCs w:val="20"/>
-                  </w:rPr>
-                  <w:t>☐</w:t>
-                </w:r>
-              </w:sdtContent>
-            </w:sdt>
-          </w:p>
-        </w:tc>
-      </w:tr>
-      <w:tr>
-        <w:trPr>
-          <w:trHeight w:val="397"/>
-        </w:trPr>
-        <w:tc>
-          <w:tcPr>
-            <w:tcW w:w="8500" w:type="dxa"/>
-          </w:tcPr>
-          <w:p>
-            <w:pPr>
-              <w:rPr>
-                <w:sz w:val="20"/>
-                <w:szCs w:val="20"/>
-              </w:rPr>
-            </w:pPr>
-            <w:r>
-              <w:rPr>
-                <w:sz w:val="20"/>
-                <w:szCs w:val="20"/>
-              </w:rPr>
-              <w:t>Summary is a brief, clearly written sub-set of the description</w:t>
-            </w:r>
-          </w:p>
-        </w:tc>
-        <w:tc>
-          <w:tcPr>
-            <w:tcW w:w="850" w:type="dxa"/>
-            <w:vAlign w:val="center"/>
-          </w:tcPr>
-          <w:p>
-            <w:pPr>
-              <w:jc w:val="center"/>
-              <w:rPr>
-                <w:sz w:val="20"/>
-                <w:szCs w:val="20"/>
-              </w:rPr>
-            </w:pPr>
-            <w:sdt>
-              <w:sdtPr>
-                <w:rPr>
-                  <w:sz w:val="20"/>
-                  <w:szCs w:val="20"/>
-                </w:rPr>
-                <w:id w:val="-2116587766"/>
-                <w14:checkbox>
-                  <w14:checked w14:val="0"/>
-                  <w14:checkedState w14:val="00FC" w14:font="Wingdings"/>
-                  <w14:uncheckedState w14:val="2610" w14:font="MS Gothic"/>
-                </w14:checkbox>
-              </w:sdtPr>
-              <w:sdtEndPr/>
-              <w:sdtContent>
-                <w:r>
-                  <w:rPr>
-                    <w:rFonts w:ascii="MS Gothic" w:eastAsia="MS Gothic" w:hAnsi="MS Gothic" w:hint="eastAsia"/>
-                    <w:sz w:val="20"/>
-                    <w:szCs w:val="20"/>
-                  </w:rPr>
-                  <w:t>☐</w:t>
-                </w:r>
-              </w:sdtContent>
-            </w:sdt>
-          </w:p>
-        </w:tc>
-      </w:tr>
-      <w:tr>
-        <w:trPr>
-          <w:trHeight w:val="397"/>
-        </w:trPr>
-        <w:tc>
-          <w:tcPr>
-            <w:tcW w:w="8500" w:type="dxa"/>
-          </w:tcPr>
-          <w:p>
-            <w:pPr>
-              <w:rPr>
-                <w:sz w:val="20"/>
-                <w:szCs w:val="20"/>
-              </w:rPr>
-            </w:pPr>
-            <w:r>
-              <w:rPr>
-                <w:sz w:val="20"/>
-                <w:szCs w:val="20"/>
-              </w:rPr>
-              <w:t xml:space="preserve">Description clearly describes the </w:t>
-            </w:r>
-            <w:r>
-              <w:rPr>
-                <w:sz w:val="20"/>
-                <w:szCs w:val="20"/>
-              </w:rPr>
-              <w:t>application</w:t>
-            </w:r>
-          </w:p>
-        </w:tc>
-        <w:tc>
-          <w:tcPr>
-            <w:tcW w:w="850" w:type="dxa"/>
-            <w:vAlign w:val="center"/>
-          </w:tcPr>
-          <w:p>
-            <w:pPr>
-              <w:jc w:val="center"/>
-              <w:rPr>
-                <w:sz w:val="20"/>
-                <w:szCs w:val="20"/>
-              </w:rPr>
-            </w:pPr>
-            <w:sdt>
-              <w:sdtPr>
-                <w:rPr>
-                  <w:sz w:val="20"/>
-                  <w:szCs w:val="20"/>
-                </w:rPr>
-                <w:id w:val="937093077"/>
-                <w14:checkbox>
-                  <w14:checked w14:val="0"/>
-                  <w14:checkedState w14:val="00FC" w14:font="Wingdings"/>
-                  <w14:uncheckedState w14:val="2610" w14:font="MS Gothic"/>
-                </w14:checkbox>
-              </w:sdtPr>
-              <w:sdtEndPr/>
-              <w:sdtContent>
-                <w:r>
-                  <w:rPr>
-                    <w:rFonts w:ascii="MS Gothic" w:eastAsia="MS Gothic" w:hAnsi="MS Gothic" w:hint="eastAsia"/>
-                    <w:sz w:val="20"/>
-                    <w:szCs w:val="20"/>
-                  </w:rPr>
-                  <w:t>☐</w:t>
-                </w:r>
-              </w:sdtContent>
-            </w:sdt>
-          </w:p>
-        </w:tc>
-      </w:tr>
-      <w:tr>
-        <w:trPr>
-          <w:trHeight w:val="397"/>
-        </w:trPr>
-        <w:tc>
-          <w:tcPr>
-            <w:tcW w:w="8500" w:type="dxa"/>
-          </w:tcPr>
-          <w:p>
-            <w:pPr>
-              <w:rPr>
-                <w:sz w:val="20"/>
-                <w:szCs w:val="20"/>
-              </w:rPr>
-            </w:pPr>
-            <w:r>
-              <w:rPr>
-                <w:sz w:val="20"/>
-                <w:szCs w:val="20"/>
-              </w:rPr>
-              <w:t xml:space="preserve">Terms of Use references the </w:t>
-            </w:r>
-            <w:r>
-              <w:rPr>
-                <w:sz w:val="20"/>
-                <w:szCs w:val="20"/>
-              </w:rPr>
-              <w:t>most restrictive</w:t>
-            </w:r>
-            <w:r>
-              <w:rPr>
-                <w:sz w:val="20"/>
-                <w:szCs w:val="20"/>
-              </w:rPr>
-              <w:t xml:space="preserve"> data license as the source data referenced in the </w:t>
-            </w:r>
-            <w:r>
-              <w:rPr>
-                <w:sz w:val="20"/>
-                <w:szCs w:val="20"/>
-              </w:rPr>
-              <w:t>application</w:t>
-            </w:r>
-          </w:p>
-        </w:tc>
-        <w:tc>
-          <w:tcPr>
-            <w:tcW w:w="850" w:type="dxa"/>
-            <w:vAlign w:val="center"/>
-          </w:tcPr>
-          <w:p>
-            <w:pPr>
-              <w:jc w:val="center"/>
-              <w:rPr>
-                <w:sz w:val="20"/>
-                <w:szCs w:val="20"/>
-              </w:rPr>
-            </w:pPr>
-            <w:sdt>
-              <w:sdtPr>
-                <w:rPr>
-                  <w:sz w:val="20"/>
-                  <w:szCs w:val="20"/>
-                </w:rPr>
-                <w:id w:val="1336346209"/>
-                <w14:checkbox>
-                  <w14:checked w14:val="0"/>
-                  <w14:checkedState w14:val="00FC" w14:font="Wingdings"/>
-                  <w14:uncheckedState w14:val="2610" w14:font="MS Gothic"/>
-                </w14:checkbox>
-              </w:sdtPr>
-              <w:sdtEndPr/>
-              <w:sdtContent>
-                <w:r>
-                  <w:rPr>
-                    <w:rFonts w:ascii="MS Gothic" w:eastAsia="MS Gothic" w:hAnsi="MS Gothic" w:hint="eastAsia"/>
-                    <w:sz w:val="20"/>
-                    <w:szCs w:val="20"/>
-                  </w:rPr>
-                  <w:t>☐</w:t>
-                </w:r>
-              </w:sdtContent>
-            </w:sdt>
-          </w:p>
-        </w:tc>
-      </w:tr>
-      <w:tr>
-        <w:trPr>
-          <w:trHeight w:val="397"/>
-        </w:trPr>
-        <w:tc>
-          <w:tcPr>
-            <w:tcW w:w="8500" w:type="dxa"/>
-          </w:tcPr>
-          <w:p>
-            <w:pPr>
-              <w:rPr>
-                <w:sz w:val="20"/>
-                <w:szCs w:val="20"/>
-              </w:rPr>
-            </w:pPr>
-            <w:r>
-              <w:rPr>
-                <w:sz w:val="20"/>
-                <w:szCs w:val="20"/>
-              </w:rPr>
-              <w:t>Tags include ‘British Columbia’ and ‘Canada’</w:t>
-            </w:r>
-          </w:p>
-        </w:tc>
-        <w:tc>
-          <w:tcPr>
-            <w:tcW w:w="850" w:type="dxa"/>
-            <w:vAlign w:val="center"/>
-          </w:tcPr>
-          <w:p>
-            <w:pPr>
-              <w:jc w:val="center"/>
-              <w:rPr>
-                <w:sz w:val="20"/>
-                <w:szCs w:val="20"/>
-              </w:rPr>
-            </w:pPr>
-            <w:sdt>
-              <w:sdtPr>
-                <w:rPr>
-                  <w:sz w:val="20"/>
-                  <w:szCs w:val="20"/>
-                </w:rPr>
-                <w:id w:val="4641462"/>
-                <w14:checkbox>
-                  <w14:checked w14:val="0"/>
-                  <w14:checkedState w14:val="00FC" w14:font="Wingdings"/>
-                  <w14:uncheckedState w14:val="2610" w14:font="MS Gothic"/>
-                </w14:checkbox>
-              </w:sdtPr>
-              <w:sdtEndPr/>
-              <w:sdtContent>
-                <w:r>
-                  <w:rPr>
-                    <w:rFonts w:ascii="MS Gothic" w:eastAsia="MS Gothic" w:hAnsi="MS Gothic" w:hint="eastAsia"/>
-                    <w:sz w:val="20"/>
-                    <w:szCs w:val="20"/>
-                  </w:rPr>
-                  <w:t>☐</w:t>
-                </w:r>
-              </w:sdtContent>
-            </w:sdt>
-          </w:p>
-        </w:tc>
-      </w:tr>
-      <w:tr>
-        <w:trPr>
-          <w:trHeight w:val="397"/>
-        </w:trPr>
-        <w:tc>
-          <w:tcPr>
-            <w:tcW w:w="8500" w:type="dxa"/>
-          </w:tcPr>
-          <w:p>
-            <w:pPr>
-              <w:rPr>
-                <w:sz w:val="20"/>
-                <w:szCs w:val="20"/>
-              </w:rPr>
-            </w:pPr>
-            <w:r>
-              <w:rPr>
-                <w:sz w:val="20"/>
-                <w:szCs w:val="20"/>
-              </w:rPr>
-              <w:t xml:space="preserve">Tags include the same as on the related BC Data Catalogue metadata record for the data used in the </w:t>
-            </w:r>
-            <w:r>
-              <w:rPr>
-                <w:sz w:val="20"/>
-                <w:szCs w:val="20"/>
-              </w:rPr>
-              <w:t>application</w:t>
-            </w:r>
-          </w:p>
-        </w:tc>
-        <w:tc>
-          <w:tcPr>
-            <w:tcW w:w="850" w:type="dxa"/>
-            <w:vAlign w:val="center"/>
-          </w:tcPr>
-          <w:p>
-            <w:pPr>
-              <w:jc w:val="center"/>
-              <w:rPr>
-                <w:sz w:val="20"/>
-                <w:szCs w:val="20"/>
-              </w:rPr>
-            </w:pPr>
-            <w:sdt>
-              <w:sdtPr>
-                <w:rPr>
-                  <w:sz w:val="20"/>
-                  <w:szCs w:val="20"/>
-                </w:rPr>
-                <w:id w:val="107634301"/>
-                <w14:checkbox>
-                  <w14:checked w14:val="0"/>
-                  <w14:checkedState w14:val="00FC" w14:font="Wingdings"/>
-                  <w14:uncheckedState w14:val="2610" w14:font="MS Gothic"/>
-                </w14:checkbox>
-              </w:sdtPr>
-              <w:sdtEndPr/>
-              <w:sdtContent>
-                <w:r>
-                  <w:rPr>
-                    <w:rFonts w:ascii="MS Gothic" w:eastAsia="MS Gothic" w:hAnsi="MS Gothic" w:hint="eastAsia"/>
-                    <w:sz w:val="20"/>
-                    <w:szCs w:val="20"/>
-                  </w:rPr>
-                  <w:t>☐</w:t>
-                </w:r>
-              </w:sdtContent>
-            </w:sdt>
-          </w:p>
-        </w:tc>
-      </w:tr>
-      <w:tr>
-        <w:trPr>
-          <w:trHeight w:val="397"/>
-        </w:trPr>
-        <w:tc>
-          <w:tcPr>
-            <w:tcW w:w="8500" w:type="dxa"/>
-          </w:tcPr>
-          <w:p>
-            <w:pPr>
-              <w:rPr>
-                <w:sz w:val="20"/>
-                <w:szCs w:val="20"/>
-              </w:rPr>
-            </w:pPr>
-            <w:r>
-              <w:rPr>
-                <w:sz w:val="20"/>
-                <w:szCs w:val="20"/>
-              </w:rPr>
-              <w:t>Acknowledgements include the Ministry and the same ‘Published By’ as in the related data</w:t>
-            </w:r>
-          </w:p>
-        </w:tc>
-        <w:tc>
-          <w:tcPr>
-            <w:tcW w:w="850" w:type="dxa"/>
-            <w:vAlign w:val="center"/>
-          </w:tcPr>
-          <w:p>
-            <w:pPr>
-              <w:jc w:val="center"/>
-              <w:rPr>
-                <w:sz w:val="20"/>
-                <w:szCs w:val="20"/>
-              </w:rPr>
-            </w:pPr>
-            <w:sdt>
-              <w:sdtPr>
-                <w:rPr>
-                  <w:sz w:val="20"/>
-                  <w:szCs w:val="20"/>
-                </w:rPr>
-                <w:id w:val="1178003071"/>
-                <w14:checkbox>
-                  <w14:checked w14:val="0"/>
-                  <w14:checkedState w14:val="00FC" w14:font="Wingdings"/>
-                  <w14:uncheckedState w14:val="2610" w14:font="MS Gothic"/>
-                </w14:checkbox>
-              </w:sdtPr>
-              <w:sdtEndPr/>
-              <w:sdtContent>
-                <w:r>
-                  <w:rPr>
-                    <w:rFonts w:ascii="MS Gothic" w:eastAsia="MS Gothic" w:hAnsi="MS Gothic" w:hint="eastAsia"/>
-                    <w:sz w:val="20"/>
-                    <w:szCs w:val="20"/>
-                  </w:rPr>
-                  <w:t>☐</w:t>
-                </w:r>
-              </w:sdtContent>
-            </w:sdt>
-          </w:p>
-        </w:tc>
-      </w:tr>
-    </w:tbl>
-    <w:p>
-      <w:pPr>
-        <w:rPr>
-          <w:sz w:val="20"/>
-          <w:szCs w:val="20"/>
-        </w:rPr>
-      </w:pPr>
-    </w:p>
-    <w:tbl>
-      <w:tblPr>
-        <w:tblStyle w:val="TableGrid"/>
-        <w:tblW w:w="0" w:type="auto"/>
-        <w:tblLook w:val="04A0" w:firstRow="1" w:lastRow="0" w:firstColumn="1" w:lastColumn="0" w:noHBand="0" w:noVBand="1"/>
-      </w:tblPr>
-      <w:tblGrid>
-        <w:gridCol w:w="8500"/>
-        <w:gridCol w:w="850"/>
-      </w:tblGrid>
-      <w:tr>
-        <w:trPr>
-          <w:trHeight w:val="397"/>
-        </w:trPr>
-        <w:tc>
-          <w:tcPr>
-            <w:tcW w:w="8500" w:type="dxa"/>
-            <w:shd w:val="clear" w:color="auto" w:fill="95B3D7" w:themeFill="accent1" w:themeFillTint="99"/>
-            <w:vAlign w:val="center"/>
-          </w:tcPr>
-          <w:p>
-            <w:pPr>
-              <w:rPr>
-                <w:b/>
-                <w:bCs/>
-              </w:rPr>
-            </w:pPr>
-            <w:r>
-              <w:rPr>
-                <w:b/>
-                <w:bCs/>
-              </w:rPr>
-              <w:t xml:space="preserve">Item </w:t>
-            </w:r>
-            <w:r>
-              <w:rPr>
-                <w:b/>
-                <w:bCs/>
-                <w:szCs w:val="24"/>
-              </w:rPr>
-              <w:t>Details</w:t>
-            </w:r>
-            <w:r>
-              <w:rPr>
-                <w:b/>
-                <w:bCs/>
-              </w:rPr>
-              <w:t xml:space="preserve">: </w:t>
-            </w:r>
-            <w:r>
-              <w:rPr>
-                <w:b/>
-                <w:bCs/>
-              </w:rPr>
-              <w:t>Settings</w:t>
-            </w:r>
-          </w:p>
-        </w:tc>
-        <w:tc>
-          <w:tcPr>
-            <w:tcW w:w="850" w:type="dxa"/>
-            <w:shd w:val="clear" w:color="auto" w:fill="95B3D7" w:themeFill="accent1" w:themeFillTint="99"/>
-            <w:vAlign w:val="center"/>
-          </w:tcPr>
-          <w:p>
-            <w:pPr>
-              <w:jc w:val="center"/>
-              <w:rPr>
-                <w:b/>
-                <w:bCs/>
-              </w:rPr>
-            </w:pPr>
-          </w:p>
-        </w:tc>
-      </w:tr>
-      <w:tr>
-        <w:trPr>
-          <w:trHeight w:val="397"/>
-        </w:trPr>
-        <w:tc>
-          <w:tcPr>
-            <w:tcW w:w="8500" w:type="dxa"/>
-          </w:tcPr>
-          <w:p>
-            <w:pPr>
-              <w:rPr>
-                <w:sz w:val="20"/>
-                <w:szCs w:val="20"/>
-              </w:rPr>
-            </w:pPr>
-            <w:r>
-              <w:rPr>
-                <w:sz w:val="20"/>
-                <w:szCs w:val="20"/>
-              </w:rPr>
-              <w:t>Item is not marked as authoritative</w:t>
-            </w:r>
-          </w:p>
-        </w:tc>
-        <w:tc>
-          <w:tcPr>
-            <w:tcW w:w="850" w:type="dxa"/>
-            <w:vAlign w:val="center"/>
-          </w:tcPr>
-          <w:p>
-            <w:pPr>
-              <w:jc w:val="center"/>
-            </w:pPr>
-            <w:sdt>
-              <w:sdtPr>
-                <w:id w:val="-1404526183"/>
-                <w14:checkbox>
-                  <w14:checked w14:val="0"/>
-                  <w14:checkedState w14:val="00FC" w14:font="Wingdings"/>
-                  <w14:uncheckedState w14:val="2610" w14:font="MS Gothic"/>
-                </w14:checkbox>
-              </w:sdtPr>
-              <w:sdtEndPr/>
-              <w:sdtContent>
-                <w:r>
-                  <w:rPr>
-                    <w:rFonts w:ascii="MS Gothic" w:eastAsia="MS Gothic" w:hAnsi="MS Gothic" w:hint="eastAsia"/>
-                  </w:rPr>
-                  <w:t>☐</w:t>
-                </w:r>
-              </w:sdtContent>
-            </w:sdt>
-          </w:p>
-        </w:tc>
-      </w:tr>
-      <w:tr>
-        <w:trPr>
-          <w:trHeight w:val="397"/>
-        </w:trPr>
-        <w:tc>
-          <w:tcPr>
-            <w:tcW w:w="8500" w:type="dxa"/>
-          </w:tcPr>
-          <w:p>
-            <w:pPr>
-              <w:rPr>
-                <w:sz w:val="20"/>
-                <w:szCs w:val="20"/>
-              </w:rPr>
-            </w:pPr>
-            <w:r>
-              <w:rPr>
-                <w:sz w:val="20"/>
-                <w:szCs w:val="20"/>
-              </w:rPr>
-              <w:t>‘Application settings’ are appropriate based on map content</w:t>
-            </w:r>
-          </w:p>
-        </w:tc>
-        <w:tc>
-          <w:tcPr>
-            <w:tcW w:w="850" w:type="dxa"/>
-            <w:vAlign w:val="center"/>
-          </w:tcPr>
-          <w:p>
-            <w:pPr>
-              <w:jc w:val="center"/>
-            </w:pPr>
-            <w:sdt>
-              <w:sdtPr>
-                <w:id w:val="-956329256"/>
-                <w14:checkbox>
-                  <w14:checked w14:val="0"/>
-                  <w14:checkedState w14:val="00FC" w14:font="Wingdings"/>
-                  <w14:uncheckedState w14:val="2610" w14:font="MS Gothic"/>
-                </w14:checkbox>
-              </w:sdtPr>
-              <w:sdtEndPr/>
-              <w:sdtContent>
-                <w:r>
-                  <w:rPr>
-                    <w:rFonts w:ascii="MS Gothic" w:eastAsia="MS Gothic" w:hAnsi="MS Gothic" w:hint="eastAsia"/>
-                  </w:rPr>
-                  <w:t>☐</w:t>
-                </w:r>
-              </w:sdtContent>
-            </w:sdt>
-          </w:p>
-        </w:tc>
-      </w:tr>
-    </w:tbl>
-    <w:p>
-      <w:pPr>
-        <w:spacing w:line="271" w:lineRule="auto"/>
-        <w:rPr>
-          <w:rFonts w:ascii="BC Sans" w:hAnsi="BC Sans" w:cstheme="minorHAnsi"/>
-          <w:color w:val="000000" w:themeColor="text1"/>
-          <w:sz w:val="20"/>
-          <w:szCs w:val="20"/>
-        </w:rPr>
-      </w:pPr>
-    </w:p>
-    <w:tbl>
-      <w:tblPr>
-        <w:tblStyle w:val="TableGrid"/>
-        <w:tblW w:w="0" w:type="auto"/>
-        <w:tblLook w:val="04A0" w:firstRow="1" w:lastRow="0" w:firstColumn="1" w:lastColumn="0" w:noHBand="0" w:noVBand="1"/>
-      </w:tblPr>
-      <w:tblGrid>
-        <w:gridCol w:w="8500"/>
-        <w:gridCol w:w="850"/>
-      </w:tblGrid>
-      <w:tr>
-        <w:trPr>
-          <w:trHeight w:val="397"/>
-        </w:trPr>
-        <w:tc>
-          <w:tcPr>
-            <w:tcW w:w="8500" w:type="dxa"/>
-            <w:shd w:val="clear" w:color="auto" w:fill="95B3D7" w:themeFill="accent1" w:themeFillTint="99"/>
-            <w:vAlign w:val="center"/>
-          </w:tcPr>
-          <w:p>
-            <w:pPr>
-              <w:rPr>
-                <w:b/>
-                <w:bCs/>
-              </w:rPr>
-            </w:pPr>
-            <w:r>
-              <w:rPr>
-                <w:b/>
-                <w:bCs/>
-              </w:rPr>
-              <w:t>Application Design</w:t>
-            </w:r>
-          </w:p>
-        </w:tc>
-        <w:tc>
-          <w:tcPr>
-            <w:tcW w:w="850" w:type="dxa"/>
-            <w:shd w:val="clear" w:color="auto" w:fill="95B3D7" w:themeFill="accent1" w:themeFillTint="99"/>
-            <w:vAlign w:val="center"/>
-          </w:tcPr>
-          <w:p>
-            <w:pPr>
-              <w:jc w:val="center"/>
-              <w:rPr>
-                <w:b/>
-                <w:bCs/>
-              </w:rPr>
-            </w:pPr>
-          </w:p>
-        </w:tc>
-      </w:tr>
-      <w:tr>
-        <w:trPr>
-          <w:trHeight w:val="397"/>
-        </w:trPr>
-        <w:tc>
-          <w:tcPr>
-            <w:tcW w:w="8500" w:type="dxa"/>
-          </w:tcPr>
-          <w:p>
-            <w:pPr>
-              <w:rPr>
-                <w:sz w:val="20"/>
-                <w:szCs w:val="20"/>
-              </w:rPr>
-            </w:pPr>
-            <w:r>
-              <w:rPr>
-                <w:sz w:val="20"/>
-                <w:szCs w:val="20"/>
-              </w:rPr>
-              <w:t xml:space="preserve">Design </w:t>
-            </w:r>
-            <w:r>
-              <w:rPr>
-                <w:sz w:val="20"/>
-                <w:szCs w:val="20"/>
-              </w:rPr>
-              <w:t xml:space="preserve">aligns with the </w:t>
-            </w:r>
-            <w:hyperlink r:id="rId24" w:history="1">
-              <w:r>
-                <w:rPr>
-                  <w:rStyle w:val="Hyperlink"/>
-                  <w:sz w:val="20"/>
-                  <w:szCs w:val="20"/>
-                </w:rPr>
-                <w:t>BC Visual Identity Program</w:t>
-              </w:r>
-            </w:hyperlink>
-          </w:p>
-        </w:tc>
-        <w:tc>
-          <w:tcPr>
-            <w:tcW w:w="850" w:type="dxa"/>
-            <w:vAlign w:val="center"/>
-          </w:tcPr>
-          <w:p>
-            <w:pPr>
-              <w:jc w:val="center"/>
-              <w:rPr>
-                <w:sz w:val="20"/>
-                <w:szCs w:val="20"/>
-              </w:rPr>
-            </w:pPr>
-            <w:sdt>
-              <w:sdtPr>
-                <w:rPr>
-                  <w:sz w:val="20"/>
-                  <w:szCs w:val="20"/>
-                </w:rPr>
-                <w:id w:val="-1742853871"/>
-                <w14:checkbox>
-                  <w14:checked w14:val="0"/>
-                  <w14:checkedState w14:val="00FC" w14:font="Wingdings"/>
-                  <w14:uncheckedState w14:val="2610" w14:font="MS Gothic"/>
-                </w14:checkbox>
-              </w:sdtPr>
-              <w:sdtEndPr/>
-              <w:sdtContent>
-                <w:r>
-                  <w:rPr>
-                    <w:rFonts w:ascii="MS Gothic" w:eastAsia="MS Gothic" w:hAnsi="MS Gothic" w:hint="eastAsia"/>
-                    <w:sz w:val="20"/>
-                    <w:szCs w:val="20"/>
-                  </w:rPr>
-                  <w:t>☐</w:t>
-                </w:r>
-              </w:sdtContent>
-            </w:sdt>
-          </w:p>
-        </w:tc>
-      </w:tr>
-      <w:tr>
-        <w:trPr>
-          <w:trHeight w:val="397"/>
-        </w:trPr>
-        <w:tc>
-          <w:tcPr>
-            <w:tcW w:w="8500" w:type="dxa"/>
-          </w:tcPr>
-          <w:p>
-            <w:pPr>
-              <w:rPr>
-                <w:sz w:val="20"/>
-                <w:szCs w:val="20"/>
-              </w:rPr>
-            </w:pPr>
-            <w:r>
-              <w:rPr>
-                <w:sz w:val="20"/>
-                <w:szCs w:val="20"/>
-              </w:rPr>
-              <w:t xml:space="preserve">Content aligns with </w:t>
-            </w:r>
-            <w:hyperlink r:id="rId25" w:history="1">
-              <w:r>
-                <w:rPr>
-                  <w:rStyle w:val="Hyperlink"/>
-                  <w:sz w:val="20"/>
-                  <w:szCs w:val="20"/>
-                </w:rPr>
-                <w:t>Government web standard</w:t>
-              </w:r>
-              <w:r>
-                <w:rPr>
-                  <w:rStyle w:val="Hyperlink"/>
-                  <w:sz w:val="20"/>
-                  <w:szCs w:val="20"/>
-                </w:rPr>
-                <w:t>s</w:t>
-              </w:r>
-              <w:r>
-                <w:rPr>
-                  <w:rStyle w:val="Hyperlink"/>
-                  <w:sz w:val="20"/>
-                  <w:szCs w:val="20"/>
-                </w:rPr>
-                <w:t xml:space="preserve"> and guides</w:t>
-              </w:r>
-            </w:hyperlink>
-          </w:p>
-        </w:tc>
-        <w:tc>
-          <w:tcPr>
-            <w:tcW w:w="850" w:type="dxa"/>
-            <w:vAlign w:val="center"/>
-          </w:tcPr>
-          <w:p>
-            <w:pPr>
-              <w:jc w:val="center"/>
-              <w:rPr>
-                <w:sz w:val="20"/>
-                <w:szCs w:val="20"/>
-              </w:rPr>
-            </w:pPr>
-            <w:sdt>
-              <w:sdtPr>
-                <w:rPr>
-                  <w:sz w:val="20"/>
-                  <w:szCs w:val="20"/>
-                </w:rPr>
-                <w:id w:val="-1382392082"/>
-                <w14:checkbox>
-                  <w14:checked w14:val="0"/>
-                  <w14:checkedState w14:val="00FC" w14:font="Wingdings"/>
-                  <w14:uncheckedState w14:val="2610" w14:font="MS Gothic"/>
-                </w14:checkbox>
-              </w:sdtPr>
-              <w:sdtEndPr/>
-              <w:sdtContent>
-                <w:r>
-                  <w:rPr>
-                    <w:rFonts w:ascii="MS Gothic" w:eastAsia="MS Gothic" w:hAnsi="MS Gothic" w:hint="eastAsia"/>
-                    <w:sz w:val="20"/>
-                    <w:szCs w:val="20"/>
-                  </w:rPr>
-                  <w:t>☐</w:t>
-                </w:r>
-              </w:sdtContent>
-            </w:sdt>
-          </w:p>
-        </w:tc>
-      </w:tr>
-    </w:tbl>
-    <w:p>
-      <w:pPr>
-        <w:spacing w:line="271" w:lineRule="auto"/>
-        <w:rPr>
-          <w:rFonts w:ascii="BC Sans" w:hAnsi="BC Sans" w:cstheme="minorHAnsi"/>
-          <w:color w:val="000000" w:themeColor="text1"/>
-          <w:sz w:val="20"/>
-          <w:szCs w:val="20"/>
-        </w:rPr>
-      </w:pPr>
-    </w:p>
-    <w:p>
-      <w:pPr>
-        <w:spacing w:line="271" w:lineRule="auto"/>
-        <w:rPr>
-          <w:rFonts w:ascii="BC Sans" w:hAnsi="BC Sans" w:cstheme="minorHAnsi"/>
-          <w:color w:val="000000" w:themeColor="text1"/>
-          <w:sz w:val="20"/>
-          <w:szCs w:val="20"/>
-        </w:rPr>
-      </w:pPr>
-    </w:p>
     <w:sectPr>
-      <w:headerReference w:type="default" r:id="rId26"/>
-      <w:footerReference w:type="default" r:id="rId27"/>
+      <w:headerReference w:type="default" r:id="rId24"/>
+      <w:footerReference w:type="default" r:id="rId25"/>
       <w:pgSz w:w="12240" w:h="15840" w:code="1"/>
       <w:pgMar w:top="864" w:right="720" w:bottom="864" w:left="720" w:header="576" w:footer="576" w:gutter="0"/>
       <w:pgNumType w:start="1"/>
@@ -13150,56 +8522,6 @@
 </file>
 
 <file path=customXml/item1.xml><?xml version="1.0" encoding="utf-8"?>
-<b:Sources xmlns:b="http://schemas.openxmlformats.org/officeDocument/2006/bibliography" xmlns="http://schemas.openxmlformats.org/officeDocument/2006/bibliography" SelectedStyle="\APA.XSL" StyleName="APA"/>
-</file>
-
-<file path=customXml/item2.xml><?xml version="1.0" encoding="utf-8"?>
-<?mso-contentType ?>
-<spe:Receivers xmlns:spe="http://schemas.microsoft.com/sharepoint/events">
-  <Receiver>
-    <Name>Document ID Generator</Name>
-    <Synchronization>Synchronous</Synchronization>
-    <Type>10001</Type>
-    <SequenceNumber>1000</SequenceNumber>
-    <Assembly>Microsoft.Office.DocumentManagement, Version=14.0.0.0, Culture=neutral, PublicKeyToken=71e9bce111e9429c</Assembly>
-    <Class>Microsoft.Office.DocumentManagement.Internal.DocIdHandler</Class>
-    <Data/>
-    <Filter/>
-  </Receiver>
-  <Receiver>
-    <Name>Document ID Generator</Name>
-    <Synchronization>Synchronous</Synchronization>
-    <Type>10002</Type>
-    <SequenceNumber>1001</SequenceNumber>
-    <Assembly>Microsoft.Office.DocumentManagement, Version=14.0.0.0, Culture=neutral, PublicKeyToken=71e9bce111e9429c</Assembly>
-    <Class>Microsoft.Office.DocumentManagement.Internal.DocIdHandler</Class>
-    <Data/>
-    <Filter/>
-  </Receiver>
-  <Receiver>
-    <Name>Document ID Generator</Name>
-    <Synchronization>Synchronous</Synchronization>
-    <Type>10004</Type>
-    <SequenceNumber>1002</SequenceNumber>
-    <Assembly>Microsoft.Office.DocumentManagement, Version=14.0.0.0, Culture=neutral, PublicKeyToken=71e9bce111e9429c</Assembly>
-    <Class>Microsoft.Office.DocumentManagement.Internal.DocIdHandler</Class>
-    <Data/>
-    <Filter/>
-  </Receiver>
-  <Receiver>
-    <Name>Document ID Generator</Name>
-    <Synchronization>Synchronous</Synchronization>
-    <Type>10006</Type>
-    <SequenceNumber>1003</SequenceNumber>
-    <Assembly>Microsoft.Office.DocumentManagement, Version=14.0.0.0, Culture=neutral, PublicKeyToken=71e9bce111e9429c</Assembly>
-    <Class>Microsoft.Office.DocumentManagement.Internal.DocIdHandler</Class>
-    <Data/>
-    <Filter/>
-  </Receiver>
-</spe:Receivers>
-</file>
-
-<file path=customXml/item3.xml><?xml version="1.0" encoding="utf-8"?>
 <ct:contentTypeSchema xmlns:ct="http://schemas.microsoft.com/office/2006/metadata/contentType" xmlns:ma="http://schemas.microsoft.com/office/2006/metadata/properties/metaAttributes" ct:_="" ma:_="" ma:contentTypeName="Document" ma:contentTypeID="0x01010005F53318E09040429F768C23018FEFF5" ma:contentTypeVersion="1" ma:contentTypeDescription="Create a new document." ma:contentTypeScope="" ma:versionID="d4b48acb9a0aa1ae4853aba9b3ed9305">
   <xsd:schema xmlns:xsd="http://www.w3.org/2001/XMLSchema" xmlns:xs="http://www.w3.org/2001/XMLSchema" xmlns:p="http://schemas.microsoft.com/office/2006/metadata/properties" xmlns:ns2="9e25b213-8f24-4405-9f1d-114327f56599" targetNamespace="http://schemas.microsoft.com/office/2006/metadata/properties" ma:root="true" ma:fieldsID="bb97cc1e32c6514f37361c6d6151b2c4" ns2:_="">
     <xsd:import namespace="9e25b213-8f24-4405-9f1d-114327f56599"/>
@@ -13344,16 +8666,57 @@
 </ct:contentTypeSchema>
 </file>
 
-<file path=customXml/item4.xml><?xml version="1.0" encoding="utf-8"?>
+<file path=customXml/item2.xml><?xml version="1.0" encoding="utf-8"?>
 <?mso-contentType ?>
-<FormTemplates xmlns="http://schemas.microsoft.com/sharepoint/v3/contenttype/forms">
-  <Display>DocumentLibraryForm</Display>
-  <Edit>DocumentLibraryForm</Edit>
-  <New>DocumentLibraryForm</New>
-</FormTemplates>
+<spe:Receivers xmlns:spe="http://schemas.microsoft.com/sharepoint/events">
+  <Receiver>
+    <Name>Document ID Generator</Name>
+    <Synchronization>Synchronous</Synchronization>
+    <Type>10001</Type>
+    <SequenceNumber>1000</SequenceNumber>
+    <Assembly>Microsoft.Office.DocumentManagement, Version=14.0.0.0, Culture=neutral, PublicKeyToken=71e9bce111e9429c</Assembly>
+    <Class>Microsoft.Office.DocumentManagement.Internal.DocIdHandler</Class>
+    <Data/>
+    <Filter/>
+  </Receiver>
+  <Receiver>
+    <Name>Document ID Generator</Name>
+    <Synchronization>Synchronous</Synchronization>
+    <Type>10002</Type>
+    <SequenceNumber>1001</SequenceNumber>
+    <Assembly>Microsoft.Office.DocumentManagement, Version=14.0.0.0, Culture=neutral, PublicKeyToken=71e9bce111e9429c</Assembly>
+    <Class>Microsoft.Office.DocumentManagement.Internal.DocIdHandler</Class>
+    <Data/>
+    <Filter/>
+  </Receiver>
+  <Receiver>
+    <Name>Document ID Generator</Name>
+    <Synchronization>Synchronous</Synchronization>
+    <Type>10004</Type>
+    <SequenceNumber>1002</SequenceNumber>
+    <Assembly>Microsoft.Office.DocumentManagement, Version=14.0.0.0, Culture=neutral, PublicKeyToken=71e9bce111e9429c</Assembly>
+    <Class>Microsoft.Office.DocumentManagement.Internal.DocIdHandler</Class>
+    <Data/>
+    <Filter/>
+  </Receiver>
+  <Receiver>
+    <Name>Document ID Generator</Name>
+    <Synchronization>Synchronous</Synchronization>
+    <Type>10006</Type>
+    <SequenceNumber>1003</SequenceNumber>
+    <Assembly>Microsoft.Office.DocumentManagement, Version=14.0.0.0, Culture=neutral, PublicKeyToken=71e9bce111e9429c</Assembly>
+    <Class>Microsoft.Office.DocumentManagement.Internal.DocIdHandler</Class>
+    <Data/>
+    <Filter/>
+  </Receiver>
+</spe:Receivers>
 </file>
 
-<file path=customXml/item5.xml><?xml version="1.0" encoding="utf-8"?>
+<file path=customXml/item3.xml><?xml version="1.0" encoding="utf-8"?>
+<b:Sources xmlns:b="http://schemas.openxmlformats.org/officeDocument/2006/bibliography" xmlns="http://schemas.openxmlformats.org/officeDocument/2006/bibliography" SelectedStyle="\APA.XSL" StyleName="APA"/>
+</file>
+
+<file path=customXml/item4.xml><?xml version="1.0" encoding="utf-8"?>
 <p:properties xmlns:p="http://schemas.microsoft.com/office/2006/metadata/properties" xmlns:xsi="http://www.w3.org/2001/XMLSchema-instance">
   <documentManagement>
     <_dlc_DocId xmlns="9e25b213-8f24-4405-9f1d-114327f56599">VSRJE7377HCP-293-53</_dlc_DocId>
@@ -13365,23 +8728,16 @@
 </p:properties>
 </file>
 
-<file path=customXml/itemProps1.xml><?xml version="1.0" encoding="utf-8"?>
-<ds:datastoreItem xmlns:ds="http://schemas.openxmlformats.org/officeDocument/2006/customXml" ds:itemID="{DEBCA6A8-E506-4798-BB71-FDB1D85E1F3E}">
-  <ds:schemaRefs>
-    <ds:schemaRef ds:uri="http://schemas.openxmlformats.org/officeDocument/2006/bibliography"/>
-  </ds:schemaRefs>
-</ds:datastoreItem>
+<file path=customXml/item5.xml><?xml version="1.0" encoding="utf-8"?>
+<?mso-contentType ?>
+<FormTemplates xmlns="http://schemas.microsoft.com/sharepoint/v3/contenttype/forms">
+  <Display>DocumentLibraryForm</Display>
+  <Edit>DocumentLibraryForm</Edit>
+  <New>DocumentLibraryForm</New>
+</FormTemplates>
 </file>
 
-<file path=customXml/itemProps2.xml><?xml version="1.0" encoding="utf-8"?>
-<ds:datastoreItem xmlns:ds="http://schemas.openxmlformats.org/officeDocument/2006/customXml" ds:itemID="{9753AC55-4CBF-4310-9C57-A080F628D7AB}">
-  <ds:schemaRefs>
-    <ds:schemaRef ds:uri="http://schemas.microsoft.com/sharepoint/events"/>
-  </ds:schemaRefs>
-</ds:datastoreItem>
-</file>
-
-<file path=customXml/itemProps3.xml><?xml version="1.0" encoding="utf-8"?>
+<file path=customXml/itemProps1.xml><?xml version="1.0" encoding="utf-8"?>
 <ds:datastoreItem xmlns:ds="http://schemas.openxmlformats.org/officeDocument/2006/customXml" ds:itemID="{7830D8E5-41D2-47E5-A4D6-EF615B248749}">
   <ds:schemaRefs>
     <ds:schemaRef ds:uri="http://schemas.microsoft.com/office/2006/metadata/contentType"/>
@@ -13399,19 +8755,35 @@
 </ds:datastoreItem>
 </file>
 
-<file path=customXml/itemProps4.xml><?xml version="1.0" encoding="utf-8"?>
-<ds:datastoreItem xmlns:ds="http://schemas.openxmlformats.org/officeDocument/2006/customXml" ds:itemID="{ABA8E140-4782-4963-9EA7-C6B91DC33F25}">
+<file path=customXml/itemProps2.xml><?xml version="1.0" encoding="utf-8"?>
+<ds:datastoreItem xmlns:ds="http://schemas.openxmlformats.org/officeDocument/2006/customXml" ds:itemID="{9753AC55-4CBF-4310-9C57-A080F628D7AB}">
   <ds:schemaRefs>
-    <ds:schemaRef ds:uri="http://schemas.microsoft.com/sharepoint/v3/contenttype/forms"/>
+    <ds:schemaRef ds:uri="http://schemas.microsoft.com/sharepoint/events"/>
   </ds:schemaRefs>
 </ds:datastoreItem>
 </file>
 
-<file path=customXml/itemProps5.xml><?xml version="1.0" encoding="utf-8"?>
+<file path=customXml/itemProps3.xml><?xml version="1.0" encoding="utf-8"?>
+<ds:datastoreItem xmlns:ds="http://schemas.openxmlformats.org/officeDocument/2006/customXml" ds:itemID="{DEBCA6A8-E506-4798-BB71-FDB1D85E1F3E}">
+  <ds:schemaRefs>
+    <ds:schemaRef ds:uri="http://schemas.openxmlformats.org/officeDocument/2006/bibliography"/>
+  </ds:schemaRefs>
+</ds:datastoreItem>
+</file>
+
+<file path=customXml/itemProps4.xml><?xml version="1.0" encoding="utf-8"?>
 <ds:datastoreItem xmlns:ds="http://schemas.openxmlformats.org/officeDocument/2006/customXml" ds:itemID="{4F5D3724-6051-43D4-B027-56200022B05B}">
   <ds:schemaRefs>
     <ds:schemaRef ds:uri="http://schemas.microsoft.com/office/2006/metadata/properties"/>
     <ds:schemaRef ds:uri="9e25b213-8f24-4405-9f1d-114327f56599"/>
   </ds:schemaRefs>
 </ds:datastoreItem>
+</file>
+
+<file path=customXml/itemProps5.xml><?xml version="1.0" encoding="utf-8"?>
+<ds:datastoreItem xmlns:ds="http://schemas.openxmlformats.org/officeDocument/2006/customXml" ds:itemID="{ABA8E140-4782-4963-9EA7-C6B91DC33F25}">
+  <ds:schemaRefs>
+    <ds:schemaRef ds:uri="http://schemas.microsoft.com/sharepoint/v3/contenttype/forms"/>
+  </ds:schemaRefs>
+</ds:datastoreItem>
 </file>